--- a/2 курс/Алгоритмы и структуры данных/P3206.Пчелкин Илья Игоревич.EFGH.docx
+++ b/2 курс/Алгоритмы и структуры данных/P3206.Пчелкин Илья Игоревич.EFGH.docx
@@ -6,7 +6,7 @@
       <w:pPr>
         <w:jc w:val="center"/>
         <w:rPr>
-          <w:rFonts w:cs="Times New Roman"/>
+          <w:rFonts w:ascii="Times New Roman" w:hAnsi="Times New Roman" w:cs="Times New Roman"/>
           <w:b/>
           <w:bCs/>
           <w:shd w:val="clear" w:color="auto" w:fill="FFFFFF"/>
@@ -14,7 +14,7 @@
       </w:pPr>
       <w:r>
         <w:rPr>
-          <w:rFonts w:cs="Times New Roman"/>
+          <w:rFonts w:ascii="Times New Roman" w:hAnsi="Times New Roman" w:cs="Times New Roman"/>
           <w:b/>
           <w:bCs/>
           <w:shd w:val="clear" w:color="auto" w:fill="FFFFFF"/>
@@ -26,12 +26,12 @@
       <w:pPr>
         <w:jc w:val="center"/>
         <w:rPr>
-          <w:rFonts w:eastAsia="Times New Roman" w:cs="Times New Roman"/>
+          <w:rFonts w:ascii="Times New Roman" w:eastAsia="Times New Roman" w:hAnsi="Times New Roman" w:cs="Times New Roman"/>
         </w:rPr>
       </w:pPr>
       <w:r>
         <w:rPr>
-          <w:rFonts w:eastAsia="Times New Roman" w:cs="Times New Roman"/>
+          <w:rFonts w:ascii="Times New Roman" w:eastAsia="Times New Roman" w:hAnsi="Times New Roman" w:cs="Times New Roman"/>
         </w:rPr>
         <w:t>Факультет программной инженерии и компьютерной техники</w:t>
       </w:r>
@@ -40,7 +40,7 @@
       <w:pPr>
         <w:jc w:val="center"/>
         <w:rPr>
-          <w:rFonts w:eastAsia="Times New Roman" w:cs="Times New Roman"/>
+          <w:rFonts w:ascii="Times New Roman" w:eastAsia="Times New Roman" w:hAnsi="Times New Roman" w:cs="Times New Roman"/>
         </w:rPr>
       </w:pPr>
     </w:p>
@@ -48,7 +48,7 @@
       <w:pPr>
         <w:jc w:val="center"/>
         <w:rPr>
-          <w:rFonts w:eastAsia="Times New Roman" w:cs="Times New Roman"/>
+          <w:rFonts w:ascii="Times New Roman" w:eastAsia="Times New Roman" w:hAnsi="Times New Roman" w:cs="Times New Roman"/>
         </w:rPr>
       </w:pPr>
     </w:p>
@@ -56,7 +56,7 @@
       <w:pPr>
         <w:jc w:val="center"/>
         <w:rPr>
-          <w:rFonts w:eastAsia="Times New Roman" w:cs="Times New Roman"/>
+          <w:rFonts w:ascii="Times New Roman" w:eastAsia="Times New Roman" w:hAnsi="Times New Roman" w:cs="Times New Roman"/>
         </w:rPr>
       </w:pPr>
     </w:p>
@@ -64,7 +64,7 @@
       <w:pPr>
         <w:jc w:val="center"/>
         <w:rPr>
-          <w:rFonts w:eastAsia="Times New Roman" w:cs="Times New Roman"/>
+          <w:rFonts w:ascii="Times New Roman" w:eastAsia="Times New Roman" w:hAnsi="Times New Roman" w:cs="Times New Roman"/>
         </w:rPr>
       </w:pPr>
     </w:p>
@@ -72,7 +72,7 @@
       <w:pPr>
         <w:jc w:val="center"/>
         <w:rPr>
-          <w:rFonts w:eastAsia="Times New Roman" w:cs="Times New Roman"/>
+          <w:rFonts w:ascii="Times New Roman" w:eastAsia="Times New Roman" w:hAnsi="Times New Roman" w:cs="Times New Roman"/>
         </w:rPr>
       </w:pPr>
     </w:p>
@@ -80,7 +80,7 @@
       <w:pPr>
         <w:jc w:val="center"/>
         <w:rPr>
-          <w:rFonts w:eastAsia="Times New Roman" w:cs="Times New Roman"/>
+          <w:rFonts w:ascii="Times New Roman" w:eastAsia="Times New Roman" w:hAnsi="Times New Roman" w:cs="Times New Roman"/>
         </w:rPr>
       </w:pPr>
     </w:p>
@@ -88,14 +88,14 @@
       <w:pPr>
         <w:jc w:val="center"/>
         <w:rPr>
-          <w:rFonts w:eastAsia="Times New Roman" w:cs="Times New Roman"/>
+          <w:rFonts w:ascii="Times New Roman" w:eastAsia="Times New Roman" w:hAnsi="Times New Roman" w:cs="Times New Roman"/>
         </w:rPr>
       </w:pPr>
     </w:p>
     <w:p>
       <w:pPr>
         <w:rPr>
-          <w:rFonts w:eastAsia="Times New Roman" w:cs="Times New Roman"/>
+          <w:rFonts w:ascii="Times New Roman" w:eastAsia="Times New Roman" w:hAnsi="Times New Roman" w:cs="Times New Roman"/>
           <w:b/>
           <w:bCs/>
         </w:rPr>
@@ -105,14 +105,14 @@
       <w:pPr>
         <w:jc w:val="center"/>
         <w:rPr>
-          <w:rFonts w:eastAsia="Times New Roman" w:cs="Times New Roman"/>
+          <w:rFonts w:ascii="Times New Roman" w:eastAsia="Times New Roman" w:hAnsi="Times New Roman" w:cs="Times New Roman"/>
           <w:b/>
           <w:bCs/>
         </w:rPr>
       </w:pPr>
       <w:r>
         <w:rPr>
-          <w:rFonts w:eastAsia="Times New Roman" w:cs="Times New Roman"/>
+          <w:rFonts w:ascii="Times New Roman" w:eastAsia="Times New Roman" w:hAnsi="Times New Roman" w:cs="Times New Roman"/>
           <w:b/>
           <w:bCs/>
         </w:rPr>
@@ -125,7 +125,7 @@
         <w:jc w:val="center"/>
         <w:textAlignment w:val="auto"/>
         <w:rPr>
-          <w:rFonts w:ascii="Arial" w:eastAsia="Times New Roman" w:hAnsi="Arial" w:cs="Arial"/>
+          <w:rFonts w:ascii="Times New Roman" w:eastAsia="Times New Roman" w:hAnsi="Times New Roman" w:cs="Times New Roman"/>
           <w:b/>
           <w:bCs/>
           <w:kern w:val="0"/>
@@ -136,7 +136,7 @@
       </w:pPr>
       <w:r>
         <w:rPr>
-          <w:rFonts w:eastAsia="Times New Roman" w:cs="Times New Roman"/>
+          <w:rFonts w:ascii="Times New Roman" w:eastAsia="Times New Roman" w:hAnsi="Times New Roman" w:cs="Times New Roman"/>
           <w:b/>
           <w:bCs/>
         </w:rPr>
@@ -144,6 +144,7 @@
       </w:r>
       <w:r>
         <w:rPr>
+          <w:rFonts w:ascii="Times New Roman" w:hAnsi="Times New Roman" w:cs="Times New Roman"/>
           <w:b/>
           <w:bCs/>
         </w:rPr>
@@ -151,18 +152,17 @@
       </w:r>
       <w:r>
         <w:rPr>
-          <w:rFonts w:ascii="Arial" w:eastAsia="Times New Roman" w:hAnsi="Arial" w:cs="Arial"/>
+          <w:rFonts w:ascii="Times New Roman" w:eastAsia="Times New Roman" w:hAnsi="Times New Roman" w:cs="Times New Roman"/>
           <w:b/>
           <w:bCs/>
           <w:kern w:val="0"/>
-          <w:sz w:val="20"/>
-          <w:szCs w:val="20"/>
           <w:lang w:eastAsia="ru-RU" w:bidi="ar-SA"/>
         </w:rPr>
         <w:t>Сортировка</w:t>
       </w:r>
       <w:r>
         <w:rPr>
+          <w:rFonts w:ascii="Times New Roman" w:hAnsi="Times New Roman" w:cs="Times New Roman"/>
           <w:b/>
           <w:bCs/>
         </w:rPr>
@@ -173,98 +173,98 @@
       <w:pPr>
         <w:jc w:val="center"/>
         <w:rPr>
-          <w:rFonts w:cs="Times New Roman"/>
+          <w:rFonts w:ascii="Times New Roman" w:hAnsi="Times New Roman" w:cs="Times New Roman"/>
         </w:rPr>
       </w:pPr>
     </w:p>
     <w:p>
       <w:pPr>
         <w:rPr>
-          <w:rFonts w:cs="Times New Roman"/>
+          <w:rFonts w:ascii="Times New Roman" w:hAnsi="Times New Roman" w:cs="Times New Roman"/>
         </w:rPr>
       </w:pPr>
     </w:p>
     <w:p>
       <w:pPr>
         <w:rPr>
-          <w:rFonts w:cs="Times New Roman"/>
+          <w:rFonts w:ascii="Times New Roman" w:hAnsi="Times New Roman" w:cs="Times New Roman"/>
         </w:rPr>
       </w:pPr>
     </w:p>
     <w:p>
       <w:pPr>
         <w:rPr>
-          <w:rFonts w:cs="Times New Roman"/>
+          <w:rFonts w:ascii="Times New Roman" w:hAnsi="Times New Roman" w:cs="Times New Roman"/>
         </w:rPr>
       </w:pPr>
     </w:p>
     <w:p>
       <w:pPr>
         <w:rPr>
-          <w:rFonts w:cs="Times New Roman"/>
+          <w:rFonts w:ascii="Times New Roman" w:hAnsi="Times New Roman" w:cs="Times New Roman"/>
         </w:rPr>
       </w:pPr>
     </w:p>
     <w:p>
       <w:pPr>
         <w:rPr>
-          <w:rFonts w:cs="Times New Roman"/>
+          <w:rFonts w:ascii="Times New Roman" w:hAnsi="Times New Roman" w:cs="Times New Roman"/>
         </w:rPr>
       </w:pPr>
     </w:p>
     <w:p>
       <w:pPr>
         <w:rPr>
-          <w:rFonts w:cs="Times New Roman"/>
+          <w:rFonts w:ascii="Times New Roman" w:hAnsi="Times New Roman" w:cs="Times New Roman"/>
         </w:rPr>
       </w:pPr>
     </w:p>
     <w:p>
       <w:pPr>
         <w:rPr>
-          <w:rFonts w:cs="Times New Roman"/>
+          <w:rFonts w:ascii="Times New Roman" w:hAnsi="Times New Roman" w:cs="Times New Roman"/>
         </w:rPr>
       </w:pPr>
     </w:p>
     <w:p>
       <w:pPr>
         <w:rPr>
-          <w:rFonts w:cs="Times New Roman"/>
+          <w:rFonts w:ascii="Times New Roman" w:hAnsi="Times New Roman" w:cs="Times New Roman"/>
         </w:rPr>
       </w:pPr>
     </w:p>
     <w:p>
       <w:pPr>
         <w:rPr>
-          <w:rFonts w:cs="Times New Roman"/>
+          <w:rFonts w:ascii="Times New Roman" w:hAnsi="Times New Roman" w:cs="Times New Roman"/>
         </w:rPr>
       </w:pPr>
     </w:p>
     <w:p>
       <w:pPr>
         <w:rPr>
-          <w:rFonts w:cs="Times New Roman"/>
+          <w:rFonts w:ascii="Times New Roman" w:hAnsi="Times New Roman" w:cs="Times New Roman"/>
         </w:rPr>
       </w:pPr>
     </w:p>
     <w:p>
       <w:pPr>
         <w:rPr>
-          <w:rFonts w:cs="Times New Roman"/>
+          <w:rFonts w:ascii="Times New Roman" w:hAnsi="Times New Roman" w:cs="Times New Roman"/>
         </w:rPr>
       </w:pPr>
     </w:p>
     <w:p>
       <w:pPr>
         <w:rPr>
-          <w:rFonts w:cs="Times New Roman"/>
+          <w:rFonts w:ascii="Times New Roman" w:hAnsi="Times New Roman" w:cs="Times New Roman"/>
         </w:rPr>
       </w:pPr>
     </w:p>
     <w:p>
       <w:pPr>
         <w:rPr>
-          <w:rFonts w:cs="Times New Roman"/>
+          <w:rFonts w:ascii="Times New Roman" w:hAnsi="Times New Roman" w:cs="Times New Roman"/>
         </w:rPr>
       </w:pPr>
     </w:p>
@@ -273,12 +273,12 @@
         <w:ind w:left="5812"/>
         <w:jc w:val="right"/>
         <w:rPr>
-          <w:rFonts w:cs="Times New Roman"/>
+          <w:rFonts w:ascii="Times New Roman" w:hAnsi="Times New Roman" w:cs="Times New Roman"/>
         </w:rPr>
       </w:pPr>
       <w:r>
         <w:rPr>
-          <w:rFonts w:cs="Times New Roman"/>
+          <w:rFonts w:ascii="Times New Roman" w:hAnsi="Times New Roman" w:cs="Times New Roman"/>
         </w:rPr>
         <w:t>Выполнил:</w:t>
       </w:r>
@@ -288,12 +288,12 @@
         <w:ind w:left="5812"/>
         <w:jc w:val="right"/>
         <w:rPr>
-          <w:rFonts w:cs="Times New Roman"/>
+          <w:rFonts w:ascii="Times New Roman" w:hAnsi="Times New Roman" w:cs="Times New Roman"/>
         </w:rPr>
       </w:pPr>
       <w:r>
         <w:rPr>
-          <w:rFonts w:cs="Times New Roman"/>
+          <w:rFonts w:ascii="Times New Roman" w:hAnsi="Times New Roman" w:cs="Times New Roman"/>
         </w:rPr>
         <w:t>Пчелкин Илья Игоревич</w:t>
       </w:r>
@@ -303,12 +303,12 @@
         <w:ind w:left="5812"/>
         <w:jc w:val="right"/>
         <w:rPr>
-          <w:rFonts w:cs="Times New Roman"/>
+          <w:rFonts w:ascii="Times New Roman" w:hAnsi="Times New Roman" w:cs="Times New Roman"/>
         </w:rPr>
       </w:pPr>
       <w:r>
         <w:rPr>
-          <w:rFonts w:cs="Times New Roman"/>
+          <w:rFonts w:ascii="Times New Roman" w:hAnsi="Times New Roman" w:cs="Times New Roman"/>
         </w:rPr>
         <w:t>Группа № P3206</w:t>
       </w:r>
@@ -318,26 +318,14 @@
         <w:ind w:left="5812"/>
         <w:jc w:val="right"/>
         <w:rPr>
-          <w:rFonts w:cs="Times New Roman"/>
+          <w:rFonts w:ascii="Times New Roman" w:hAnsi="Times New Roman" w:cs="Times New Roman"/>
         </w:rPr>
       </w:pPr>
       <w:r>
         <w:rPr>
-          <w:rFonts w:cs="Times New Roman"/>
-        </w:rPr>
-        <w:t>Преподавател</w:t>
-      </w:r>
-      <w:r>
-        <w:rPr>
-          <w:rFonts w:cs="Times New Roman"/>
-        </w:rPr>
-        <w:t>ь</w:t>
-      </w:r>
-      <w:r>
-        <w:rPr>
-          <w:rFonts w:cs="Times New Roman"/>
-        </w:rPr>
-        <w:t>:</w:t>
+          <w:rFonts w:ascii="Times New Roman" w:hAnsi="Times New Roman" w:cs="Times New Roman"/>
+        </w:rPr>
+        <w:t>Преподаватель:</w:t>
       </w:r>
     </w:p>
     <w:p>
@@ -345,12 +333,12 @@
         <w:ind w:left="5812"/>
         <w:jc w:val="right"/>
         <w:rPr>
-          <w:rFonts w:cs="Times New Roman"/>
+          <w:rFonts w:ascii="Times New Roman" w:hAnsi="Times New Roman" w:cs="Times New Roman"/>
         </w:rPr>
       </w:pPr>
       <w:r>
         <w:rPr>
-          <w:rFonts w:cs="Times New Roman"/>
+          <w:rFonts w:ascii="Times New Roman" w:hAnsi="Times New Roman" w:cs="Times New Roman"/>
         </w:rPr>
         <w:t>Косяков М.С</w:t>
       </w:r>
@@ -362,7 +350,7 @@
         </w:tabs>
         <w:jc w:val="right"/>
         <w:rPr>
-          <w:rFonts w:cs="Times New Roman"/>
+          <w:rFonts w:ascii="Times New Roman" w:hAnsi="Times New Roman" w:cs="Times New Roman"/>
         </w:rPr>
       </w:pPr>
     </w:p>
@@ -372,7 +360,7 @@
           <w:tab w:val="left" w:pos="5977"/>
         </w:tabs>
         <w:rPr>
-          <w:rFonts w:cs="Times New Roman"/>
+          <w:rFonts w:ascii="Times New Roman" w:hAnsi="Times New Roman" w:cs="Times New Roman"/>
         </w:rPr>
       </w:pPr>
     </w:p>
@@ -382,7 +370,7 @@
           <w:tab w:val="left" w:pos="5977"/>
         </w:tabs>
         <w:rPr>
-          <w:rFonts w:cs="Times New Roman"/>
+          <w:rFonts w:ascii="Times New Roman" w:hAnsi="Times New Roman" w:cs="Times New Roman"/>
         </w:rPr>
       </w:pPr>
     </w:p>
@@ -392,7 +380,7 @@
           <w:tab w:val="left" w:pos="5977"/>
         </w:tabs>
         <w:rPr>
-          <w:rFonts w:cs="Times New Roman"/>
+          <w:rFonts w:ascii="Times New Roman" w:hAnsi="Times New Roman" w:cs="Times New Roman"/>
         </w:rPr>
       </w:pPr>
     </w:p>
@@ -402,7 +390,7 @@
           <w:tab w:val="left" w:pos="5977"/>
         </w:tabs>
         <w:rPr>
-          <w:rFonts w:cs="Times New Roman"/>
+          <w:rFonts w:ascii="Times New Roman" w:hAnsi="Times New Roman" w:cs="Times New Roman"/>
         </w:rPr>
       </w:pPr>
     </w:p>
@@ -412,7 +400,7 @@
           <w:tab w:val="left" w:pos="5977"/>
         </w:tabs>
         <w:rPr>
-          <w:rFonts w:cs="Times New Roman"/>
+          <w:rFonts w:ascii="Times New Roman" w:hAnsi="Times New Roman" w:cs="Times New Roman"/>
         </w:rPr>
       </w:pPr>
     </w:p>
@@ -422,7 +410,7 @@
           <w:tab w:val="left" w:pos="5977"/>
         </w:tabs>
         <w:rPr>
-          <w:rFonts w:cs="Times New Roman"/>
+          <w:rFonts w:ascii="Times New Roman" w:hAnsi="Times New Roman" w:cs="Times New Roman"/>
         </w:rPr>
       </w:pPr>
     </w:p>
@@ -432,7 +420,7 @@
           <w:tab w:val="left" w:pos="5977"/>
         </w:tabs>
         <w:rPr>
-          <w:rFonts w:cs="Times New Roman"/>
+          <w:rFonts w:ascii="Times New Roman" w:hAnsi="Times New Roman" w:cs="Times New Roman"/>
         </w:rPr>
       </w:pPr>
     </w:p>
@@ -442,7 +430,7 @@
           <w:tab w:val="left" w:pos="5977"/>
         </w:tabs>
         <w:rPr>
-          <w:rFonts w:cs="Times New Roman"/>
+          <w:rFonts w:ascii="Times New Roman" w:hAnsi="Times New Roman" w:cs="Times New Roman"/>
         </w:rPr>
       </w:pPr>
     </w:p>
@@ -452,7 +440,7 @@
           <w:tab w:val="left" w:pos="5977"/>
         </w:tabs>
         <w:rPr>
-          <w:rFonts w:cs="Times New Roman"/>
+          <w:rFonts w:ascii="Times New Roman" w:hAnsi="Times New Roman" w:cs="Times New Roman"/>
         </w:rPr>
       </w:pPr>
     </w:p>
@@ -462,7 +450,7 @@
           <w:tab w:val="left" w:pos="5977"/>
         </w:tabs>
         <w:rPr>
-          <w:rFonts w:cs="Times New Roman"/>
+          <w:rFonts w:ascii="Times New Roman" w:hAnsi="Times New Roman" w:cs="Times New Roman"/>
         </w:rPr>
       </w:pPr>
     </w:p>
@@ -472,7 +460,7 @@
           <w:tab w:val="left" w:pos="5977"/>
         </w:tabs>
         <w:rPr>
-          <w:rFonts w:cs="Times New Roman"/>
+          <w:rFonts w:ascii="Times New Roman" w:hAnsi="Times New Roman" w:cs="Times New Roman"/>
         </w:rPr>
       </w:pPr>
     </w:p>
@@ -482,7 +470,7 @@
           <w:tab w:val="left" w:pos="5977"/>
         </w:tabs>
         <w:rPr>
-          <w:rFonts w:cs="Times New Roman"/>
+          <w:rFonts w:ascii="Times New Roman" w:hAnsi="Times New Roman" w:cs="Times New Roman"/>
         </w:rPr>
       </w:pPr>
     </w:p>
@@ -492,7 +480,7 @@
           <w:tab w:val="left" w:pos="5977"/>
         </w:tabs>
         <w:rPr>
-          <w:rFonts w:cs="Times New Roman"/>
+          <w:rFonts w:ascii="Times New Roman" w:hAnsi="Times New Roman" w:cs="Times New Roman"/>
         </w:rPr>
       </w:pPr>
     </w:p>
@@ -502,14 +490,14 @@
           <w:tab w:val="left" w:pos="5977"/>
         </w:tabs>
         <w:rPr>
-          <w:rFonts w:cs="Times New Roman"/>
+          <w:rFonts w:ascii="Times New Roman" w:hAnsi="Times New Roman" w:cs="Times New Roman"/>
         </w:rPr>
       </w:pPr>
     </w:p>
     <w:p>
       <w:pPr>
         <w:rPr>
-          <w:rFonts w:cs="Times New Roman"/>
+          <w:rFonts w:ascii="Times New Roman" w:hAnsi="Times New Roman" w:cs="Times New Roman"/>
         </w:rPr>
       </w:pPr>
     </w:p>
@@ -517,7 +505,7 @@
       <w:pPr>
         <w:jc w:val="center"/>
         <w:rPr>
-          <w:rFonts w:cs="Times New Roman"/>
+          <w:rFonts w:ascii="Times New Roman" w:hAnsi="Times New Roman" w:cs="Times New Roman"/>
         </w:rPr>
       </w:pPr>
     </w:p>
@@ -525,7 +513,7 @@
       <w:pPr>
         <w:jc w:val="center"/>
         <w:rPr>
-          <w:rFonts w:cs="Times New Roman"/>
+          <w:rFonts w:ascii="Times New Roman" w:hAnsi="Times New Roman" w:cs="Times New Roman"/>
         </w:rPr>
       </w:pPr>
     </w:p>
@@ -533,7 +521,7 @@
       <w:pPr>
         <w:jc w:val="center"/>
         <w:rPr>
-          <w:rFonts w:cs="Times New Roman"/>
+          <w:rFonts w:ascii="Times New Roman" w:hAnsi="Times New Roman" w:cs="Times New Roman"/>
         </w:rPr>
       </w:pPr>
     </w:p>
@@ -541,25 +529,19 @@
       <w:pPr>
         <w:jc w:val="center"/>
         <w:rPr>
-          <w:rFonts w:cs="Times New Roman"/>
+          <w:rFonts w:ascii="Times New Roman" w:hAnsi="Times New Roman" w:cs="Times New Roman"/>
         </w:rPr>
       </w:pPr>
       <w:r>
         <w:rPr>
-          <w:rFonts w:cs="Times New Roman"/>
-        </w:rPr>
-        <w:t>Санкт-Петербург 202</w:t>
-      </w:r>
-      <w:r>
-        <w:rPr>
-          <w:rFonts w:cs="Times New Roman"/>
-        </w:rPr>
-        <w:t>6</w:t>
+          <w:rFonts w:ascii="Times New Roman" w:hAnsi="Times New Roman" w:cs="Times New Roman"/>
+        </w:rPr>
+        <w:t>Санкт-Петербург 2026</w:t>
       </w:r>
     </w:p>
     <w:p>
       <w:pPr>
-        <w:pStyle w:val="2"/>
+        <w:pStyle w:val="1"/>
       </w:pPr>
       <w:r>
         <w:lastRenderedPageBreak/>
@@ -2567,36 +2549,19 @@
     </w:p>
     <w:p>
       <w:pPr>
-        <w:rPr>
-          <w:rFonts w:asciiTheme="majorHAnsi" w:eastAsiaTheme="majorEastAsia" w:hAnsiTheme="majorHAnsi" w:cstheme="majorBidi"/>
-          <w:color w:val="0F4761" w:themeColor="accent1" w:themeShade="BF"/>
-          <w:sz w:val="32"/>
-          <w:szCs w:val="32"/>
-          <w:lang w:val="en-US" w:eastAsia="en-US" w:bidi="ar-SA"/>
-          <w14:ligatures w14:val="standardContextual"/>
+        <w:pStyle w:val="1"/>
+        <w:rPr>
+          <w:lang w:val="en-US"/>
         </w:rPr>
       </w:pPr>
       <w:r>
         <w:rPr>
-          <w:rFonts w:asciiTheme="majorHAnsi" w:eastAsiaTheme="majorEastAsia" w:hAnsiTheme="majorHAnsi" w:cstheme="majorBidi"/>
-          <w:color w:val="0F4761" w:themeColor="accent1" w:themeShade="BF"/>
-          <w:sz w:val="32"/>
-          <w:szCs w:val="32"/>
-          <w:lang w:val="en-US" w:eastAsia="en-US" w:bidi="ar-SA"/>
-          <w14:ligatures w14:val="standardContextual"/>
+          <w:lang w:val="en-US"/>
         </w:rPr>
         <w:lastRenderedPageBreak/>
         <w:t xml:space="preserve">F. </w:t>
       </w:r>
       <w:r>
-        <w:rPr>
-          <w:rFonts w:asciiTheme="majorHAnsi" w:eastAsiaTheme="majorEastAsia" w:hAnsiTheme="majorHAnsi" w:cstheme="majorBidi"/>
-          <w:color w:val="0F4761" w:themeColor="accent1" w:themeShade="BF"/>
-          <w:sz w:val="32"/>
-          <w:szCs w:val="32"/>
-          <w:lang w:eastAsia="en-US" w:bidi="ar-SA"/>
-          <w14:ligatures w14:val="standardContextual"/>
-        </w:rPr>
         <w:t>Число</w:t>
       </w:r>
     </w:p>
@@ -4454,6 +4419,5680 @@
       </w:r>
     </w:p>
     <w:p/>
+    <w:p>
+      <w:pPr>
+        <w:suppressAutoHyphens w:val="0"/>
+        <w:spacing w:after="160" w:line="278" w:lineRule="auto"/>
+        <w:textAlignment w:val="auto"/>
+      </w:pPr>
+      <w:r>
+        <w:br w:type="page"/>
+      </w:r>
+    </w:p>
+    <w:p>
+      <w:pPr>
+        <w:rPr>
+          <w:vanish/>
+        </w:rPr>
+      </w:pPr>
+      <w:r>
+        <w:rPr>
+          <w:vanish/>
+        </w:rPr>
+        <w:lastRenderedPageBreak/>
+        <w:t>Начало формы</w:t>
+      </w:r>
+    </w:p>
+    <w:p>
+      <w:pPr>
+        <w:pStyle w:val="1"/>
+      </w:pPr>
+      <w:r>
+        <w:t>G. Кошмар в замке</w:t>
+      </w:r>
+    </w:p>
+    <w:p>
+      <w:pPr>
+        <w:rPr>
+          <w:lang w:eastAsia="en-US" w:bidi="ar-SA"/>
+        </w:rPr>
+      </w:pPr>
+      <w:r>
+        <w:t>Реализация</w:t>
+      </w:r>
+      <w:r>
+        <w:t xml:space="preserve"> </w:t>
+      </w:r>
+      <w:r>
+        <w:t>алгоритма</w:t>
+      </w:r>
+      <w:r>
+        <w:t>:</w:t>
+      </w:r>
+    </w:p>
+    <w:p>
+      <w:pPr>
+        <w:shd w:val="clear" w:color="auto" w:fill="1E1F22"/>
+        <w:tabs>
+          <w:tab w:val="left" w:pos="916"/>
+          <w:tab w:val="left" w:pos="1832"/>
+          <w:tab w:val="left" w:pos="2748"/>
+          <w:tab w:val="left" w:pos="3664"/>
+          <w:tab w:val="left" w:pos="4580"/>
+          <w:tab w:val="left" w:pos="5496"/>
+          <w:tab w:val="left" w:pos="6412"/>
+          <w:tab w:val="left" w:pos="7328"/>
+          <w:tab w:val="left" w:pos="8244"/>
+          <w:tab w:val="left" w:pos="9160"/>
+          <w:tab w:val="left" w:pos="10076"/>
+          <w:tab w:val="left" w:pos="10992"/>
+          <w:tab w:val="left" w:pos="11908"/>
+          <w:tab w:val="left" w:pos="12824"/>
+          <w:tab w:val="left" w:pos="13740"/>
+          <w:tab w:val="left" w:pos="14656"/>
+        </w:tabs>
+        <w:suppressAutoHyphens w:val="0"/>
+        <w:textAlignment w:val="auto"/>
+        <w:rPr>
+          <w:rFonts w:ascii="Courier New" w:eastAsia="Times New Roman" w:hAnsi="Courier New" w:cs="Courier New"/>
+          <w:color w:val="BCBEC4"/>
+          <w:kern w:val="0"/>
+          <w:sz w:val="20"/>
+          <w:szCs w:val="20"/>
+          <w:lang w:val="en-US" w:eastAsia="ru-RU" w:bidi="ar-SA"/>
+        </w:rPr>
+      </w:pPr>
+      <w:r>
+        <w:rPr>
+          <w:rFonts w:ascii="Courier New" w:eastAsia="Times New Roman" w:hAnsi="Courier New" w:cs="Courier New"/>
+          <w:color w:val="B3AE60"/>
+          <w:kern w:val="0"/>
+          <w:sz w:val="20"/>
+          <w:szCs w:val="20"/>
+          <w:lang w:val="en-US" w:eastAsia="ru-RU" w:bidi="ar-SA"/>
+        </w:rPr>
+        <w:t xml:space="preserve">#include </w:t>
+      </w:r>
+      <w:r>
+        <w:rPr>
+          <w:rFonts w:ascii="Courier New" w:eastAsia="Times New Roman" w:hAnsi="Courier New" w:cs="Courier New"/>
+          <w:color w:val="6AAB73"/>
+          <w:kern w:val="0"/>
+          <w:sz w:val="20"/>
+          <w:szCs w:val="20"/>
+          <w:lang w:val="en-US" w:eastAsia="ru-RU" w:bidi="ar-SA"/>
+        </w:rPr>
+        <w:t>&lt;algorithm&gt;</w:t>
+      </w:r>
+      <w:r>
+        <w:rPr>
+          <w:rFonts w:ascii="Courier New" w:eastAsia="Times New Roman" w:hAnsi="Courier New" w:cs="Courier New"/>
+          <w:color w:val="6AAB73"/>
+          <w:kern w:val="0"/>
+          <w:sz w:val="20"/>
+          <w:szCs w:val="20"/>
+          <w:lang w:val="en-US" w:eastAsia="ru-RU" w:bidi="ar-SA"/>
+        </w:rPr>
+        <w:br/>
+      </w:r>
+      <w:r>
+        <w:rPr>
+          <w:rFonts w:ascii="Courier New" w:eastAsia="Times New Roman" w:hAnsi="Courier New" w:cs="Courier New"/>
+          <w:color w:val="B3AE60"/>
+          <w:kern w:val="0"/>
+          <w:sz w:val="20"/>
+          <w:szCs w:val="20"/>
+          <w:lang w:val="en-US" w:eastAsia="ru-RU" w:bidi="ar-SA"/>
+        </w:rPr>
+        <w:t xml:space="preserve">#include </w:t>
+      </w:r>
+      <w:r>
+        <w:rPr>
+          <w:rFonts w:ascii="Courier New" w:eastAsia="Times New Roman" w:hAnsi="Courier New" w:cs="Courier New"/>
+          <w:color w:val="6AAB73"/>
+          <w:kern w:val="0"/>
+          <w:sz w:val="20"/>
+          <w:szCs w:val="20"/>
+          <w:lang w:val="en-US" w:eastAsia="ru-RU" w:bidi="ar-SA"/>
+        </w:rPr>
+        <w:t>&lt;iostream&gt;</w:t>
+      </w:r>
+      <w:r>
+        <w:rPr>
+          <w:rFonts w:ascii="Courier New" w:eastAsia="Times New Roman" w:hAnsi="Courier New" w:cs="Courier New"/>
+          <w:color w:val="6AAB73"/>
+          <w:kern w:val="0"/>
+          <w:sz w:val="20"/>
+          <w:szCs w:val="20"/>
+          <w:lang w:val="en-US" w:eastAsia="ru-RU" w:bidi="ar-SA"/>
+        </w:rPr>
+        <w:br/>
+      </w:r>
+      <w:r>
+        <w:rPr>
+          <w:rFonts w:ascii="Courier New" w:eastAsia="Times New Roman" w:hAnsi="Courier New" w:cs="Courier New"/>
+          <w:color w:val="B3AE60"/>
+          <w:kern w:val="0"/>
+          <w:sz w:val="20"/>
+          <w:szCs w:val="20"/>
+          <w:lang w:val="en-US" w:eastAsia="ru-RU" w:bidi="ar-SA"/>
+        </w:rPr>
+        <w:t xml:space="preserve">#include </w:t>
+      </w:r>
+      <w:r>
+        <w:rPr>
+          <w:rFonts w:ascii="Courier New" w:eastAsia="Times New Roman" w:hAnsi="Courier New" w:cs="Courier New"/>
+          <w:color w:val="6AAB73"/>
+          <w:kern w:val="0"/>
+          <w:sz w:val="20"/>
+          <w:szCs w:val="20"/>
+          <w:lang w:val="en-US" w:eastAsia="ru-RU" w:bidi="ar-SA"/>
+        </w:rPr>
+        <w:t>&lt;numeric&gt;</w:t>
+      </w:r>
+      <w:r>
+        <w:rPr>
+          <w:rFonts w:ascii="Courier New" w:eastAsia="Times New Roman" w:hAnsi="Courier New" w:cs="Courier New"/>
+          <w:color w:val="6AAB73"/>
+          <w:kern w:val="0"/>
+          <w:sz w:val="20"/>
+          <w:szCs w:val="20"/>
+          <w:lang w:val="en-US" w:eastAsia="ru-RU" w:bidi="ar-SA"/>
+        </w:rPr>
+        <w:br/>
+      </w:r>
+      <w:r>
+        <w:rPr>
+          <w:rFonts w:ascii="Courier New" w:eastAsia="Times New Roman" w:hAnsi="Courier New" w:cs="Courier New"/>
+          <w:color w:val="B3AE60"/>
+          <w:kern w:val="0"/>
+          <w:sz w:val="20"/>
+          <w:szCs w:val="20"/>
+          <w:lang w:val="en-US" w:eastAsia="ru-RU" w:bidi="ar-SA"/>
+        </w:rPr>
+        <w:t xml:space="preserve">#include </w:t>
+      </w:r>
+      <w:r>
+        <w:rPr>
+          <w:rFonts w:ascii="Courier New" w:eastAsia="Times New Roman" w:hAnsi="Courier New" w:cs="Courier New"/>
+          <w:color w:val="6AAB73"/>
+          <w:kern w:val="0"/>
+          <w:sz w:val="20"/>
+          <w:szCs w:val="20"/>
+          <w:lang w:val="en-US" w:eastAsia="ru-RU" w:bidi="ar-SA"/>
+        </w:rPr>
+        <w:t>&lt;string&gt;</w:t>
+      </w:r>
+      <w:r>
+        <w:rPr>
+          <w:rFonts w:ascii="Courier New" w:eastAsia="Times New Roman" w:hAnsi="Courier New" w:cs="Courier New"/>
+          <w:color w:val="6AAB73"/>
+          <w:kern w:val="0"/>
+          <w:sz w:val="20"/>
+          <w:szCs w:val="20"/>
+          <w:lang w:val="en-US" w:eastAsia="ru-RU" w:bidi="ar-SA"/>
+        </w:rPr>
+        <w:br/>
+      </w:r>
+      <w:r>
+        <w:rPr>
+          <w:rFonts w:ascii="Courier New" w:eastAsia="Times New Roman" w:hAnsi="Courier New" w:cs="Courier New"/>
+          <w:color w:val="B3AE60"/>
+          <w:kern w:val="0"/>
+          <w:sz w:val="20"/>
+          <w:szCs w:val="20"/>
+          <w:lang w:val="en-US" w:eastAsia="ru-RU" w:bidi="ar-SA"/>
+        </w:rPr>
+        <w:t xml:space="preserve">#include </w:t>
+      </w:r>
+      <w:r>
+        <w:rPr>
+          <w:rFonts w:ascii="Courier New" w:eastAsia="Times New Roman" w:hAnsi="Courier New" w:cs="Courier New"/>
+          <w:color w:val="6AAB73"/>
+          <w:kern w:val="0"/>
+          <w:sz w:val="20"/>
+          <w:szCs w:val="20"/>
+          <w:lang w:val="en-US" w:eastAsia="ru-RU" w:bidi="ar-SA"/>
+        </w:rPr>
+        <w:t>&lt;vector&gt;</w:t>
+      </w:r>
+      <w:r>
+        <w:rPr>
+          <w:rFonts w:ascii="Courier New" w:eastAsia="Times New Roman" w:hAnsi="Courier New" w:cs="Courier New"/>
+          <w:color w:val="6AAB73"/>
+          <w:kern w:val="0"/>
+          <w:sz w:val="20"/>
+          <w:szCs w:val="20"/>
+          <w:lang w:val="en-US" w:eastAsia="ru-RU" w:bidi="ar-SA"/>
+        </w:rPr>
+        <w:br/>
+      </w:r>
+      <w:r>
+        <w:rPr>
+          <w:rFonts w:ascii="Courier New" w:eastAsia="Times New Roman" w:hAnsi="Courier New" w:cs="Courier New"/>
+          <w:color w:val="6AAB73"/>
+          <w:kern w:val="0"/>
+          <w:sz w:val="20"/>
+          <w:szCs w:val="20"/>
+          <w:lang w:val="en-US" w:eastAsia="ru-RU" w:bidi="ar-SA"/>
+        </w:rPr>
+        <w:br/>
+      </w:r>
+      <w:r>
+        <w:rPr>
+          <w:rFonts w:ascii="Courier New" w:eastAsia="Times New Roman" w:hAnsi="Courier New" w:cs="Courier New"/>
+          <w:color w:val="CF8E6D"/>
+          <w:kern w:val="0"/>
+          <w:sz w:val="20"/>
+          <w:szCs w:val="20"/>
+          <w:lang w:val="en-US" w:eastAsia="ru-RU" w:bidi="ar-SA"/>
+        </w:rPr>
+        <w:t xml:space="preserve">using namespace </w:t>
+      </w:r>
+      <w:r>
+        <w:rPr>
+          <w:rFonts w:ascii="Courier New" w:eastAsia="Times New Roman" w:hAnsi="Courier New" w:cs="Courier New"/>
+          <w:color w:val="BCBEC4"/>
+          <w:kern w:val="0"/>
+          <w:sz w:val="20"/>
+          <w:szCs w:val="20"/>
+          <w:lang w:val="en-US" w:eastAsia="ru-RU" w:bidi="ar-SA"/>
+        </w:rPr>
+        <w:t>std;</w:t>
+      </w:r>
+      <w:r>
+        <w:rPr>
+          <w:rFonts w:ascii="Courier New" w:eastAsia="Times New Roman" w:hAnsi="Courier New" w:cs="Courier New"/>
+          <w:color w:val="BCBEC4"/>
+          <w:kern w:val="0"/>
+          <w:sz w:val="20"/>
+          <w:szCs w:val="20"/>
+          <w:lang w:val="en-US" w:eastAsia="ru-RU" w:bidi="ar-SA"/>
+        </w:rPr>
+        <w:br/>
+      </w:r>
+      <w:r>
+        <w:rPr>
+          <w:rFonts w:ascii="Courier New" w:eastAsia="Times New Roman" w:hAnsi="Courier New" w:cs="Courier New"/>
+          <w:color w:val="BCBEC4"/>
+          <w:kern w:val="0"/>
+          <w:sz w:val="20"/>
+          <w:szCs w:val="20"/>
+          <w:lang w:val="en-US" w:eastAsia="ru-RU" w:bidi="ar-SA"/>
+        </w:rPr>
+        <w:br/>
+      </w:r>
+      <w:r>
+        <w:rPr>
+          <w:rFonts w:ascii="Courier New" w:eastAsia="Times New Roman" w:hAnsi="Courier New" w:cs="Courier New"/>
+          <w:color w:val="CF8E6D"/>
+          <w:kern w:val="0"/>
+          <w:sz w:val="20"/>
+          <w:szCs w:val="20"/>
+          <w:lang w:val="en-US" w:eastAsia="ru-RU" w:bidi="ar-SA"/>
+        </w:rPr>
+        <w:t xml:space="preserve">int </w:t>
+      </w:r>
+      <w:r>
+        <w:rPr>
+          <w:rFonts w:ascii="Courier New" w:eastAsia="Times New Roman" w:hAnsi="Courier New" w:cs="Courier New"/>
+          <w:color w:val="56A8F5"/>
+          <w:kern w:val="0"/>
+          <w:sz w:val="20"/>
+          <w:szCs w:val="20"/>
+          <w:lang w:val="en-US" w:eastAsia="ru-RU" w:bidi="ar-SA"/>
+        </w:rPr>
+        <w:t>main</w:t>
+      </w:r>
+      <w:r>
+        <w:rPr>
+          <w:rFonts w:ascii="Courier New" w:eastAsia="Times New Roman" w:hAnsi="Courier New" w:cs="Courier New"/>
+          <w:color w:val="BCBEC4"/>
+          <w:kern w:val="0"/>
+          <w:sz w:val="20"/>
+          <w:szCs w:val="20"/>
+          <w:lang w:val="en-US" w:eastAsia="ru-RU" w:bidi="ar-SA"/>
+        </w:rPr>
+        <w:t>() {</w:t>
+      </w:r>
+      <w:r>
+        <w:rPr>
+          <w:rFonts w:ascii="Courier New" w:eastAsia="Times New Roman" w:hAnsi="Courier New" w:cs="Courier New"/>
+          <w:color w:val="BCBEC4"/>
+          <w:kern w:val="0"/>
+          <w:sz w:val="20"/>
+          <w:szCs w:val="20"/>
+          <w:lang w:val="en-US" w:eastAsia="ru-RU" w:bidi="ar-SA"/>
+        </w:rPr>
+        <w:br/>
+        <w:t xml:space="preserve">  string s;</w:t>
+      </w:r>
+      <w:r>
+        <w:rPr>
+          <w:rFonts w:ascii="Courier New" w:eastAsia="Times New Roman" w:hAnsi="Courier New" w:cs="Courier New"/>
+          <w:color w:val="BCBEC4"/>
+          <w:kern w:val="0"/>
+          <w:sz w:val="20"/>
+          <w:szCs w:val="20"/>
+          <w:lang w:val="en-US" w:eastAsia="ru-RU" w:bidi="ar-SA"/>
+        </w:rPr>
+        <w:br/>
+        <w:t xml:space="preserve">  </w:t>
+      </w:r>
+      <w:proofErr w:type="spellStart"/>
+      <w:r>
+        <w:rPr>
+          <w:rFonts w:ascii="Courier New" w:eastAsia="Times New Roman" w:hAnsi="Courier New" w:cs="Courier New"/>
+          <w:color w:val="BCBEC4"/>
+          <w:kern w:val="0"/>
+          <w:sz w:val="20"/>
+          <w:szCs w:val="20"/>
+          <w:lang w:val="en-US" w:eastAsia="ru-RU" w:bidi="ar-SA"/>
+        </w:rPr>
+        <w:t>cin</w:t>
+      </w:r>
+      <w:proofErr w:type="spellEnd"/>
+      <w:r>
+        <w:rPr>
+          <w:rFonts w:ascii="Courier New" w:eastAsia="Times New Roman" w:hAnsi="Courier New" w:cs="Courier New"/>
+          <w:color w:val="BCBEC4"/>
+          <w:kern w:val="0"/>
+          <w:sz w:val="20"/>
+          <w:szCs w:val="20"/>
+          <w:lang w:val="en-US" w:eastAsia="ru-RU" w:bidi="ar-SA"/>
+        </w:rPr>
+        <w:t xml:space="preserve"> </w:t>
+      </w:r>
+      <w:r>
+        <w:rPr>
+          <w:rFonts w:ascii="Courier New" w:eastAsia="Times New Roman" w:hAnsi="Courier New" w:cs="Courier New"/>
+          <w:color w:val="57AAF7"/>
+          <w:kern w:val="0"/>
+          <w:sz w:val="20"/>
+          <w:szCs w:val="20"/>
+          <w:lang w:val="en-US" w:eastAsia="ru-RU" w:bidi="ar-SA"/>
+        </w:rPr>
+        <w:t xml:space="preserve">&gt;&gt; </w:t>
+      </w:r>
+      <w:r>
+        <w:rPr>
+          <w:rFonts w:ascii="Courier New" w:eastAsia="Times New Roman" w:hAnsi="Courier New" w:cs="Courier New"/>
+          <w:color w:val="BCBEC4"/>
+          <w:kern w:val="0"/>
+          <w:sz w:val="20"/>
+          <w:szCs w:val="20"/>
+          <w:lang w:val="en-US" w:eastAsia="ru-RU" w:bidi="ar-SA"/>
+        </w:rPr>
+        <w:t>s;</w:t>
+      </w:r>
+      <w:r>
+        <w:rPr>
+          <w:rFonts w:ascii="Courier New" w:eastAsia="Times New Roman" w:hAnsi="Courier New" w:cs="Courier New"/>
+          <w:color w:val="BCBEC4"/>
+          <w:kern w:val="0"/>
+          <w:sz w:val="20"/>
+          <w:szCs w:val="20"/>
+          <w:lang w:val="en-US" w:eastAsia="ru-RU" w:bidi="ar-SA"/>
+        </w:rPr>
+        <w:br/>
+      </w:r>
+      <w:r>
+        <w:rPr>
+          <w:rFonts w:ascii="Courier New" w:eastAsia="Times New Roman" w:hAnsi="Courier New" w:cs="Courier New"/>
+          <w:color w:val="BCBEC4"/>
+          <w:kern w:val="0"/>
+          <w:sz w:val="20"/>
+          <w:szCs w:val="20"/>
+          <w:lang w:val="en-US" w:eastAsia="ru-RU" w:bidi="ar-SA"/>
+        </w:rPr>
+        <w:br/>
+        <w:t xml:space="preserve">  vector&lt;</w:t>
+      </w:r>
+      <w:r>
+        <w:rPr>
+          <w:rFonts w:ascii="Courier New" w:eastAsia="Times New Roman" w:hAnsi="Courier New" w:cs="Courier New"/>
+          <w:color w:val="CF8E6D"/>
+          <w:kern w:val="0"/>
+          <w:sz w:val="20"/>
+          <w:szCs w:val="20"/>
+          <w:lang w:val="en-US" w:eastAsia="ru-RU" w:bidi="ar-SA"/>
+        </w:rPr>
+        <w:t>long long</w:t>
+      </w:r>
+      <w:r>
+        <w:rPr>
+          <w:rFonts w:ascii="Courier New" w:eastAsia="Times New Roman" w:hAnsi="Courier New" w:cs="Courier New"/>
+          <w:color w:val="BCBEC4"/>
+          <w:kern w:val="0"/>
+          <w:sz w:val="20"/>
+          <w:szCs w:val="20"/>
+          <w:lang w:val="en-US" w:eastAsia="ru-RU" w:bidi="ar-SA"/>
+        </w:rPr>
+        <w:t>&gt; weight</w:t>
+      </w:r>
+      <w:r>
+        <w:rPr>
+          <w:rFonts w:ascii="Courier New" w:eastAsia="Times New Roman" w:hAnsi="Courier New" w:cs="Courier New"/>
+          <w:color w:val="57AAF7"/>
+          <w:kern w:val="0"/>
+          <w:sz w:val="20"/>
+          <w:szCs w:val="20"/>
+          <w:lang w:val="en-US" w:eastAsia="ru-RU" w:bidi="ar-SA"/>
+        </w:rPr>
+        <w:t>(</w:t>
+      </w:r>
+      <w:r>
+        <w:rPr>
+          <w:rFonts w:ascii="Courier New" w:eastAsia="Times New Roman" w:hAnsi="Courier New" w:cs="Courier New"/>
+          <w:color w:val="2AACB8"/>
+          <w:kern w:val="0"/>
+          <w:sz w:val="20"/>
+          <w:szCs w:val="20"/>
+          <w:lang w:val="en-US" w:eastAsia="ru-RU" w:bidi="ar-SA"/>
+        </w:rPr>
+        <w:t>26</w:t>
+      </w:r>
+      <w:r>
+        <w:rPr>
+          <w:rFonts w:ascii="Courier New" w:eastAsia="Times New Roman" w:hAnsi="Courier New" w:cs="Courier New"/>
+          <w:color w:val="57AAF7"/>
+          <w:kern w:val="0"/>
+          <w:sz w:val="20"/>
+          <w:szCs w:val="20"/>
+          <w:lang w:val="en-US" w:eastAsia="ru-RU" w:bidi="ar-SA"/>
+        </w:rPr>
+        <w:t>)</w:t>
+      </w:r>
+      <w:r>
+        <w:rPr>
+          <w:rFonts w:ascii="Courier New" w:eastAsia="Times New Roman" w:hAnsi="Courier New" w:cs="Courier New"/>
+          <w:color w:val="BCBEC4"/>
+          <w:kern w:val="0"/>
+          <w:sz w:val="20"/>
+          <w:szCs w:val="20"/>
+          <w:lang w:val="en-US" w:eastAsia="ru-RU" w:bidi="ar-SA"/>
+        </w:rPr>
+        <w:t>;</w:t>
+      </w:r>
+      <w:r>
+        <w:rPr>
+          <w:rFonts w:ascii="Courier New" w:eastAsia="Times New Roman" w:hAnsi="Courier New" w:cs="Courier New"/>
+          <w:color w:val="BCBEC4"/>
+          <w:kern w:val="0"/>
+          <w:sz w:val="20"/>
+          <w:szCs w:val="20"/>
+          <w:lang w:val="en-US" w:eastAsia="ru-RU" w:bidi="ar-SA"/>
+        </w:rPr>
+        <w:br/>
+        <w:t xml:space="preserve">  </w:t>
+      </w:r>
+      <w:r>
+        <w:rPr>
+          <w:rFonts w:ascii="Courier New" w:eastAsia="Times New Roman" w:hAnsi="Courier New" w:cs="Courier New"/>
+          <w:color w:val="CF8E6D"/>
+          <w:kern w:val="0"/>
+          <w:sz w:val="20"/>
+          <w:szCs w:val="20"/>
+          <w:lang w:val="en-US" w:eastAsia="ru-RU" w:bidi="ar-SA"/>
+        </w:rPr>
+        <w:t xml:space="preserve">for </w:t>
+      </w:r>
+      <w:r>
+        <w:rPr>
+          <w:rFonts w:ascii="Courier New" w:eastAsia="Times New Roman" w:hAnsi="Courier New" w:cs="Courier New"/>
+          <w:color w:val="BCBEC4"/>
+          <w:kern w:val="0"/>
+          <w:sz w:val="20"/>
+          <w:szCs w:val="20"/>
+          <w:lang w:val="en-US" w:eastAsia="ru-RU" w:bidi="ar-SA"/>
+        </w:rPr>
+        <w:t>(</w:t>
+      </w:r>
+      <w:r>
+        <w:rPr>
+          <w:rFonts w:ascii="Courier New" w:eastAsia="Times New Roman" w:hAnsi="Courier New" w:cs="Courier New"/>
+          <w:color w:val="CF8E6D"/>
+          <w:kern w:val="0"/>
+          <w:sz w:val="20"/>
+          <w:szCs w:val="20"/>
+          <w:lang w:val="en-US" w:eastAsia="ru-RU" w:bidi="ar-SA"/>
+        </w:rPr>
+        <w:t xml:space="preserve">int </w:t>
+      </w:r>
+      <w:proofErr w:type="spellStart"/>
+      <w:r>
+        <w:rPr>
+          <w:rFonts w:ascii="Courier New" w:eastAsia="Times New Roman" w:hAnsi="Courier New" w:cs="Courier New"/>
+          <w:color w:val="BCBEC4"/>
+          <w:kern w:val="0"/>
+          <w:sz w:val="20"/>
+          <w:szCs w:val="20"/>
+          <w:lang w:val="en-US" w:eastAsia="ru-RU" w:bidi="ar-SA"/>
+        </w:rPr>
+        <w:t>i</w:t>
+      </w:r>
+      <w:proofErr w:type="spellEnd"/>
+      <w:r>
+        <w:rPr>
+          <w:rFonts w:ascii="Courier New" w:eastAsia="Times New Roman" w:hAnsi="Courier New" w:cs="Courier New"/>
+          <w:color w:val="BCBEC4"/>
+          <w:kern w:val="0"/>
+          <w:sz w:val="20"/>
+          <w:szCs w:val="20"/>
+          <w:lang w:val="en-US" w:eastAsia="ru-RU" w:bidi="ar-SA"/>
+        </w:rPr>
+        <w:t xml:space="preserve"> = </w:t>
+      </w:r>
+      <w:r>
+        <w:rPr>
+          <w:rFonts w:ascii="Courier New" w:eastAsia="Times New Roman" w:hAnsi="Courier New" w:cs="Courier New"/>
+          <w:color w:val="2AACB8"/>
+          <w:kern w:val="0"/>
+          <w:sz w:val="20"/>
+          <w:szCs w:val="20"/>
+          <w:lang w:val="en-US" w:eastAsia="ru-RU" w:bidi="ar-SA"/>
+        </w:rPr>
+        <w:t>0</w:t>
+      </w:r>
+      <w:r>
+        <w:rPr>
+          <w:rFonts w:ascii="Courier New" w:eastAsia="Times New Roman" w:hAnsi="Courier New" w:cs="Courier New"/>
+          <w:color w:val="BCBEC4"/>
+          <w:kern w:val="0"/>
+          <w:sz w:val="20"/>
+          <w:szCs w:val="20"/>
+          <w:lang w:val="en-US" w:eastAsia="ru-RU" w:bidi="ar-SA"/>
+        </w:rPr>
+        <w:t xml:space="preserve">; </w:t>
+      </w:r>
+      <w:proofErr w:type="spellStart"/>
+      <w:r>
+        <w:rPr>
+          <w:rFonts w:ascii="Courier New" w:eastAsia="Times New Roman" w:hAnsi="Courier New" w:cs="Courier New"/>
+          <w:color w:val="BCBEC4"/>
+          <w:kern w:val="0"/>
+          <w:sz w:val="20"/>
+          <w:szCs w:val="20"/>
+          <w:lang w:val="en-US" w:eastAsia="ru-RU" w:bidi="ar-SA"/>
+        </w:rPr>
+        <w:t>i</w:t>
+      </w:r>
+      <w:proofErr w:type="spellEnd"/>
+      <w:r>
+        <w:rPr>
+          <w:rFonts w:ascii="Courier New" w:eastAsia="Times New Roman" w:hAnsi="Courier New" w:cs="Courier New"/>
+          <w:color w:val="BCBEC4"/>
+          <w:kern w:val="0"/>
+          <w:sz w:val="20"/>
+          <w:szCs w:val="20"/>
+          <w:lang w:val="en-US" w:eastAsia="ru-RU" w:bidi="ar-SA"/>
+        </w:rPr>
+        <w:t xml:space="preserve"> &lt; </w:t>
+      </w:r>
+      <w:r>
+        <w:rPr>
+          <w:rFonts w:ascii="Courier New" w:eastAsia="Times New Roman" w:hAnsi="Courier New" w:cs="Courier New"/>
+          <w:color w:val="2AACB8"/>
+          <w:kern w:val="0"/>
+          <w:sz w:val="20"/>
+          <w:szCs w:val="20"/>
+          <w:lang w:val="en-US" w:eastAsia="ru-RU" w:bidi="ar-SA"/>
+        </w:rPr>
+        <w:t>26</w:t>
+      </w:r>
+      <w:r>
+        <w:rPr>
+          <w:rFonts w:ascii="Courier New" w:eastAsia="Times New Roman" w:hAnsi="Courier New" w:cs="Courier New"/>
+          <w:color w:val="BCBEC4"/>
+          <w:kern w:val="0"/>
+          <w:sz w:val="20"/>
+          <w:szCs w:val="20"/>
+          <w:lang w:val="en-US" w:eastAsia="ru-RU" w:bidi="ar-SA"/>
+        </w:rPr>
+        <w:t>; ++</w:t>
+      </w:r>
+      <w:proofErr w:type="spellStart"/>
+      <w:r>
+        <w:rPr>
+          <w:rFonts w:ascii="Courier New" w:eastAsia="Times New Roman" w:hAnsi="Courier New" w:cs="Courier New"/>
+          <w:color w:val="BCBEC4"/>
+          <w:kern w:val="0"/>
+          <w:sz w:val="20"/>
+          <w:szCs w:val="20"/>
+          <w:lang w:val="en-US" w:eastAsia="ru-RU" w:bidi="ar-SA"/>
+        </w:rPr>
+        <w:t>i</w:t>
+      </w:r>
+      <w:proofErr w:type="spellEnd"/>
+      <w:r>
+        <w:rPr>
+          <w:rFonts w:ascii="Courier New" w:eastAsia="Times New Roman" w:hAnsi="Courier New" w:cs="Courier New"/>
+          <w:color w:val="BCBEC4"/>
+          <w:kern w:val="0"/>
+          <w:sz w:val="20"/>
+          <w:szCs w:val="20"/>
+          <w:lang w:val="en-US" w:eastAsia="ru-RU" w:bidi="ar-SA"/>
+        </w:rPr>
+        <w:t>) {</w:t>
+      </w:r>
+      <w:r>
+        <w:rPr>
+          <w:rFonts w:ascii="Courier New" w:eastAsia="Times New Roman" w:hAnsi="Courier New" w:cs="Courier New"/>
+          <w:color w:val="BCBEC4"/>
+          <w:kern w:val="0"/>
+          <w:sz w:val="20"/>
+          <w:szCs w:val="20"/>
+          <w:lang w:val="en-US" w:eastAsia="ru-RU" w:bidi="ar-SA"/>
+        </w:rPr>
+        <w:br/>
+        <w:t xml:space="preserve">    </w:t>
+      </w:r>
+      <w:proofErr w:type="spellStart"/>
+      <w:r>
+        <w:rPr>
+          <w:rFonts w:ascii="Courier New" w:eastAsia="Times New Roman" w:hAnsi="Courier New" w:cs="Courier New"/>
+          <w:color w:val="BCBEC4"/>
+          <w:kern w:val="0"/>
+          <w:sz w:val="20"/>
+          <w:szCs w:val="20"/>
+          <w:lang w:val="en-US" w:eastAsia="ru-RU" w:bidi="ar-SA"/>
+        </w:rPr>
+        <w:t>cin</w:t>
+      </w:r>
+      <w:proofErr w:type="spellEnd"/>
+      <w:r>
+        <w:rPr>
+          <w:rFonts w:ascii="Courier New" w:eastAsia="Times New Roman" w:hAnsi="Courier New" w:cs="Courier New"/>
+          <w:color w:val="BCBEC4"/>
+          <w:kern w:val="0"/>
+          <w:sz w:val="20"/>
+          <w:szCs w:val="20"/>
+          <w:lang w:val="en-US" w:eastAsia="ru-RU" w:bidi="ar-SA"/>
+        </w:rPr>
+        <w:t xml:space="preserve"> </w:t>
+      </w:r>
+      <w:r>
+        <w:rPr>
+          <w:rFonts w:ascii="Courier New" w:eastAsia="Times New Roman" w:hAnsi="Courier New" w:cs="Courier New"/>
+          <w:color w:val="57AAF7"/>
+          <w:kern w:val="0"/>
+          <w:sz w:val="20"/>
+          <w:szCs w:val="20"/>
+          <w:lang w:val="en-US" w:eastAsia="ru-RU" w:bidi="ar-SA"/>
+        </w:rPr>
+        <w:t xml:space="preserve">&gt;&gt; </w:t>
+      </w:r>
+      <w:r>
+        <w:rPr>
+          <w:rFonts w:ascii="Courier New" w:eastAsia="Times New Roman" w:hAnsi="Courier New" w:cs="Courier New"/>
+          <w:color w:val="BCBEC4"/>
+          <w:kern w:val="0"/>
+          <w:sz w:val="20"/>
+          <w:szCs w:val="20"/>
+          <w:lang w:val="en-US" w:eastAsia="ru-RU" w:bidi="ar-SA"/>
+        </w:rPr>
+        <w:t>weight</w:t>
+      </w:r>
+      <w:r>
+        <w:rPr>
+          <w:rFonts w:ascii="Courier New" w:eastAsia="Times New Roman" w:hAnsi="Courier New" w:cs="Courier New"/>
+          <w:color w:val="57AAF7"/>
+          <w:kern w:val="0"/>
+          <w:sz w:val="20"/>
+          <w:szCs w:val="20"/>
+          <w:lang w:val="en-US" w:eastAsia="ru-RU" w:bidi="ar-SA"/>
+        </w:rPr>
+        <w:t>[</w:t>
+      </w:r>
+      <w:proofErr w:type="spellStart"/>
+      <w:r>
+        <w:rPr>
+          <w:rFonts w:ascii="Courier New" w:eastAsia="Times New Roman" w:hAnsi="Courier New" w:cs="Courier New"/>
+          <w:color w:val="BCBEC4"/>
+          <w:kern w:val="0"/>
+          <w:sz w:val="20"/>
+          <w:szCs w:val="20"/>
+          <w:lang w:val="en-US" w:eastAsia="ru-RU" w:bidi="ar-SA"/>
+        </w:rPr>
+        <w:t>i</w:t>
+      </w:r>
+      <w:proofErr w:type="spellEnd"/>
+      <w:r>
+        <w:rPr>
+          <w:rFonts w:ascii="Courier New" w:eastAsia="Times New Roman" w:hAnsi="Courier New" w:cs="Courier New"/>
+          <w:color w:val="57AAF7"/>
+          <w:kern w:val="0"/>
+          <w:sz w:val="20"/>
+          <w:szCs w:val="20"/>
+          <w:lang w:val="en-US" w:eastAsia="ru-RU" w:bidi="ar-SA"/>
+        </w:rPr>
+        <w:t>]</w:t>
+      </w:r>
+      <w:r>
+        <w:rPr>
+          <w:rFonts w:ascii="Courier New" w:eastAsia="Times New Roman" w:hAnsi="Courier New" w:cs="Courier New"/>
+          <w:color w:val="BCBEC4"/>
+          <w:kern w:val="0"/>
+          <w:sz w:val="20"/>
+          <w:szCs w:val="20"/>
+          <w:lang w:val="en-US" w:eastAsia="ru-RU" w:bidi="ar-SA"/>
+        </w:rPr>
+        <w:t>;</w:t>
+      </w:r>
+      <w:r>
+        <w:rPr>
+          <w:rFonts w:ascii="Courier New" w:eastAsia="Times New Roman" w:hAnsi="Courier New" w:cs="Courier New"/>
+          <w:color w:val="BCBEC4"/>
+          <w:kern w:val="0"/>
+          <w:sz w:val="20"/>
+          <w:szCs w:val="20"/>
+          <w:lang w:val="en-US" w:eastAsia="ru-RU" w:bidi="ar-SA"/>
+        </w:rPr>
+        <w:br/>
+        <w:t xml:space="preserve">  }</w:t>
+      </w:r>
+      <w:r>
+        <w:rPr>
+          <w:rFonts w:ascii="Courier New" w:eastAsia="Times New Roman" w:hAnsi="Courier New" w:cs="Courier New"/>
+          <w:color w:val="BCBEC4"/>
+          <w:kern w:val="0"/>
+          <w:sz w:val="20"/>
+          <w:szCs w:val="20"/>
+          <w:lang w:val="en-US" w:eastAsia="ru-RU" w:bidi="ar-SA"/>
+        </w:rPr>
+        <w:br/>
+      </w:r>
+      <w:r>
+        <w:rPr>
+          <w:rFonts w:ascii="Courier New" w:eastAsia="Times New Roman" w:hAnsi="Courier New" w:cs="Courier New"/>
+          <w:color w:val="BCBEC4"/>
+          <w:kern w:val="0"/>
+          <w:sz w:val="20"/>
+          <w:szCs w:val="20"/>
+          <w:lang w:val="en-US" w:eastAsia="ru-RU" w:bidi="ar-SA"/>
+        </w:rPr>
+        <w:br/>
+        <w:t xml:space="preserve">  vector</w:t>
+      </w:r>
+      <w:r>
+        <w:rPr>
+          <w:rFonts w:ascii="Courier New" w:eastAsia="Times New Roman" w:hAnsi="Courier New" w:cs="Courier New"/>
+          <w:color w:val="6F737A"/>
+          <w:kern w:val="0"/>
+          <w:sz w:val="20"/>
+          <w:szCs w:val="20"/>
+          <w:lang w:val="en-US" w:eastAsia="ru-RU" w:bidi="ar-SA"/>
+        </w:rPr>
+        <w:t xml:space="preserve">&lt;int&gt; </w:t>
+      </w:r>
+      <w:proofErr w:type="spellStart"/>
+      <w:r>
+        <w:rPr>
+          <w:rFonts w:ascii="Courier New" w:eastAsia="Times New Roman" w:hAnsi="Courier New" w:cs="Courier New"/>
+          <w:color w:val="BCBEC4"/>
+          <w:kern w:val="0"/>
+          <w:sz w:val="20"/>
+          <w:szCs w:val="20"/>
+          <w:lang w:val="en-US" w:eastAsia="ru-RU" w:bidi="ar-SA"/>
+        </w:rPr>
+        <w:t>freq</w:t>
+      </w:r>
+      <w:proofErr w:type="spellEnd"/>
+      <w:r>
+        <w:rPr>
+          <w:rFonts w:ascii="Courier New" w:eastAsia="Times New Roman" w:hAnsi="Courier New" w:cs="Courier New"/>
+          <w:color w:val="57AAF7"/>
+          <w:kern w:val="0"/>
+          <w:sz w:val="20"/>
+          <w:szCs w:val="20"/>
+          <w:lang w:val="en-US" w:eastAsia="ru-RU" w:bidi="ar-SA"/>
+        </w:rPr>
+        <w:t>(</w:t>
+      </w:r>
+      <w:r>
+        <w:rPr>
+          <w:rFonts w:ascii="Courier New" w:eastAsia="Times New Roman" w:hAnsi="Courier New" w:cs="Courier New"/>
+          <w:color w:val="2AACB8"/>
+          <w:kern w:val="0"/>
+          <w:sz w:val="20"/>
+          <w:szCs w:val="20"/>
+          <w:lang w:val="en-US" w:eastAsia="ru-RU" w:bidi="ar-SA"/>
+        </w:rPr>
+        <w:t>26</w:t>
+      </w:r>
+      <w:r>
+        <w:rPr>
+          <w:rFonts w:ascii="Courier New" w:eastAsia="Times New Roman" w:hAnsi="Courier New" w:cs="Courier New"/>
+          <w:color w:val="BCBEC4"/>
+          <w:kern w:val="0"/>
+          <w:sz w:val="20"/>
+          <w:szCs w:val="20"/>
+          <w:lang w:val="en-US" w:eastAsia="ru-RU" w:bidi="ar-SA"/>
+        </w:rPr>
+        <w:t xml:space="preserve">, </w:t>
+      </w:r>
+      <w:r>
+        <w:rPr>
+          <w:rFonts w:ascii="Courier New" w:eastAsia="Times New Roman" w:hAnsi="Courier New" w:cs="Courier New"/>
+          <w:color w:val="2AACB8"/>
+          <w:kern w:val="0"/>
+          <w:sz w:val="20"/>
+          <w:szCs w:val="20"/>
+          <w:lang w:val="en-US" w:eastAsia="ru-RU" w:bidi="ar-SA"/>
+        </w:rPr>
+        <w:t>0</w:t>
+      </w:r>
+      <w:r>
+        <w:rPr>
+          <w:rFonts w:ascii="Courier New" w:eastAsia="Times New Roman" w:hAnsi="Courier New" w:cs="Courier New"/>
+          <w:color w:val="57AAF7"/>
+          <w:kern w:val="0"/>
+          <w:sz w:val="20"/>
+          <w:szCs w:val="20"/>
+          <w:lang w:val="en-US" w:eastAsia="ru-RU" w:bidi="ar-SA"/>
+        </w:rPr>
+        <w:t>)</w:t>
+      </w:r>
+      <w:r>
+        <w:rPr>
+          <w:rFonts w:ascii="Courier New" w:eastAsia="Times New Roman" w:hAnsi="Courier New" w:cs="Courier New"/>
+          <w:color w:val="BCBEC4"/>
+          <w:kern w:val="0"/>
+          <w:sz w:val="20"/>
+          <w:szCs w:val="20"/>
+          <w:lang w:val="en-US" w:eastAsia="ru-RU" w:bidi="ar-SA"/>
+        </w:rPr>
+        <w:t>;</w:t>
+      </w:r>
+      <w:r>
+        <w:rPr>
+          <w:rFonts w:ascii="Courier New" w:eastAsia="Times New Roman" w:hAnsi="Courier New" w:cs="Courier New"/>
+          <w:color w:val="BCBEC4"/>
+          <w:kern w:val="0"/>
+          <w:sz w:val="20"/>
+          <w:szCs w:val="20"/>
+          <w:lang w:val="en-US" w:eastAsia="ru-RU" w:bidi="ar-SA"/>
+        </w:rPr>
+        <w:br/>
+        <w:t xml:space="preserve">  </w:t>
+      </w:r>
+      <w:r>
+        <w:rPr>
+          <w:rFonts w:ascii="Courier New" w:eastAsia="Times New Roman" w:hAnsi="Courier New" w:cs="Courier New"/>
+          <w:color w:val="CF8E6D"/>
+          <w:kern w:val="0"/>
+          <w:sz w:val="20"/>
+          <w:szCs w:val="20"/>
+          <w:lang w:val="en-US" w:eastAsia="ru-RU" w:bidi="ar-SA"/>
+        </w:rPr>
+        <w:t xml:space="preserve">for </w:t>
+      </w:r>
+      <w:r>
+        <w:rPr>
+          <w:rFonts w:ascii="Courier New" w:eastAsia="Times New Roman" w:hAnsi="Courier New" w:cs="Courier New"/>
+          <w:color w:val="BCBEC4"/>
+          <w:kern w:val="0"/>
+          <w:sz w:val="20"/>
+          <w:szCs w:val="20"/>
+          <w:lang w:val="en-US" w:eastAsia="ru-RU" w:bidi="ar-SA"/>
+        </w:rPr>
+        <w:t>(</w:t>
+      </w:r>
+      <w:r>
+        <w:rPr>
+          <w:rFonts w:ascii="Courier New" w:eastAsia="Times New Roman" w:hAnsi="Courier New" w:cs="Courier New"/>
+          <w:color w:val="CF8E6D"/>
+          <w:kern w:val="0"/>
+          <w:sz w:val="20"/>
+          <w:szCs w:val="20"/>
+          <w:lang w:val="en-US" w:eastAsia="ru-RU" w:bidi="ar-SA"/>
+        </w:rPr>
+        <w:t xml:space="preserve">char </w:t>
+      </w:r>
+      <w:r>
+        <w:rPr>
+          <w:rFonts w:ascii="Courier New" w:eastAsia="Times New Roman" w:hAnsi="Courier New" w:cs="Courier New"/>
+          <w:color w:val="BCBEC4"/>
+          <w:kern w:val="0"/>
+          <w:sz w:val="20"/>
+          <w:szCs w:val="20"/>
+          <w:lang w:val="en-US" w:eastAsia="ru-RU" w:bidi="ar-SA"/>
+        </w:rPr>
+        <w:t>c : s) {</w:t>
+      </w:r>
+      <w:r>
+        <w:rPr>
+          <w:rFonts w:ascii="Courier New" w:eastAsia="Times New Roman" w:hAnsi="Courier New" w:cs="Courier New"/>
+          <w:color w:val="BCBEC4"/>
+          <w:kern w:val="0"/>
+          <w:sz w:val="20"/>
+          <w:szCs w:val="20"/>
+          <w:lang w:val="en-US" w:eastAsia="ru-RU" w:bidi="ar-SA"/>
+        </w:rPr>
+        <w:br/>
+        <w:t xml:space="preserve">    </w:t>
+      </w:r>
+      <w:proofErr w:type="spellStart"/>
+      <w:r>
+        <w:rPr>
+          <w:rFonts w:ascii="Courier New" w:eastAsia="Times New Roman" w:hAnsi="Courier New" w:cs="Courier New"/>
+          <w:color w:val="BCBEC4"/>
+          <w:kern w:val="0"/>
+          <w:sz w:val="20"/>
+          <w:szCs w:val="20"/>
+          <w:lang w:val="en-US" w:eastAsia="ru-RU" w:bidi="ar-SA"/>
+        </w:rPr>
+        <w:t>freq</w:t>
+      </w:r>
+      <w:proofErr w:type="spellEnd"/>
+      <w:r>
+        <w:rPr>
+          <w:rFonts w:ascii="Courier New" w:eastAsia="Times New Roman" w:hAnsi="Courier New" w:cs="Courier New"/>
+          <w:color w:val="57AAF7"/>
+          <w:kern w:val="0"/>
+          <w:sz w:val="20"/>
+          <w:szCs w:val="20"/>
+          <w:lang w:val="en-US" w:eastAsia="ru-RU" w:bidi="ar-SA"/>
+        </w:rPr>
+        <w:t>[</w:t>
+      </w:r>
+      <w:r>
+        <w:rPr>
+          <w:rFonts w:ascii="Courier New" w:eastAsia="Times New Roman" w:hAnsi="Courier New" w:cs="Courier New"/>
+          <w:color w:val="BCBEC4"/>
+          <w:kern w:val="0"/>
+          <w:sz w:val="20"/>
+          <w:szCs w:val="20"/>
+          <w:lang w:val="en-US" w:eastAsia="ru-RU" w:bidi="ar-SA"/>
+        </w:rPr>
+        <w:t xml:space="preserve">c - </w:t>
+      </w:r>
+      <w:r>
+        <w:rPr>
+          <w:rFonts w:ascii="Courier New" w:eastAsia="Times New Roman" w:hAnsi="Courier New" w:cs="Courier New"/>
+          <w:color w:val="6AAB73"/>
+          <w:kern w:val="0"/>
+          <w:sz w:val="20"/>
+          <w:szCs w:val="20"/>
+          <w:lang w:val="en-US" w:eastAsia="ru-RU" w:bidi="ar-SA"/>
+        </w:rPr>
+        <w:t>'a'</w:t>
+      </w:r>
+      <w:r>
+        <w:rPr>
+          <w:rFonts w:ascii="Courier New" w:eastAsia="Times New Roman" w:hAnsi="Courier New" w:cs="Courier New"/>
+          <w:color w:val="57AAF7"/>
+          <w:kern w:val="0"/>
+          <w:sz w:val="20"/>
+          <w:szCs w:val="20"/>
+          <w:lang w:val="en-US" w:eastAsia="ru-RU" w:bidi="ar-SA"/>
+        </w:rPr>
+        <w:t>]</w:t>
+      </w:r>
+      <w:r>
+        <w:rPr>
+          <w:rFonts w:ascii="Courier New" w:eastAsia="Times New Roman" w:hAnsi="Courier New" w:cs="Courier New"/>
+          <w:color w:val="BCBEC4"/>
+          <w:kern w:val="0"/>
+          <w:sz w:val="20"/>
+          <w:szCs w:val="20"/>
+          <w:lang w:val="en-US" w:eastAsia="ru-RU" w:bidi="ar-SA"/>
+        </w:rPr>
+        <w:t>++;</w:t>
+      </w:r>
+      <w:r>
+        <w:rPr>
+          <w:rFonts w:ascii="Courier New" w:eastAsia="Times New Roman" w:hAnsi="Courier New" w:cs="Courier New"/>
+          <w:color w:val="BCBEC4"/>
+          <w:kern w:val="0"/>
+          <w:sz w:val="20"/>
+          <w:szCs w:val="20"/>
+          <w:lang w:val="en-US" w:eastAsia="ru-RU" w:bidi="ar-SA"/>
+        </w:rPr>
+        <w:br/>
+        <w:t xml:space="preserve">  }</w:t>
+      </w:r>
+      <w:r>
+        <w:rPr>
+          <w:rFonts w:ascii="Courier New" w:eastAsia="Times New Roman" w:hAnsi="Courier New" w:cs="Courier New"/>
+          <w:color w:val="BCBEC4"/>
+          <w:kern w:val="0"/>
+          <w:sz w:val="20"/>
+          <w:szCs w:val="20"/>
+          <w:lang w:val="en-US" w:eastAsia="ru-RU" w:bidi="ar-SA"/>
+        </w:rPr>
+        <w:br/>
+      </w:r>
+      <w:r>
+        <w:rPr>
+          <w:rFonts w:ascii="Courier New" w:eastAsia="Times New Roman" w:hAnsi="Courier New" w:cs="Courier New"/>
+          <w:color w:val="BCBEC4"/>
+          <w:kern w:val="0"/>
+          <w:sz w:val="20"/>
+          <w:szCs w:val="20"/>
+          <w:lang w:val="en-US" w:eastAsia="ru-RU" w:bidi="ar-SA"/>
+        </w:rPr>
+        <w:br/>
+        <w:t xml:space="preserve">  vector&lt;</w:t>
+      </w:r>
+      <w:r>
+        <w:rPr>
+          <w:rFonts w:ascii="Courier New" w:eastAsia="Times New Roman" w:hAnsi="Courier New" w:cs="Courier New"/>
+          <w:color w:val="CF8E6D"/>
+          <w:kern w:val="0"/>
+          <w:sz w:val="20"/>
+          <w:szCs w:val="20"/>
+          <w:lang w:val="en-US" w:eastAsia="ru-RU" w:bidi="ar-SA"/>
+        </w:rPr>
+        <w:t>int</w:t>
+      </w:r>
+      <w:r>
+        <w:rPr>
+          <w:rFonts w:ascii="Courier New" w:eastAsia="Times New Roman" w:hAnsi="Courier New" w:cs="Courier New"/>
+          <w:color w:val="BCBEC4"/>
+          <w:kern w:val="0"/>
+          <w:sz w:val="20"/>
+          <w:szCs w:val="20"/>
+          <w:lang w:val="en-US" w:eastAsia="ru-RU" w:bidi="ar-SA"/>
+        </w:rPr>
+        <w:t>&gt; order</w:t>
+      </w:r>
+      <w:r>
+        <w:rPr>
+          <w:rFonts w:ascii="Courier New" w:eastAsia="Times New Roman" w:hAnsi="Courier New" w:cs="Courier New"/>
+          <w:color w:val="57AAF7"/>
+          <w:kern w:val="0"/>
+          <w:sz w:val="20"/>
+          <w:szCs w:val="20"/>
+          <w:lang w:val="en-US" w:eastAsia="ru-RU" w:bidi="ar-SA"/>
+        </w:rPr>
+        <w:t>(</w:t>
+      </w:r>
+      <w:r>
+        <w:rPr>
+          <w:rFonts w:ascii="Courier New" w:eastAsia="Times New Roman" w:hAnsi="Courier New" w:cs="Courier New"/>
+          <w:color w:val="2AACB8"/>
+          <w:kern w:val="0"/>
+          <w:sz w:val="20"/>
+          <w:szCs w:val="20"/>
+          <w:lang w:val="en-US" w:eastAsia="ru-RU" w:bidi="ar-SA"/>
+        </w:rPr>
+        <w:t>26</w:t>
+      </w:r>
+      <w:r>
+        <w:rPr>
+          <w:rFonts w:ascii="Courier New" w:eastAsia="Times New Roman" w:hAnsi="Courier New" w:cs="Courier New"/>
+          <w:color w:val="57AAF7"/>
+          <w:kern w:val="0"/>
+          <w:sz w:val="20"/>
+          <w:szCs w:val="20"/>
+          <w:lang w:val="en-US" w:eastAsia="ru-RU" w:bidi="ar-SA"/>
+        </w:rPr>
+        <w:t>)</w:t>
+      </w:r>
+      <w:r>
+        <w:rPr>
+          <w:rFonts w:ascii="Courier New" w:eastAsia="Times New Roman" w:hAnsi="Courier New" w:cs="Courier New"/>
+          <w:color w:val="BCBEC4"/>
+          <w:kern w:val="0"/>
+          <w:sz w:val="20"/>
+          <w:szCs w:val="20"/>
+          <w:lang w:val="en-US" w:eastAsia="ru-RU" w:bidi="ar-SA"/>
+        </w:rPr>
+        <w:t>;</w:t>
+      </w:r>
+      <w:r>
+        <w:rPr>
+          <w:rFonts w:ascii="Courier New" w:eastAsia="Times New Roman" w:hAnsi="Courier New" w:cs="Courier New"/>
+          <w:color w:val="BCBEC4"/>
+          <w:kern w:val="0"/>
+          <w:sz w:val="20"/>
+          <w:szCs w:val="20"/>
+          <w:lang w:val="en-US" w:eastAsia="ru-RU" w:bidi="ar-SA"/>
+        </w:rPr>
+        <w:br/>
+        <w:t xml:space="preserve">  </w:t>
+      </w:r>
+      <w:r>
+        <w:rPr>
+          <w:rFonts w:ascii="Courier New" w:eastAsia="Times New Roman" w:hAnsi="Courier New" w:cs="Courier New"/>
+          <w:color w:val="56A8F5"/>
+          <w:kern w:val="0"/>
+          <w:sz w:val="20"/>
+          <w:szCs w:val="20"/>
+          <w:lang w:val="en-US" w:eastAsia="ru-RU" w:bidi="ar-SA"/>
+        </w:rPr>
+        <w:t>iota</w:t>
+      </w:r>
+      <w:r>
+        <w:rPr>
+          <w:rFonts w:ascii="Courier New" w:eastAsia="Times New Roman" w:hAnsi="Courier New" w:cs="Courier New"/>
+          <w:color w:val="BCBEC4"/>
+          <w:kern w:val="0"/>
+          <w:sz w:val="20"/>
+          <w:szCs w:val="20"/>
+          <w:lang w:val="en-US" w:eastAsia="ru-RU" w:bidi="ar-SA"/>
+        </w:rPr>
+        <w:t>(</w:t>
+      </w:r>
+      <w:proofErr w:type="spellStart"/>
+      <w:r>
+        <w:rPr>
+          <w:rFonts w:ascii="Courier New" w:eastAsia="Times New Roman" w:hAnsi="Courier New" w:cs="Courier New"/>
+          <w:color w:val="BCBEC4"/>
+          <w:kern w:val="0"/>
+          <w:sz w:val="20"/>
+          <w:szCs w:val="20"/>
+          <w:lang w:val="en-US" w:eastAsia="ru-RU" w:bidi="ar-SA"/>
+        </w:rPr>
+        <w:t>order.</w:t>
+      </w:r>
+      <w:r>
+        <w:rPr>
+          <w:rFonts w:ascii="Courier New" w:eastAsia="Times New Roman" w:hAnsi="Courier New" w:cs="Courier New"/>
+          <w:color w:val="57AAF7"/>
+          <w:kern w:val="0"/>
+          <w:sz w:val="20"/>
+          <w:szCs w:val="20"/>
+          <w:lang w:val="en-US" w:eastAsia="ru-RU" w:bidi="ar-SA"/>
+        </w:rPr>
+        <w:t>begin</w:t>
+      </w:r>
+      <w:proofErr w:type="spellEnd"/>
+      <w:r>
+        <w:rPr>
+          <w:rFonts w:ascii="Courier New" w:eastAsia="Times New Roman" w:hAnsi="Courier New" w:cs="Courier New"/>
+          <w:color w:val="BCBEC4"/>
+          <w:kern w:val="0"/>
+          <w:sz w:val="20"/>
+          <w:szCs w:val="20"/>
+          <w:lang w:val="en-US" w:eastAsia="ru-RU" w:bidi="ar-SA"/>
+        </w:rPr>
+        <w:t xml:space="preserve">(), </w:t>
+      </w:r>
+      <w:proofErr w:type="spellStart"/>
+      <w:r>
+        <w:rPr>
+          <w:rFonts w:ascii="Courier New" w:eastAsia="Times New Roman" w:hAnsi="Courier New" w:cs="Courier New"/>
+          <w:color w:val="BCBEC4"/>
+          <w:kern w:val="0"/>
+          <w:sz w:val="20"/>
+          <w:szCs w:val="20"/>
+          <w:lang w:val="en-US" w:eastAsia="ru-RU" w:bidi="ar-SA"/>
+        </w:rPr>
+        <w:t>order.</w:t>
+      </w:r>
+      <w:r>
+        <w:rPr>
+          <w:rFonts w:ascii="Courier New" w:eastAsia="Times New Roman" w:hAnsi="Courier New" w:cs="Courier New"/>
+          <w:color w:val="57AAF7"/>
+          <w:kern w:val="0"/>
+          <w:sz w:val="20"/>
+          <w:szCs w:val="20"/>
+          <w:lang w:val="en-US" w:eastAsia="ru-RU" w:bidi="ar-SA"/>
+        </w:rPr>
+        <w:t>end</w:t>
+      </w:r>
+      <w:proofErr w:type="spellEnd"/>
+      <w:r>
+        <w:rPr>
+          <w:rFonts w:ascii="Courier New" w:eastAsia="Times New Roman" w:hAnsi="Courier New" w:cs="Courier New"/>
+          <w:color w:val="BCBEC4"/>
+          <w:kern w:val="0"/>
+          <w:sz w:val="20"/>
+          <w:szCs w:val="20"/>
+          <w:lang w:val="en-US" w:eastAsia="ru-RU" w:bidi="ar-SA"/>
+        </w:rPr>
+        <w:t xml:space="preserve">(), </w:t>
+      </w:r>
+      <w:r>
+        <w:rPr>
+          <w:rFonts w:ascii="Courier New" w:eastAsia="Times New Roman" w:hAnsi="Courier New" w:cs="Courier New"/>
+          <w:color w:val="2AACB8"/>
+          <w:kern w:val="0"/>
+          <w:sz w:val="20"/>
+          <w:szCs w:val="20"/>
+          <w:lang w:val="en-US" w:eastAsia="ru-RU" w:bidi="ar-SA"/>
+        </w:rPr>
+        <w:t>0</w:t>
+      </w:r>
+      <w:r>
+        <w:rPr>
+          <w:rFonts w:ascii="Courier New" w:eastAsia="Times New Roman" w:hAnsi="Courier New" w:cs="Courier New"/>
+          <w:color w:val="BCBEC4"/>
+          <w:kern w:val="0"/>
+          <w:sz w:val="20"/>
+          <w:szCs w:val="20"/>
+          <w:lang w:val="en-US" w:eastAsia="ru-RU" w:bidi="ar-SA"/>
+        </w:rPr>
+        <w:t>);</w:t>
+      </w:r>
+      <w:r>
+        <w:rPr>
+          <w:rFonts w:ascii="Courier New" w:eastAsia="Times New Roman" w:hAnsi="Courier New" w:cs="Courier New"/>
+          <w:color w:val="BCBEC4"/>
+          <w:kern w:val="0"/>
+          <w:sz w:val="20"/>
+          <w:szCs w:val="20"/>
+          <w:lang w:val="en-US" w:eastAsia="ru-RU" w:bidi="ar-SA"/>
+        </w:rPr>
+        <w:br/>
+        <w:t xml:space="preserve">  </w:t>
+      </w:r>
+      <w:r>
+        <w:rPr>
+          <w:rFonts w:ascii="Courier New" w:eastAsia="Times New Roman" w:hAnsi="Courier New" w:cs="Courier New"/>
+          <w:color w:val="56A8F5"/>
+          <w:kern w:val="0"/>
+          <w:sz w:val="20"/>
+          <w:szCs w:val="20"/>
+          <w:lang w:val="en-US" w:eastAsia="ru-RU" w:bidi="ar-SA"/>
+        </w:rPr>
+        <w:t>sort</w:t>
+      </w:r>
+      <w:r>
+        <w:rPr>
+          <w:rFonts w:ascii="Courier New" w:eastAsia="Times New Roman" w:hAnsi="Courier New" w:cs="Courier New"/>
+          <w:color w:val="BCBEC4"/>
+          <w:kern w:val="0"/>
+          <w:sz w:val="20"/>
+          <w:szCs w:val="20"/>
+          <w:lang w:val="en-US" w:eastAsia="ru-RU" w:bidi="ar-SA"/>
+        </w:rPr>
+        <w:t>(</w:t>
+      </w:r>
+      <w:proofErr w:type="spellStart"/>
+      <w:r>
+        <w:rPr>
+          <w:rFonts w:ascii="Courier New" w:eastAsia="Times New Roman" w:hAnsi="Courier New" w:cs="Courier New"/>
+          <w:color w:val="BCBEC4"/>
+          <w:kern w:val="0"/>
+          <w:sz w:val="20"/>
+          <w:szCs w:val="20"/>
+          <w:lang w:val="en-US" w:eastAsia="ru-RU" w:bidi="ar-SA"/>
+        </w:rPr>
+        <w:t>order.</w:t>
+      </w:r>
+      <w:r>
+        <w:rPr>
+          <w:rFonts w:ascii="Courier New" w:eastAsia="Times New Roman" w:hAnsi="Courier New" w:cs="Courier New"/>
+          <w:color w:val="57AAF7"/>
+          <w:kern w:val="0"/>
+          <w:sz w:val="20"/>
+          <w:szCs w:val="20"/>
+          <w:lang w:val="en-US" w:eastAsia="ru-RU" w:bidi="ar-SA"/>
+        </w:rPr>
+        <w:t>begin</w:t>
+      </w:r>
+      <w:proofErr w:type="spellEnd"/>
+      <w:r>
+        <w:rPr>
+          <w:rFonts w:ascii="Courier New" w:eastAsia="Times New Roman" w:hAnsi="Courier New" w:cs="Courier New"/>
+          <w:color w:val="BCBEC4"/>
+          <w:kern w:val="0"/>
+          <w:sz w:val="20"/>
+          <w:szCs w:val="20"/>
+          <w:lang w:val="en-US" w:eastAsia="ru-RU" w:bidi="ar-SA"/>
+        </w:rPr>
+        <w:t xml:space="preserve">(), </w:t>
+      </w:r>
+      <w:proofErr w:type="spellStart"/>
+      <w:r>
+        <w:rPr>
+          <w:rFonts w:ascii="Courier New" w:eastAsia="Times New Roman" w:hAnsi="Courier New" w:cs="Courier New"/>
+          <w:color w:val="BCBEC4"/>
+          <w:kern w:val="0"/>
+          <w:sz w:val="20"/>
+          <w:szCs w:val="20"/>
+          <w:lang w:val="en-US" w:eastAsia="ru-RU" w:bidi="ar-SA"/>
+        </w:rPr>
+        <w:t>order.</w:t>
+      </w:r>
+      <w:r>
+        <w:rPr>
+          <w:rFonts w:ascii="Courier New" w:eastAsia="Times New Roman" w:hAnsi="Courier New" w:cs="Courier New"/>
+          <w:color w:val="57AAF7"/>
+          <w:kern w:val="0"/>
+          <w:sz w:val="20"/>
+          <w:szCs w:val="20"/>
+          <w:lang w:val="en-US" w:eastAsia="ru-RU" w:bidi="ar-SA"/>
+        </w:rPr>
+        <w:t>end</w:t>
+      </w:r>
+      <w:proofErr w:type="spellEnd"/>
+      <w:r>
+        <w:rPr>
+          <w:rFonts w:ascii="Courier New" w:eastAsia="Times New Roman" w:hAnsi="Courier New" w:cs="Courier New"/>
+          <w:color w:val="BCBEC4"/>
+          <w:kern w:val="0"/>
+          <w:sz w:val="20"/>
+          <w:szCs w:val="20"/>
+          <w:lang w:val="en-US" w:eastAsia="ru-RU" w:bidi="ar-SA"/>
+        </w:rPr>
+        <w:t>(), [&amp;](</w:t>
+      </w:r>
+      <w:r>
+        <w:rPr>
+          <w:rFonts w:ascii="Courier New" w:eastAsia="Times New Roman" w:hAnsi="Courier New" w:cs="Courier New"/>
+          <w:color w:val="CF8E6D"/>
+          <w:kern w:val="0"/>
+          <w:sz w:val="20"/>
+          <w:szCs w:val="20"/>
+          <w:lang w:val="en-US" w:eastAsia="ru-RU" w:bidi="ar-SA"/>
+        </w:rPr>
+        <w:t xml:space="preserve">int </w:t>
+      </w:r>
+      <w:r>
+        <w:rPr>
+          <w:rFonts w:ascii="Courier New" w:eastAsia="Times New Roman" w:hAnsi="Courier New" w:cs="Courier New"/>
+          <w:color w:val="BCBEC4"/>
+          <w:kern w:val="0"/>
+          <w:sz w:val="20"/>
+          <w:szCs w:val="20"/>
+          <w:lang w:val="en-US" w:eastAsia="ru-RU" w:bidi="ar-SA"/>
+        </w:rPr>
+        <w:t xml:space="preserve">a, </w:t>
+      </w:r>
+      <w:r>
+        <w:rPr>
+          <w:rFonts w:ascii="Courier New" w:eastAsia="Times New Roman" w:hAnsi="Courier New" w:cs="Courier New"/>
+          <w:color w:val="CF8E6D"/>
+          <w:kern w:val="0"/>
+          <w:sz w:val="20"/>
+          <w:szCs w:val="20"/>
+          <w:lang w:val="en-US" w:eastAsia="ru-RU" w:bidi="ar-SA"/>
+        </w:rPr>
+        <w:t xml:space="preserve">int </w:t>
+      </w:r>
+      <w:r>
+        <w:rPr>
+          <w:rFonts w:ascii="Courier New" w:eastAsia="Times New Roman" w:hAnsi="Courier New" w:cs="Courier New"/>
+          <w:color w:val="BCBEC4"/>
+          <w:kern w:val="0"/>
+          <w:sz w:val="20"/>
+          <w:szCs w:val="20"/>
+          <w:lang w:val="en-US" w:eastAsia="ru-RU" w:bidi="ar-SA"/>
+        </w:rPr>
+        <w:t>b) {</w:t>
+      </w:r>
+      <w:r>
+        <w:rPr>
+          <w:rFonts w:ascii="Courier New" w:eastAsia="Times New Roman" w:hAnsi="Courier New" w:cs="Courier New"/>
+          <w:color w:val="BCBEC4"/>
+          <w:kern w:val="0"/>
+          <w:sz w:val="20"/>
+          <w:szCs w:val="20"/>
+          <w:lang w:val="en-US" w:eastAsia="ru-RU" w:bidi="ar-SA"/>
+        </w:rPr>
+        <w:br/>
+        <w:t xml:space="preserve">    </w:t>
+      </w:r>
+      <w:r>
+        <w:rPr>
+          <w:rFonts w:ascii="Courier New" w:eastAsia="Times New Roman" w:hAnsi="Courier New" w:cs="Courier New"/>
+          <w:color w:val="CF8E6D"/>
+          <w:kern w:val="0"/>
+          <w:sz w:val="20"/>
+          <w:szCs w:val="20"/>
+          <w:lang w:val="en-US" w:eastAsia="ru-RU" w:bidi="ar-SA"/>
+        </w:rPr>
+        <w:t xml:space="preserve">if </w:t>
+      </w:r>
+      <w:r>
+        <w:rPr>
+          <w:rFonts w:ascii="Courier New" w:eastAsia="Times New Roman" w:hAnsi="Courier New" w:cs="Courier New"/>
+          <w:color w:val="BCBEC4"/>
+          <w:kern w:val="0"/>
+          <w:sz w:val="20"/>
+          <w:szCs w:val="20"/>
+          <w:lang w:val="en-US" w:eastAsia="ru-RU" w:bidi="ar-SA"/>
+        </w:rPr>
+        <w:t>(weight</w:t>
+      </w:r>
+      <w:r>
+        <w:rPr>
+          <w:rFonts w:ascii="Courier New" w:eastAsia="Times New Roman" w:hAnsi="Courier New" w:cs="Courier New"/>
+          <w:color w:val="57AAF7"/>
+          <w:kern w:val="0"/>
+          <w:sz w:val="20"/>
+          <w:szCs w:val="20"/>
+          <w:lang w:val="en-US" w:eastAsia="ru-RU" w:bidi="ar-SA"/>
+        </w:rPr>
+        <w:t>[</w:t>
+      </w:r>
+      <w:r>
+        <w:rPr>
+          <w:rFonts w:ascii="Courier New" w:eastAsia="Times New Roman" w:hAnsi="Courier New" w:cs="Courier New"/>
+          <w:color w:val="BCBEC4"/>
+          <w:kern w:val="0"/>
+          <w:sz w:val="20"/>
+          <w:szCs w:val="20"/>
+          <w:lang w:val="en-US" w:eastAsia="ru-RU" w:bidi="ar-SA"/>
+        </w:rPr>
+        <w:t>a</w:t>
+      </w:r>
+      <w:r>
+        <w:rPr>
+          <w:rFonts w:ascii="Courier New" w:eastAsia="Times New Roman" w:hAnsi="Courier New" w:cs="Courier New"/>
+          <w:color w:val="57AAF7"/>
+          <w:kern w:val="0"/>
+          <w:sz w:val="20"/>
+          <w:szCs w:val="20"/>
+          <w:lang w:val="en-US" w:eastAsia="ru-RU" w:bidi="ar-SA"/>
+        </w:rPr>
+        <w:t xml:space="preserve">] </w:t>
+      </w:r>
+      <w:r>
+        <w:rPr>
+          <w:rFonts w:ascii="Courier New" w:eastAsia="Times New Roman" w:hAnsi="Courier New" w:cs="Courier New"/>
+          <w:color w:val="BCBEC4"/>
+          <w:kern w:val="0"/>
+          <w:sz w:val="20"/>
+          <w:szCs w:val="20"/>
+          <w:lang w:val="en-US" w:eastAsia="ru-RU" w:bidi="ar-SA"/>
+        </w:rPr>
+        <w:t>!= weight</w:t>
+      </w:r>
+      <w:r>
+        <w:rPr>
+          <w:rFonts w:ascii="Courier New" w:eastAsia="Times New Roman" w:hAnsi="Courier New" w:cs="Courier New"/>
+          <w:color w:val="57AAF7"/>
+          <w:kern w:val="0"/>
+          <w:sz w:val="20"/>
+          <w:szCs w:val="20"/>
+          <w:lang w:val="en-US" w:eastAsia="ru-RU" w:bidi="ar-SA"/>
+        </w:rPr>
+        <w:t>[</w:t>
+      </w:r>
+      <w:r>
+        <w:rPr>
+          <w:rFonts w:ascii="Courier New" w:eastAsia="Times New Roman" w:hAnsi="Courier New" w:cs="Courier New"/>
+          <w:color w:val="BCBEC4"/>
+          <w:kern w:val="0"/>
+          <w:sz w:val="20"/>
+          <w:szCs w:val="20"/>
+          <w:lang w:val="en-US" w:eastAsia="ru-RU" w:bidi="ar-SA"/>
+        </w:rPr>
+        <w:t>b</w:t>
+      </w:r>
+      <w:r>
+        <w:rPr>
+          <w:rFonts w:ascii="Courier New" w:eastAsia="Times New Roman" w:hAnsi="Courier New" w:cs="Courier New"/>
+          <w:color w:val="57AAF7"/>
+          <w:kern w:val="0"/>
+          <w:sz w:val="20"/>
+          <w:szCs w:val="20"/>
+          <w:lang w:val="en-US" w:eastAsia="ru-RU" w:bidi="ar-SA"/>
+        </w:rPr>
+        <w:t>]</w:t>
+      </w:r>
+      <w:r>
+        <w:rPr>
+          <w:rFonts w:ascii="Courier New" w:eastAsia="Times New Roman" w:hAnsi="Courier New" w:cs="Courier New"/>
+          <w:color w:val="BCBEC4"/>
+          <w:kern w:val="0"/>
+          <w:sz w:val="20"/>
+          <w:szCs w:val="20"/>
+          <w:lang w:val="en-US" w:eastAsia="ru-RU" w:bidi="ar-SA"/>
+        </w:rPr>
+        <w:t>)</w:t>
+      </w:r>
+      <w:r>
+        <w:rPr>
+          <w:rFonts w:ascii="Courier New" w:eastAsia="Times New Roman" w:hAnsi="Courier New" w:cs="Courier New"/>
+          <w:color w:val="BCBEC4"/>
+          <w:kern w:val="0"/>
+          <w:sz w:val="20"/>
+          <w:szCs w:val="20"/>
+          <w:lang w:val="en-US" w:eastAsia="ru-RU" w:bidi="ar-SA"/>
+        </w:rPr>
+        <w:br/>
+        <w:t xml:space="preserve">      </w:t>
+      </w:r>
+      <w:r>
+        <w:rPr>
+          <w:rFonts w:ascii="Courier New" w:eastAsia="Times New Roman" w:hAnsi="Courier New" w:cs="Courier New"/>
+          <w:color w:val="CF8E6D"/>
+          <w:kern w:val="0"/>
+          <w:sz w:val="20"/>
+          <w:szCs w:val="20"/>
+          <w:lang w:val="en-US" w:eastAsia="ru-RU" w:bidi="ar-SA"/>
+        </w:rPr>
+        <w:t xml:space="preserve">return </w:t>
+      </w:r>
+      <w:r>
+        <w:rPr>
+          <w:rFonts w:ascii="Courier New" w:eastAsia="Times New Roman" w:hAnsi="Courier New" w:cs="Courier New"/>
+          <w:color w:val="BCBEC4"/>
+          <w:kern w:val="0"/>
+          <w:sz w:val="20"/>
+          <w:szCs w:val="20"/>
+          <w:lang w:val="en-US" w:eastAsia="ru-RU" w:bidi="ar-SA"/>
+        </w:rPr>
+        <w:t>weight</w:t>
+      </w:r>
+      <w:r>
+        <w:rPr>
+          <w:rFonts w:ascii="Courier New" w:eastAsia="Times New Roman" w:hAnsi="Courier New" w:cs="Courier New"/>
+          <w:color w:val="57AAF7"/>
+          <w:kern w:val="0"/>
+          <w:sz w:val="20"/>
+          <w:szCs w:val="20"/>
+          <w:lang w:val="en-US" w:eastAsia="ru-RU" w:bidi="ar-SA"/>
+        </w:rPr>
+        <w:t>[</w:t>
+      </w:r>
+      <w:r>
+        <w:rPr>
+          <w:rFonts w:ascii="Courier New" w:eastAsia="Times New Roman" w:hAnsi="Courier New" w:cs="Courier New"/>
+          <w:color w:val="BCBEC4"/>
+          <w:kern w:val="0"/>
+          <w:sz w:val="20"/>
+          <w:szCs w:val="20"/>
+          <w:lang w:val="en-US" w:eastAsia="ru-RU" w:bidi="ar-SA"/>
+        </w:rPr>
+        <w:t>a</w:t>
+      </w:r>
+      <w:r>
+        <w:rPr>
+          <w:rFonts w:ascii="Courier New" w:eastAsia="Times New Roman" w:hAnsi="Courier New" w:cs="Courier New"/>
+          <w:color w:val="57AAF7"/>
+          <w:kern w:val="0"/>
+          <w:sz w:val="20"/>
+          <w:szCs w:val="20"/>
+          <w:lang w:val="en-US" w:eastAsia="ru-RU" w:bidi="ar-SA"/>
+        </w:rPr>
+        <w:t xml:space="preserve">] </w:t>
+      </w:r>
+      <w:r>
+        <w:rPr>
+          <w:rFonts w:ascii="Courier New" w:eastAsia="Times New Roman" w:hAnsi="Courier New" w:cs="Courier New"/>
+          <w:color w:val="BCBEC4"/>
+          <w:kern w:val="0"/>
+          <w:sz w:val="20"/>
+          <w:szCs w:val="20"/>
+          <w:lang w:val="en-US" w:eastAsia="ru-RU" w:bidi="ar-SA"/>
+        </w:rPr>
+        <w:t>&gt; weight</w:t>
+      </w:r>
+      <w:r>
+        <w:rPr>
+          <w:rFonts w:ascii="Courier New" w:eastAsia="Times New Roman" w:hAnsi="Courier New" w:cs="Courier New"/>
+          <w:color w:val="57AAF7"/>
+          <w:kern w:val="0"/>
+          <w:sz w:val="20"/>
+          <w:szCs w:val="20"/>
+          <w:lang w:val="en-US" w:eastAsia="ru-RU" w:bidi="ar-SA"/>
+        </w:rPr>
+        <w:t>[</w:t>
+      </w:r>
+      <w:r>
+        <w:rPr>
+          <w:rFonts w:ascii="Courier New" w:eastAsia="Times New Roman" w:hAnsi="Courier New" w:cs="Courier New"/>
+          <w:color w:val="BCBEC4"/>
+          <w:kern w:val="0"/>
+          <w:sz w:val="20"/>
+          <w:szCs w:val="20"/>
+          <w:lang w:val="en-US" w:eastAsia="ru-RU" w:bidi="ar-SA"/>
+        </w:rPr>
+        <w:t>b</w:t>
+      </w:r>
+      <w:r>
+        <w:rPr>
+          <w:rFonts w:ascii="Courier New" w:eastAsia="Times New Roman" w:hAnsi="Courier New" w:cs="Courier New"/>
+          <w:color w:val="57AAF7"/>
+          <w:kern w:val="0"/>
+          <w:sz w:val="20"/>
+          <w:szCs w:val="20"/>
+          <w:lang w:val="en-US" w:eastAsia="ru-RU" w:bidi="ar-SA"/>
+        </w:rPr>
+        <w:t>]</w:t>
+      </w:r>
+      <w:r>
+        <w:rPr>
+          <w:rFonts w:ascii="Courier New" w:eastAsia="Times New Roman" w:hAnsi="Courier New" w:cs="Courier New"/>
+          <w:color w:val="BCBEC4"/>
+          <w:kern w:val="0"/>
+          <w:sz w:val="20"/>
+          <w:szCs w:val="20"/>
+          <w:lang w:val="en-US" w:eastAsia="ru-RU" w:bidi="ar-SA"/>
+        </w:rPr>
+        <w:t>;</w:t>
+      </w:r>
+      <w:r>
+        <w:rPr>
+          <w:rFonts w:ascii="Courier New" w:eastAsia="Times New Roman" w:hAnsi="Courier New" w:cs="Courier New"/>
+          <w:color w:val="BCBEC4"/>
+          <w:kern w:val="0"/>
+          <w:sz w:val="20"/>
+          <w:szCs w:val="20"/>
+          <w:lang w:val="en-US" w:eastAsia="ru-RU" w:bidi="ar-SA"/>
+        </w:rPr>
+        <w:br/>
+        <w:t xml:space="preserve">    </w:t>
+      </w:r>
+      <w:r>
+        <w:rPr>
+          <w:rFonts w:ascii="Courier New" w:eastAsia="Times New Roman" w:hAnsi="Courier New" w:cs="Courier New"/>
+          <w:color w:val="CF8E6D"/>
+          <w:kern w:val="0"/>
+          <w:sz w:val="20"/>
+          <w:szCs w:val="20"/>
+          <w:lang w:val="en-US" w:eastAsia="ru-RU" w:bidi="ar-SA"/>
+        </w:rPr>
+        <w:t xml:space="preserve">return </w:t>
+      </w:r>
+      <w:r>
+        <w:rPr>
+          <w:rFonts w:ascii="Courier New" w:eastAsia="Times New Roman" w:hAnsi="Courier New" w:cs="Courier New"/>
+          <w:color w:val="BCBEC4"/>
+          <w:kern w:val="0"/>
+          <w:sz w:val="20"/>
+          <w:szCs w:val="20"/>
+          <w:lang w:val="en-US" w:eastAsia="ru-RU" w:bidi="ar-SA"/>
+        </w:rPr>
+        <w:t>a &lt; b;</w:t>
+      </w:r>
+      <w:r>
+        <w:rPr>
+          <w:rFonts w:ascii="Courier New" w:eastAsia="Times New Roman" w:hAnsi="Courier New" w:cs="Courier New"/>
+          <w:color w:val="BCBEC4"/>
+          <w:kern w:val="0"/>
+          <w:sz w:val="20"/>
+          <w:szCs w:val="20"/>
+          <w:lang w:val="en-US" w:eastAsia="ru-RU" w:bidi="ar-SA"/>
+        </w:rPr>
+        <w:br/>
+        <w:t xml:space="preserve">  });</w:t>
+      </w:r>
+      <w:r>
+        <w:rPr>
+          <w:rFonts w:ascii="Courier New" w:eastAsia="Times New Roman" w:hAnsi="Courier New" w:cs="Courier New"/>
+          <w:color w:val="BCBEC4"/>
+          <w:kern w:val="0"/>
+          <w:sz w:val="20"/>
+          <w:szCs w:val="20"/>
+          <w:lang w:val="en-US" w:eastAsia="ru-RU" w:bidi="ar-SA"/>
+        </w:rPr>
+        <w:br/>
+      </w:r>
+      <w:r>
+        <w:rPr>
+          <w:rFonts w:ascii="Courier New" w:eastAsia="Times New Roman" w:hAnsi="Courier New" w:cs="Courier New"/>
+          <w:color w:val="BCBEC4"/>
+          <w:kern w:val="0"/>
+          <w:sz w:val="20"/>
+          <w:szCs w:val="20"/>
+          <w:lang w:val="en-US" w:eastAsia="ru-RU" w:bidi="ar-SA"/>
+        </w:rPr>
+        <w:br/>
+        <w:t xml:space="preserve">  </w:t>
+      </w:r>
+      <w:r>
+        <w:rPr>
+          <w:rFonts w:ascii="Courier New" w:eastAsia="Times New Roman" w:hAnsi="Courier New" w:cs="Courier New"/>
+          <w:color w:val="CF8E6D"/>
+          <w:kern w:val="0"/>
+          <w:sz w:val="20"/>
+          <w:szCs w:val="20"/>
+          <w:lang w:val="en-US" w:eastAsia="ru-RU" w:bidi="ar-SA"/>
+        </w:rPr>
+        <w:t xml:space="preserve">int </w:t>
+      </w:r>
+      <w:r>
+        <w:rPr>
+          <w:rFonts w:ascii="Courier New" w:eastAsia="Times New Roman" w:hAnsi="Courier New" w:cs="Courier New"/>
+          <w:color w:val="BCBEC4"/>
+          <w:kern w:val="0"/>
+          <w:sz w:val="20"/>
+          <w:szCs w:val="20"/>
+          <w:lang w:val="en-US" w:eastAsia="ru-RU" w:bidi="ar-SA"/>
+        </w:rPr>
+        <w:t>n = (</w:t>
+      </w:r>
+      <w:r>
+        <w:rPr>
+          <w:rFonts w:ascii="Courier New" w:eastAsia="Times New Roman" w:hAnsi="Courier New" w:cs="Courier New"/>
+          <w:color w:val="CF8E6D"/>
+          <w:kern w:val="0"/>
+          <w:sz w:val="20"/>
+          <w:szCs w:val="20"/>
+          <w:lang w:val="en-US" w:eastAsia="ru-RU" w:bidi="ar-SA"/>
+        </w:rPr>
+        <w:t>int</w:t>
+      </w:r>
+      <w:r>
+        <w:rPr>
+          <w:rFonts w:ascii="Courier New" w:eastAsia="Times New Roman" w:hAnsi="Courier New" w:cs="Courier New"/>
+          <w:color w:val="BCBEC4"/>
+          <w:kern w:val="0"/>
+          <w:sz w:val="20"/>
+          <w:szCs w:val="20"/>
+          <w:lang w:val="en-US" w:eastAsia="ru-RU" w:bidi="ar-SA"/>
+        </w:rPr>
+        <w:t>)</w:t>
+      </w:r>
+      <w:proofErr w:type="spellStart"/>
+      <w:r>
+        <w:rPr>
+          <w:rFonts w:ascii="Courier New" w:eastAsia="Times New Roman" w:hAnsi="Courier New" w:cs="Courier New"/>
+          <w:color w:val="BCBEC4"/>
+          <w:kern w:val="0"/>
+          <w:sz w:val="20"/>
+          <w:szCs w:val="20"/>
+          <w:lang w:val="en-US" w:eastAsia="ru-RU" w:bidi="ar-SA"/>
+        </w:rPr>
+        <w:t>s.</w:t>
+      </w:r>
+      <w:r>
+        <w:rPr>
+          <w:rFonts w:ascii="Courier New" w:eastAsia="Times New Roman" w:hAnsi="Courier New" w:cs="Courier New"/>
+          <w:color w:val="57AAF7"/>
+          <w:kern w:val="0"/>
+          <w:sz w:val="20"/>
+          <w:szCs w:val="20"/>
+          <w:lang w:val="en-US" w:eastAsia="ru-RU" w:bidi="ar-SA"/>
+        </w:rPr>
+        <w:t>size</w:t>
+      </w:r>
+      <w:proofErr w:type="spellEnd"/>
+      <w:r>
+        <w:rPr>
+          <w:rFonts w:ascii="Courier New" w:eastAsia="Times New Roman" w:hAnsi="Courier New" w:cs="Courier New"/>
+          <w:color w:val="BCBEC4"/>
+          <w:kern w:val="0"/>
+          <w:sz w:val="20"/>
+          <w:szCs w:val="20"/>
+          <w:lang w:val="en-US" w:eastAsia="ru-RU" w:bidi="ar-SA"/>
+        </w:rPr>
+        <w:t>();</w:t>
+      </w:r>
+      <w:r>
+        <w:rPr>
+          <w:rFonts w:ascii="Courier New" w:eastAsia="Times New Roman" w:hAnsi="Courier New" w:cs="Courier New"/>
+          <w:color w:val="BCBEC4"/>
+          <w:kern w:val="0"/>
+          <w:sz w:val="20"/>
+          <w:szCs w:val="20"/>
+          <w:lang w:val="en-US" w:eastAsia="ru-RU" w:bidi="ar-SA"/>
+        </w:rPr>
+        <w:br/>
+        <w:t xml:space="preserve">  string </w:t>
+      </w:r>
+      <w:proofErr w:type="spellStart"/>
+      <w:r>
+        <w:rPr>
+          <w:rFonts w:ascii="Courier New" w:eastAsia="Times New Roman" w:hAnsi="Courier New" w:cs="Courier New"/>
+          <w:color w:val="BCBEC4"/>
+          <w:kern w:val="0"/>
+          <w:sz w:val="20"/>
+          <w:szCs w:val="20"/>
+          <w:lang w:val="en-US" w:eastAsia="ru-RU" w:bidi="ar-SA"/>
+        </w:rPr>
+        <w:t>ans</w:t>
+      </w:r>
+      <w:proofErr w:type="spellEnd"/>
+      <w:r>
+        <w:rPr>
+          <w:rFonts w:ascii="Courier New" w:eastAsia="Times New Roman" w:hAnsi="Courier New" w:cs="Courier New"/>
+          <w:color w:val="57AAF7"/>
+          <w:kern w:val="0"/>
+          <w:sz w:val="20"/>
+          <w:szCs w:val="20"/>
+          <w:lang w:val="en-US" w:eastAsia="ru-RU" w:bidi="ar-SA"/>
+        </w:rPr>
+        <w:t>(</w:t>
+      </w:r>
+      <w:r>
+        <w:rPr>
+          <w:rFonts w:ascii="Courier New" w:eastAsia="Times New Roman" w:hAnsi="Courier New" w:cs="Courier New"/>
+          <w:color w:val="BCBEC4"/>
+          <w:kern w:val="0"/>
+          <w:sz w:val="20"/>
+          <w:szCs w:val="20"/>
+          <w:lang w:val="en-US" w:eastAsia="ru-RU" w:bidi="ar-SA"/>
+        </w:rPr>
+        <w:t xml:space="preserve">n, </w:t>
+      </w:r>
+      <w:r>
+        <w:rPr>
+          <w:rFonts w:ascii="Courier New" w:eastAsia="Times New Roman" w:hAnsi="Courier New" w:cs="Courier New"/>
+          <w:color w:val="6AAB73"/>
+          <w:kern w:val="0"/>
+          <w:sz w:val="20"/>
+          <w:szCs w:val="20"/>
+          <w:lang w:val="en-US" w:eastAsia="ru-RU" w:bidi="ar-SA"/>
+        </w:rPr>
+        <w:t>'</w:t>
+      </w:r>
+      <w:r>
+        <w:rPr>
+          <w:rFonts w:ascii="Courier New" w:eastAsia="Times New Roman" w:hAnsi="Courier New" w:cs="Courier New"/>
+          <w:color w:val="CF8E6D"/>
+          <w:kern w:val="0"/>
+          <w:sz w:val="20"/>
+          <w:szCs w:val="20"/>
+          <w:lang w:val="en-US" w:eastAsia="ru-RU" w:bidi="ar-SA"/>
+        </w:rPr>
+        <w:t>\0</w:t>
+      </w:r>
+      <w:r>
+        <w:rPr>
+          <w:rFonts w:ascii="Courier New" w:eastAsia="Times New Roman" w:hAnsi="Courier New" w:cs="Courier New"/>
+          <w:color w:val="6AAB73"/>
+          <w:kern w:val="0"/>
+          <w:sz w:val="20"/>
+          <w:szCs w:val="20"/>
+          <w:lang w:val="en-US" w:eastAsia="ru-RU" w:bidi="ar-SA"/>
+        </w:rPr>
+        <w:t>'</w:t>
+      </w:r>
+      <w:r>
+        <w:rPr>
+          <w:rFonts w:ascii="Courier New" w:eastAsia="Times New Roman" w:hAnsi="Courier New" w:cs="Courier New"/>
+          <w:color w:val="57AAF7"/>
+          <w:kern w:val="0"/>
+          <w:sz w:val="20"/>
+          <w:szCs w:val="20"/>
+          <w:lang w:val="en-US" w:eastAsia="ru-RU" w:bidi="ar-SA"/>
+        </w:rPr>
+        <w:t>)</w:t>
+      </w:r>
+      <w:r>
+        <w:rPr>
+          <w:rFonts w:ascii="Courier New" w:eastAsia="Times New Roman" w:hAnsi="Courier New" w:cs="Courier New"/>
+          <w:color w:val="BCBEC4"/>
+          <w:kern w:val="0"/>
+          <w:sz w:val="20"/>
+          <w:szCs w:val="20"/>
+          <w:lang w:val="en-US" w:eastAsia="ru-RU" w:bidi="ar-SA"/>
+        </w:rPr>
+        <w:t>;</w:t>
+      </w:r>
+      <w:r>
+        <w:rPr>
+          <w:rFonts w:ascii="Courier New" w:eastAsia="Times New Roman" w:hAnsi="Courier New" w:cs="Courier New"/>
+          <w:color w:val="BCBEC4"/>
+          <w:kern w:val="0"/>
+          <w:sz w:val="20"/>
+          <w:szCs w:val="20"/>
+          <w:lang w:val="en-US" w:eastAsia="ru-RU" w:bidi="ar-SA"/>
+        </w:rPr>
+        <w:br/>
+        <w:t xml:space="preserve">  </w:t>
+      </w:r>
+      <w:r>
+        <w:rPr>
+          <w:rFonts w:ascii="Courier New" w:eastAsia="Times New Roman" w:hAnsi="Courier New" w:cs="Courier New"/>
+          <w:color w:val="CF8E6D"/>
+          <w:kern w:val="0"/>
+          <w:sz w:val="20"/>
+          <w:szCs w:val="20"/>
+          <w:lang w:val="en-US" w:eastAsia="ru-RU" w:bidi="ar-SA"/>
+        </w:rPr>
+        <w:t xml:space="preserve">int </w:t>
+      </w:r>
+      <w:r>
+        <w:rPr>
+          <w:rFonts w:ascii="Courier New" w:eastAsia="Times New Roman" w:hAnsi="Courier New" w:cs="Courier New"/>
+          <w:color w:val="BCBEC4"/>
+          <w:kern w:val="0"/>
+          <w:sz w:val="20"/>
+          <w:szCs w:val="20"/>
+          <w:lang w:val="en-US" w:eastAsia="ru-RU" w:bidi="ar-SA"/>
+        </w:rPr>
+        <w:t xml:space="preserve">left = </w:t>
+      </w:r>
+      <w:r>
+        <w:rPr>
+          <w:rFonts w:ascii="Courier New" w:eastAsia="Times New Roman" w:hAnsi="Courier New" w:cs="Courier New"/>
+          <w:color w:val="2AACB8"/>
+          <w:kern w:val="0"/>
+          <w:sz w:val="20"/>
+          <w:szCs w:val="20"/>
+          <w:lang w:val="en-US" w:eastAsia="ru-RU" w:bidi="ar-SA"/>
+        </w:rPr>
+        <w:t>0</w:t>
+      </w:r>
+      <w:r>
+        <w:rPr>
+          <w:rFonts w:ascii="Courier New" w:eastAsia="Times New Roman" w:hAnsi="Courier New" w:cs="Courier New"/>
+          <w:color w:val="BCBEC4"/>
+          <w:kern w:val="0"/>
+          <w:sz w:val="20"/>
+          <w:szCs w:val="20"/>
+          <w:lang w:val="en-US" w:eastAsia="ru-RU" w:bidi="ar-SA"/>
+        </w:rPr>
+        <w:t xml:space="preserve">, right = n - </w:t>
+      </w:r>
+      <w:r>
+        <w:rPr>
+          <w:rFonts w:ascii="Courier New" w:eastAsia="Times New Roman" w:hAnsi="Courier New" w:cs="Courier New"/>
+          <w:color w:val="2AACB8"/>
+          <w:kern w:val="0"/>
+          <w:sz w:val="20"/>
+          <w:szCs w:val="20"/>
+          <w:lang w:val="en-US" w:eastAsia="ru-RU" w:bidi="ar-SA"/>
+        </w:rPr>
+        <w:t>1</w:t>
+      </w:r>
+      <w:r>
+        <w:rPr>
+          <w:rFonts w:ascii="Courier New" w:eastAsia="Times New Roman" w:hAnsi="Courier New" w:cs="Courier New"/>
+          <w:color w:val="BCBEC4"/>
+          <w:kern w:val="0"/>
+          <w:sz w:val="20"/>
+          <w:szCs w:val="20"/>
+          <w:lang w:val="en-US" w:eastAsia="ru-RU" w:bidi="ar-SA"/>
+        </w:rPr>
+        <w:t>;</w:t>
+      </w:r>
+      <w:r>
+        <w:rPr>
+          <w:rFonts w:ascii="Courier New" w:eastAsia="Times New Roman" w:hAnsi="Courier New" w:cs="Courier New"/>
+          <w:color w:val="BCBEC4"/>
+          <w:kern w:val="0"/>
+          <w:sz w:val="20"/>
+          <w:szCs w:val="20"/>
+          <w:lang w:val="en-US" w:eastAsia="ru-RU" w:bidi="ar-SA"/>
+        </w:rPr>
+        <w:br/>
+      </w:r>
+      <w:r>
+        <w:rPr>
+          <w:rFonts w:ascii="Courier New" w:eastAsia="Times New Roman" w:hAnsi="Courier New" w:cs="Courier New"/>
+          <w:color w:val="BCBEC4"/>
+          <w:kern w:val="0"/>
+          <w:sz w:val="20"/>
+          <w:szCs w:val="20"/>
+          <w:lang w:val="en-US" w:eastAsia="ru-RU" w:bidi="ar-SA"/>
+        </w:rPr>
+        <w:br/>
+        <w:t xml:space="preserve">  </w:t>
+      </w:r>
+      <w:r>
+        <w:rPr>
+          <w:rFonts w:ascii="Courier New" w:eastAsia="Times New Roman" w:hAnsi="Courier New" w:cs="Courier New"/>
+          <w:color w:val="CF8E6D"/>
+          <w:kern w:val="0"/>
+          <w:sz w:val="20"/>
+          <w:szCs w:val="20"/>
+          <w:lang w:val="en-US" w:eastAsia="ru-RU" w:bidi="ar-SA"/>
+        </w:rPr>
+        <w:t xml:space="preserve">while </w:t>
+      </w:r>
+      <w:r>
+        <w:rPr>
+          <w:rFonts w:ascii="Courier New" w:eastAsia="Times New Roman" w:hAnsi="Courier New" w:cs="Courier New"/>
+          <w:color w:val="BCBEC4"/>
+          <w:kern w:val="0"/>
+          <w:sz w:val="20"/>
+          <w:szCs w:val="20"/>
+          <w:lang w:val="en-US" w:eastAsia="ru-RU" w:bidi="ar-SA"/>
+        </w:rPr>
+        <w:t>(</w:t>
+      </w:r>
+      <w:r>
+        <w:rPr>
+          <w:rFonts w:ascii="Courier New" w:eastAsia="Times New Roman" w:hAnsi="Courier New" w:cs="Courier New"/>
+          <w:color w:val="CF8E6D"/>
+          <w:kern w:val="0"/>
+          <w:sz w:val="20"/>
+          <w:szCs w:val="20"/>
+          <w:lang w:val="en-US" w:eastAsia="ru-RU" w:bidi="ar-SA"/>
+        </w:rPr>
+        <w:t>true</w:t>
+      </w:r>
+      <w:r>
+        <w:rPr>
+          <w:rFonts w:ascii="Courier New" w:eastAsia="Times New Roman" w:hAnsi="Courier New" w:cs="Courier New"/>
+          <w:color w:val="BCBEC4"/>
+          <w:kern w:val="0"/>
+          <w:sz w:val="20"/>
+          <w:szCs w:val="20"/>
+          <w:lang w:val="en-US" w:eastAsia="ru-RU" w:bidi="ar-SA"/>
+        </w:rPr>
+        <w:t>) {</w:t>
+      </w:r>
+      <w:r>
+        <w:rPr>
+          <w:rFonts w:ascii="Courier New" w:eastAsia="Times New Roman" w:hAnsi="Courier New" w:cs="Courier New"/>
+          <w:color w:val="BCBEC4"/>
+          <w:kern w:val="0"/>
+          <w:sz w:val="20"/>
+          <w:szCs w:val="20"/>
+          <w:lang w:val="en-US" w:eastAsia="ru-RU" w:bidi="ar-SA"/>
+        </w:rPr>
+        <w:br/>
+        <w:t xml:space="preserve">    vector&lt;</w:t>
+      </w:r>
+      <w:r>
+        <w:rPr>
+          <w:rFonts w:ascii="Courier New" w:eastAsia="Times New Roman" w:hAnsi="Courier New" w:cs="Courier New"/>
+          <w:color w:val="CF8E6D"/>
+          <w:kern w:val="0"/>
+          <w:sz w:val="20"/>
+          <w:szCs w:val="20"/>
+          <w:lang w:val="en-US" w:eastAsia="ru-RU" w:bidi="ar-SA"/>
+        </w:rPr>
+        <w:t>int</w:t>
+      </w:r>
+      <w:r>
+        <w:rPr>
+          <w:rFonts w:ascii="Courier New" w:eastAsia="Times New Roman" w:hAnsi="Courier New" w:cs="Courier New"/>
+          <w:color w:val="BCBEC4"/>
+          <w:kern w:val="0"/>
+          <w:sz w:val="20"/>
+          <w:szCs w:val="20"/>
+          <w:lang w:val="en-US" w:eastAsia="ru-RU" w:bidi="ar-SA"/>
+        </w:rPr>
+        <w:t>&gt; candidates;</w:t>
+      </w:r>
+      <w:r>
+        <w:rPr>
+          <w:rFonts w:ascii="Courier New" w:eastAsia="Times New Roman" w:hAnsi="Courier New" w:cs="Courier New"/>
+          <w:color w:val="BCBEC4"/>
+          <w:kern w:val="0"/>
+          <w:sz w:val="20"/>
+          <w:szCs w:val="20"/>
+          <w:lang w:val="en-US" w:eastAsia="ru-RU" w:bidi="ar-SA"/>
+        </w:rPr>
+        <w:br/>
+        <w:t xml:space="preserve">    </w:t>
+      </w:r>
+      <w:r>
+        <w:rPr>
+          <w:rFonts w:ascii="Courier New" w:eastAsia="Times New Roman" w:hAnsi="Courier New" w:cs="Courier New"/>
+          <w:color w:val="CF8E6D"/>
+          <w:kern w:val="0"/>
+          <w:sz w:val="20"/>
+          <w:szCs w:val="20"/>
+          <w:lang w:val="en-US" w:eastAsia="ru-RU" w:bidi="ar-SA"/>
+        </w:rPr>
+        <w:t xml:space="preserve">for </w:t>
+      </w:r>
+      <w:r>
+        <w:rPr>
+          <w:rFonts w:ascii="Courier New" w:eastAsia="Times New Roman" w:hAnsi="Courier New" w:cs="Courier New"/>
+          <w:color w:val="BCBEC4"/>
+          <w:kern w:val="0"/>
+          <w:sz w:val="20"/>
+          <w:szCs w:val="20"/>
+          <w:lang w:val="en-US" w:eastAsia="ru-RU" w:bidi="ar-SA"/>
+        </w:rPr>
+        <w:t>(</w:t>
+      </w:r>
+      <w:r>
+        <w:rPr>
+          <w:rFonts w:ascii="Courier New" w:eastAsia="Times New Roman" w:hAnsi="Courier New" w:cs="Courier New"/>
+          <w:color w:val="CF8E6D"/>
+          <w:kern w:val="0"/>
+          <w:sz w:val="20"/>
+          <w:szCs w:val="20"/>
+          <w:lang w:val="en-US" w:eastAsia="ru-RU" w:bidi="ar-SA"/>
+        </w:rPr>
+        <w:t xml:space="preserve">int </w:t>
+      </w:r>
+      <w:r>
+        <w:rPr>
+          <w:rFonts w:ascii="Courier New" w:eastAsia="Times New Roman" w:hAnsi="Courier New" w:cs="Courier New"/>
+          <w:color w:val="BCBEC4"/>
+          <w:kern w:val="0"/>
+          <w:sz w:val="20"/>
+          <w:szCs w:val="20"/>
+          <w:lang w:val="en-US" w:eastAsia="ru-RU" w:bidi="ar-SA"/>
+        </w:rPr>
+        <w:t>id : order) {</w:t>
+      </w:r>
+      <w:r>
+        <w:rPr>
+          <w:rFonts w:ascii="Courier New" w:eastAsia="Times New Roman" w:hAnsi="Courier New" w:cs="Courier New"/>
+          <w:color w:val="BCBEC4"/>
+          <w:kern w:val="0"/>
+          <w:sz w:val="20"/>
+          <w:szCs w:val="20"/>
+          <w:lang w:val="en-US" w:eastAsia="ru-RU" w:bidi="ar-SA"/>
+        </w:rPr>
+        <w:br/>
+        <w:t xml:space="preserve">      </w:t>
+      </w:r>
+      <w:r>
+        <w:rPr>
+          <w:rFonts w:ascii="Courier New" w:eastAsia="Times New Roman" w:hAnsi="Courier New" w:cs="Courier New"/>
+          <w:color w:val="CF8E6D"/>
+          <w:kern w:val="0"/>
+          <w:sz w:val="20"/>
+          <w:szCs w:val="20"/>
+          <w:lang w:val="en-US" w:eastAsia="ru-RU" w:bidi="ar-SA"/>
+        </w:rPr>
+        <w:t xml:space="preserve">if </w:t>
+      </w:r>
+      <w:r>
+        <w:rPr>
+          <w:rFonts w:ascii="Courier New" w:eastAsia="Times New Roman" w:hAnsi="Courier New" w:cs="Courier New"/>
+          <w:color w:val="BCBEC4"/>
+          <w:kern w:val="0"/>
+          <w:sz w:val="20"/>
+          <w:szCs w:val="20"/>
+          <w:lang w:val="en-US" w:eastAsia="ru-RU" w:bidi="ar-SA"/>
+        </w:rPr>
+        <w:t>(</w:t>
+      </w:r>
+      <w:proofErr w:type="spellStart"/>
+      <w:r>
+        <w:rPr>
+          <w:rFonts w:ascii="Courier New" w:eastAsia="Times New Roman" w:hAnsi="Courier New" w:cs="Courier New"/>
+          <w:color w:val="BCBEC4"/>
+          <w:kern w:val="0"/>
+          <w:sz w:val="20"/>
+          <w:szCs w:val="20"/>
+          <w:lang w:val="en-US" w:eastAsia="ru-RU" w:bidi="ar-SA"/>
+        </w:rPr>
+        <w:t>freq</w:t>
+      </w:r>
+      <w:proofErr w:type="spellEnd"/>
+      <w:r>
+        <w:rPr>
+          <w:rFonts w:ascii="Courier New" w:eastAsia="Times New Roman" w:hAnsi="Courier New" w:cs="Courier New"/>
+          <w:color w:val="57AAF7"/>
+          <w:kern w:val="0"/>
+          <w:sz w:val="20"/>
+          <w:szCs w:val="20"/>
+          <w:lang w:val="en-US" w:eastAsia="ru-RU" w:bidi="ar-SA"/>
+        </w:rPr>
+        <w:t>[</w:t>
+      </w:r>
+      <w:r>
+        <w:rPr>
+          <w:rFonts w:ascii="Courier New" w:eastAsia="Times New Roman" w:hAnsi="Courier New" w:cs="Courier New"/>
+          <w:color w:val="BCBEC4"/>
+          <w:kern w:val="0"/>
+          <w:sz w:val="20"/>
+          <w:szCs w:val="20"/>
+          <w:lang w:val="en-US" w:eastAsia="ru-RU" w:bidi="ar-SA"/>
+        </w:rPr>
+        <w:t>id</w:t>
+      </w:r>
+      <w:r>
+        <w:rPr>
+          <w:rFonts w:ascii="Courier New" w:eastAsia="Times New Roman" w:hAnsi="Courier New" w:cs="Courier New"/>
+          <w:color w:val="57AAF7"/>
+          <w:kern w:val="0"/>
+          <w:sz w:val="20"/>
+          <w:szCs w:val="20"/>
+          <w:lang w:val="en-US" w:eastAsia="ru-RU" w:bidi="ar-SA"/>
+        </w:rPr>
+        <w:t xml:space="preserve">] </w:t>
+      </w:r>
+      <w:r>
+        <w:rPr>
+          <w:rFonts w:ascii="Courier New" w:eastAsia="Times New Roman" w:hAnsi="Courier New" w:cs="Courier New"/>
+          <w:color w:val="BCBEC4"/>
+          <w:kern w:val="0"/>
+          <w:sz w:val="20"/>
+          <w:szCs w:val="20"/>
+          <w:lang w:val="en-US" w:eastAsia="ru-RU" w:bidi="ar-SA"/>
+        </w:rPr>
+        <w:t xml:space="preserve">&gt;= </w:t>
+      </w:r>
+      <w:r>
+        <w:rPr>
+          <w:rFonts w:ascii="Courier New" w:eastAsia="Times New Roman" w:hAnsi="Courier New" w:cs="Courier New"/>
+          <w:color w:val="2AACB8"/>
+          <w:kern w:val="0"/>
+          <w:sz w:val="20"/>
+          <w:szCs w:val="20"/>
+          <w:lang w:val="en-US" w:eastAsia="ru-RU" w:bidi="ar-SA"/>
+        </w:rPr>
+        <w:t>2</w:t>
+      </w:r>
+      <w:r>
+        <w:rPr>
+          <w:rFonts w:ascii="Courier New" w:eastAsia="Times New Roman" w:hAnsi="Courier New" w:cs="Courier New"/>
+          <w:color w:val="BCBEC4"/>
+          <w:kern w:val="0"/>
+          <w:sz w:val="20"/>
+          <w:szCs w:val="20"/>
+          <w:lang w:val="en-US" w:eastAsia="ru-RU" w:bidi="ar-SA"/>
+        </w:rPr>
+        <w:t>) {</w:t>
+      </w:r>
+      <w:r>
+        <w:rPr>
+          <w:rFonts w:ascii="Courier New" w:eastAsia="Times New Roman" w:hAnsi="Courier New" w:cs="Courier New"/>
+          <w:color w:val="BCBEC4"/>
+          <w:kern w:val="0"/>
+          <w:sz w:val="20"/>
+          <w:szCs w:val="20"/>
+          <w:lang w:val="en-US" w:eastAsia="ru-RU" w:bidi="ar-SA"/>
+        </w:rPr>
+        <w:br/>
+        <w:t xml:space="preserve">        </w:t>
+      </w:r>
+      <w:proofErr w:type="spellStart"/>
+      <w:r>
+        <w:rPr>
+          <w:rFonts w:ascii="Courier New" w:eastAsia="Times New Roman" w:hAnsi="Courier New" w:cs="Courier New"/>
+          <w:color w:val="BCBEC4"/>
+          <w:kern w:val="0"/>
+          <w:sz w:val="20"/>
+          <w:szCs w:val="20"/>
+          <w:lang w:val="en-US" w:eastAsia="ru-RU" w:bidi="ar-SA"/>
+        </w:rPr>
+        <w:t>candidates.</w:t>
+      </w:r>
+      <w:r>
+        <w:rPr>
+          <w:rFonts w:ascii="Courier New" w:eastAsia="Times New Roman" w:hAnsi="Courier New" w:cs="Courier New"/>
+          <w:color w:val="57AAF7"/>
+          <w:kern w:val="0"/>
+          <w:sz w:val="20"/>
+          <w:szCs w:val="20"/>
+          <w:lang w:val="en-US" w:eastAsia="ru-RU" w:bidi="ar-SA"/>
+        </w:rPr>
+        <w:t>push_back</w:t>
+      </w:r>
+      <w:proofErr w:type="spellEnd"/>
+      <w:r>
+        <w:rPr>
+          <w:rFonts w:ascii="Courier New" w:eastAsia="Times New Roman" w:hAnsi="Courier New" w:cs="Courier New"/>
+          <w:color w:val="BCBEC4"/>
+          <w:kern w:val="0"/>
+          <w:sz w:val="20"/>
+          <w:szCs w:val="20"/>
+          <w:lang w:val="en-US" w:eastAsia="ru-RU" w:bidi="ar-SA"/>
+        </w:rPr>
+        <w:t>(id);</w:t>
+      </w:r>
+      <w:r>
+        <w:rPr>
+          <w:rFonts w:ascii="Courier New" w:eastAsia="Times New Roman" w:hAnsi="Courier New" w:cs="Courier New"/>
+          <w:color w:val="BCBEC4"/>
+          <w:kern w:val="0"/>
+          <w:sz w:val="20"/>
+          <w:szCs w:val="20"/>
+          <w:lang w:val="en-US" w:eastAsia="ru-RU" w:bidi="ar-SA"/>
+        </w:rPr>
+        <w:br/>
+        <w:t xml:space="preserve">      }</w:t>
+      </w:r>
+      <w:r>
+        <w:rPr>
+          <w:rFonts w:ascii="Courier New" w:eastAsia="Times New Roman" w:hAnsi="Courier New" w:cs="Courier New"/>
+          <w:color w:val="BCBEC4"/>
+          <w:kern w:val="0"/>
+          <w:sz w:val="20"/>
+          <w:szCs w:val="20"/>
+          <w:lang w:val="en-US" w:eastAsia="ru-RU" w:bidi="ar-SA"/>
+        </w:rPr>
+        <w:br/>
+        <w:t xml:space="preserve">    }</w:t>
+      </w:r>
+      <w:r>
+        <w:rPr>
+          <w:rFonts w:ascii="Courier New" w:eastAsia="Times New Roman" w:hAnsi="Courier New" w:cs="Courier New"/>
+          <w:color w:val="BCBEC4"/>
+          <w:kern w:val="0"/>
+          <w:sz w:val="20"/>
+          <w:szCs w:val="20"/>
+          <w:lang w:val="en-US" w:eastAsia="ru-RU" w:bidi="ar-SA"/>
+        </w:rPr>
+        <w:br/>
+      </w:r>
+      <w:r>
+        <w:rPr>
+          <w:rFonts w:ascii="Courier New" w:eastAsia="Times New Roman" w:hAnsi="Courier New" w:cs="Courier New"/>
+          <w:color w:val="BCBEC4"/>
+          <w:kern w:val="0"/>
+          <w:sz w:val="20"/>
+          <w:szCs w:val="20"/>
+          <w:lang w:val="en-US" w:eastAsia="ru-RU" w:bidi="ar-SA"/>
+        </w:rPr>
+        <w:br/>
+        <w:t xml:space="preserve">    </w:t>
+      </w:r>
+      <w:r>
+        <w:rPr>
+          <w:rFonts w:ascii="Courier New" w:eastAsia="Times New Roman" w:hAnsi="Courier New" w:cs="Courier New"/>
+          <w:color w:val="CF8E6D"/>
+          <w:kern w:val="0"/>
+          <w:sz w:val="20"/>
+          <w:szCs w:val="20"/>
+          <w:lang w:val="en-US" w:eastAsia="ru-RU" w:bidi="ar-SA"/>
+        </w:rPr>
+        <w:t xml:space="preserve">if </w:t>
+      </w:r>
+      <w:r>
+        <w:rPr>
+          <w:rFonts w:ascii="Courier New" w:eastAsia="Times New Roman" w:hAnsi="Courier New" w:cs="Courier New"/>
+          <w:color w:val="BCBEC4"/>
+          <w:kern w:val="0"/>
+          <w:sz w:val="20"/>
+          <w:szCs w:val="20"/>
+          <w:lang w:val="en-US" w:eastAsia="ru-RU" w:bidi="ar-SA"/>
+        </w:rPr>
+        <w:t>(</w:t>
+      </w:r>
+      <w:proofErr w:type="spellStart"/>
+      <w:r>
+        <w:rPr>
+          <w:rFonts w:ascii="Courier New" w:eastAsia="Times New Roman" w:hAnsi="Courier New" w:cs="Courier New"/>
+          <w:color w:val="BCBEC4"/>
+          <w:kern w:val="0"/>
+          <w:sz w:val="20"/>
+          <w:szCs w:val="20"/>
+          <w:lang w:val="en-US" w:eastAsia="ru-RU" w:bidi="ar-SA"/>
+        </w:rPr>
+        <w:t>candidates.</w:t>
+      </w:r>
+      <w:r>
+        <w:rPr>
+          <w:rFonts w:ascii="Courier New" w:eastAsia="Times New Roman" w:hAnsi="Courier New" w:cs="Courier New"/>
+          <w:color w:val="57AAF7"/>
+          <w:kern w:val="0"/>
+          <w:sz w:val="20"/>
+          <w:szCs w:val="20"/>
+          <w:lang w:val="en-US" w:eastAsia="ru-RU" w:bidi="ar-SA"/>
+        </w:rPr>
+        <w:t>empty</w:t>
+      </w:r>
+      <w:proofErr w:type="spellEnd"/>
+      <w:r>
+        <w:rPr>
+          <w:rFonts w:ascii="Courier New" w:eastAsia="Times New Roman" w:hAnsi="Courier New" w:cs="Courier New"/>
+          <w:color w:val="BCBEC4"/>
+          <w:kern w:val="0"/>
+          <w:sz w:val="20"/>
+          <w:szCs w:val="20"/>
+          <w:lang w:val="en-US" w:eastAsia="ru-RU" w:bidi="ar-SA"/>
+        </w:rPr>
+        <w:t>() || left &gt; right) {</w:t>
+      </w:r>
+      <w:r>
+        <w:rPr>
+          <w:rFonts w:ascii="Courier New" w:eastAsia="Times New Roman" w:hAnsi="Courier New" w:cs="Courier New"/>
+          <w:color w:val="BCBEC4"/>
+          <w:kern w:val="0"/>
+          <w:sz w:val="20"/>
+          <w:szCs w:val="20"/>
+          <w:lang w:val="en-US" w:eastAsia="ru-RU" w:bidi="ar-SA"/>
+        </w:rPr>
+        <w:br/>
+        <w:t xml:space="preserve">      </w:t>
+      </w:r>
+      <w:r>
+        <w:rPr>
+          <w:rFonts w:ascii="Courier New" w:eastAsia="Times New Roman" w:hAnsi="Courier New" w:cs="Courier New"/>
+          <w:color w:val="CF8E6D"/>
+          <w:kern w:val="0"/>
+          <w:sz w:val="20"/>
+          <w:szCs w:val="20"/>
+          <w:lang w:val="en-US" w:eastAsia="ru-RU" w:bidi="ar-SA"/>
+        </w:rPr>
+        <w:t>break</w:t>
+      </w:r>
+      <w:r>
+        <w:rPr>
+          <w:rFonts w:ascii="Courier New" w:eastAsia="Times New Roman" w:hAnsi="Courier New" w:cs="Courier New"/>
+          <w:color w:val="BCBEC4"/>
+          <w:kern w:val="0"/>
+          <w:sz w:val="20"/>
+          <w:szCs w:val="20"/>
+          <w:lang w:val="en-US" w:eastAsia="ru-RU" w:bidi="ar-SA"/>
+        </w:rPr>
+        <w:t>;</w:t>
+      </w:r>
+      <w:r>
+        <w:rPr>
+          <w:rFonts w:ascii="Courier New" w:eastAsia="Times New Roman" w:hAnsi="Courier New" w:cs="Courier New"/>
+          <w:color w:val="BCBEC4"/>
+          <w:kern w:val="0"/>
+          <w:sz w:val="20"/>
+          <w:szCs w:val="20"/>
+          <w:lang w:val="en-US" w:eastAsia="ru-RU" w:bidi="ar-SA"/>
+        </w:rPr>
+        <w:br/>
+        <w:t xml:space="preserve">    }</w:t>
+      </w:r>
+      <w:r>
+        <w:rPr>
+          <w:rFonts w:ascii="Courier New" w:eastAsia="Times New Roman" w:hAnsi="Courier New" w:cs="Courier New"/>
+          <w:color w:val="BCBEC4"/>
+          <w:kern w:val="0"/>
+          <w:sz w:val="20"/>
+          <w:szCs w:val="20"/>
+          <w:lang w:val="en-US" w:eastAsia="ru-RU" w:bidi="ar-SA"/>
+        </w:rPr>
+        <w:br/>
+      </w:r>
+      <w:r>
+        <w:rPr>
+          <w:rFonts w:ascii="Courier New" w:eastAsia="Times New Roman" w:hAnsi="Courier New" w:cs="Courier New"/>
+          <w:color w:val="BCBEC4"/>
+          <w:kern w:val="0"/>
+          <w:sz w:val="20"/>
+          <w:szCs w:val="20"/>
+          <w:lang w:val="en-US" w:eastAsia="ru-RU" w:bidi="ar-SA"/>
+        </w:rPr>
+        <w:br/>
+        <w:t xml:space="preserve">    </w:t>
+      </w:r>
+      <w:r>
+        <w:rPr>
+          <w:rFonts w:ascii="Courier New" w:eastAsia="Times New Roman" w:hAnsi="Courier New" w:cs="Courier New"/>
+          <w:color w:val="CF8E6D"/>
+          <w:kern w:val="0"/>
+          <w:sz w:val="20"/>
+          <w:szCs w:val="20"/>
+          <w:lang w:val="en-US" w:eastAsia="ru-RU" w:bidi="ar-SA"/>
+        </w:rPr>
+        <w:t xml:space="preserve">for </w:t>
+      </w:r>
+      <w:r>
+        <w:rPr>
+          <w:rFonts w:ascii="Courier New" w:eastAsia="Times New Roman" w:hAnsi="Courier New" w:cs="Courier New"/>
+          <w:color w:val="BCBEC4"/>
+          <w:kern w:val="0"/>
+          <w:sz w:val="20"/>
+          <w:szCs w:val="20"/>
+          <w:lang w:val="en-US" w:eastAsia="ru-RU" w:bidi="ar-SA"/>
+        </w:rPr>
+        <w:t>(</w:t>
+      </w:r>
+      <w:r>
+        <w:rPr>
+          <w:rFonts w:ascii="Courier New" w:eastAsia="Times New Roman" w:hAnsi="Courier New" w:cs="Courier New"/>
+          <w:color w:val="CF8E6D"/>
+          <w:kern w:val="0"/>
+          <w:sz w:val="20"/>
+          <w:szCs w:val="20"/>
+          <w:lang w:val="en-US" w:eastAsia="ru-RU" w:bidi="ar-SA"/>
+        </w:rPr>
+        <w:t xml:space="preserve">int </w:t>
+      </w:r>
+      <w:r>
+        <w:rPr>
+          <w:rFonts w:ascii="Courier New" w:eastAsia="Times New Roman" w:hAnsi="Courier New" w:cs="Courier New"/>
+          <w:color w:val="BCBEC4"/>
+          <w:kern w:val="0"/>
+          <w:sz w:val="20"/>
+          <w:szCs w:val="20"/>
+          <w:lang w:val="en-US" w:eastAsia="ru-RU" w:bidi="ar-SA"/>
+        </w:rPr>
+        <w:t>id : candidates) {</w:t>
+      </w:r>
+      <w:r>
+        <w:rPr>
+          <w:rFonts w:ascii="Courier New" w:eastAsia="Times New Roman" w:hAnsi="Courier New" w:cs="Courier New"/>
+          <w:color w:val="BCBEC4"/>
+          <w:kern w:val="0"/>
+          <w:sz w:val="20"/>
+          <w:szCs w:val="20"/>
+          <w:lang w:val="en-US" w:eastAsia="ru-RU" w:bidi="ar-SA"/>
+        </w:rPr>
+        <w:br/>
+        <w:t xml:space="preserve">      </w:t>
+      </w:r>
+      <w:r>
+        <w:rPr>
+          <w:rFonts w:ascii="Courier New" w:eastAsia="Times New Roman" w:hAnsi="Courier New" w:cs="Courier New"/>
+          <w:color w:val="CF8E6D"/>
+          <w:kern w:val="0"/>
+          <w:sz w:val="20"/>
+          <w:szCs w:val="20"/>
+          <w:lang w:val="en-US" w:eastAsia="ru-RU" w:bidi="ar-SA"/>
+        </w:rPr>
+        <w:t xml:space="preserve">if </w:t>
+      </w:r>
+      <w:r>
+        <w:rPr>
+          <w:rFonts w:ascii="Courier New" w:eastAsia="Times New Roman" w:hAnsi="Courier New" w:cs="Courier New"/>
+          <w:color w:val="BCBEC4"/>
+          <w:kern w:val="0"/>
+          <w:sz w:val="20"/>
+          <w:szCs w:val="20"/>
+          <w:lang w:val="en-US" w:eastAsia="ru-RU" w:bidi="ar-SA"/>
+        </w:rPr>
+        <w:t>(left &gt; right)</w:t>
+      </w:r>
+      <w:r>
+        <w:rPr>
+          <w:rFonts w:ascii="Courier New" w:eastAsia="Times New Roman" w:hAnsi="Courier New" w:cs="Courier New"/>
+          <w:color w:val="BCBEC4"/>
+          <w:kern w:val="0"/>
+          <w:sz w:val="20"/>
+          <w:szCs w:val="20"/>
+          <w:lang w:val="en-US" w:eastAsia="ru-RU" w:bidi="ar-SA"/>
+        </w:rPr>
+        <w:br/>
+        <w:t xml:space="preserve">        </w:t>
+      </w:r>
+      <w:r>
+        <w:rPr>
+          <w:rFonts w:ascii="Courier New" w:eastAsia="Times New Roman" w:hAnsi="Courier New" w:cs="Courier New"/>
+          <w:color w:val="CF8E6D"/>
+          <w:kern w:val="0"/>
+          <w:sz w:val="20"/>
+          <w:szCs w:val="20"/>
+          <w:lang w:val="en-US" w:eastAsia="ru-RU" w:bidi="ar-SA"/>
+        </w:rPr>
+        <w:t>break</w:t>
+      </w:r>
+      <w:r>
+        <w:rPr>
+          <w:rFonts w:ascii="Courier New" w:eastAsia="Times New Roman" w:hAnsi="Courier New" w:cs="Courier New"/>
+          <w:color w:val="BCBEC4"/>
+          <w:kern w:val="0"/>
+          <w:sz w:val="20"/>
+          <w:szCs w:val="20"/>
+          <w:lang w:val="en-US" w:eastAsia="ru-RU" w:bidi="ar-SA"/>
+        </w:rPr>
+        <w:t>;</w:t>
+      </w:r>
+      <w:r>
+        <w:rPr>
+          <w:rFonts w:ascii="Courier New" w:eastAsia="Times New Roman" w:hAnsi="Courier New" w:cs="Courier New"/>
+          <w:color w:val="BCBEC4"/>
+          <w:kern w:val="0"/>
+          <w:sz w:val="20"/>
+          <w:szCs w:val="20"/>
+          <w:lang w:val="en-US" w:eastAsia="ru-RU" w:bidi="ar-SA"/>
+        </w:rPr>
+        <w:br/>
+      </w:r>
+      <w:r>
+        <w:rPr>
+          <w:rFonts w:ascii="Courier New" w:eastAsia="Times New Roman" w:hAnsi="Courier New" w:cs="Courier New"/>
+          <w:color w:val="BCBEC4"/>
+          <w:kern w:val="0"/>
+          <w:sz w:val="20"/>
+          <w:szCs w:val="20"/>
+          <w:lang w:val="en-US" w:eastAsia="ru-RU" w:bidi="ar-SA"/>
+        </w:rPr>
+        <w:br/>
+        <w:t xml:space="preserve">      </w:t>
+      </w:r>
+      <w:proofErr w:type="spellStart"/>
+      <w:r>
+        <w:rPr>
+          <w:rFonts w:ascii="Courier New" w:eastAsia="Times New Roman" w:hAnsi="Courier New" w:cs="Courier New"/>
+          <w:color w:val="BCBEC4"/>
+          <w:kern w:val="0"/>
+          <w:sz w:val="20"/>
+          <w:szCs w:val="20"/>
+          <w:lang w:val="en-US" w:eastAsia="ru-RU" w:bidi="ar-SA"/>
+        </w:rPr>
+        <w:t>ans</w:t>
+      </w:r>
+      <w:proofErr w:type="spellEnd"/>
+      <w:r>
+        <w:rPr>
+          <w:rFonts w:ascii="Courier New" w:eastAsia="Times New Roman" w:hAnsi="Courier New" w:cs="Courier New"/>
+          <w:color w:val="57AAF7"/>
+          <w:kern w:val="0"/>
+          <w:sz w:val="20"/>
+          <w:szCs w:val="20"/>
+          <w:lang w:val="en-US" w:eastAsia="ru-RU" w:bidi="ar-SA"/>
+        </w:rPr>
+        <w:t>[</w:t>
+      </w:r>
+      <w:r>
+        <w:rPr>
+          <w:rFonts w:ascii="Courier New" w:eastAsia="Times New Roman" w:hAnsi="Courier New" w:cs="Courier New"/>
+          <w:color w:val="BCBEC4"/>
+          <w:kern w:val="0"/>
+          <w:sz w:val="20"/>
+          <w:szCs w:val="20"/>
+          <w:lang w:val="en-US" w:eastAsia="ru-RU" w:bidi="ar-SA"/>
+        </w:rPr>
+        <w:t>left++</w:t>
+      </w:r>
+      <w:r>
+        <w:rPr>
+          <w:rFonts w:ascii="Courier New" w:eastAsia="Times New Roman" w:hAnsi="Courier New" w:cs="Courier New"/>
+          <w:color w:val="57AAF7"/>
+          <w:kern w:val="0"/>
+          <w:sz w:val="20"/>
+          <w:szCs w:val="20"/>
+          <w:lang w:val="en-US" w:eastAsia="ru-RU" w:bidi="ar-SA"/>
+        </w:rPr>
+        <w:t xml:space="preserve">] </w:t>
+      </w:r>
+      <w:r>
+        <w:rPr>
+          <w:rFonts w:ascii="Courier New" w:eastAsia="Times New Roman" w:hAnsi="Courier New" w:cs="Courier New"/>
+          <w:color w:val="BCBEC4"/>
+          <w:kern w:val="0"/>
+          <w:sz w:val="20"/>
+          <w:szCs w:val="20"/>
+          <w:lang w:val="en-US" w:eastAsia="ru-RU" w:bidi="ar-SA"/>
+        </w:rPr>
+        <w:t xml:space="preserve">= </w:t>
+      </w:r>
+      <w:r>
+        <w:rPr>
+          <w:rFonts w:ascii="Courier New" w:eastAsia="Times New Roman" w:hAnsi="Courier New" w:cs="Courier New"/>
+          <w:color w:val="CF8E6D"/>
+          <w:kern w:val="0"/>
+          <w:sz w:val="20"/>
+          <w:szCs w:val="20"/>
+          <w:lang w:val="en-US" w:eastAsia="ru-RU" w:bidi="ar-SA"/>
+        </w:rPr>
+        <w:t>char</w:t>
+      </w:r>
+      <w:r>
+        <w:rPr>
+          <w:rFonts w:ascii="Courier New" w:eastAsia="Times New Roman" w:hAnsi="Courier New" w:cs="Courier New"/>
+          <w:color w:val="BCBEC4"/>
+          <w:kern w:val="0"/>
+          <w:sz w:val="20"/>
+          <w:szCs w:val="20"/>
+          <w:lang w:val="en-US" w:eastAsia="ru-RU" w:bidi="ar-SA"/>
+        </w:rPr>
+        <w:t>(</w:t>
+      </w:r>
+      <w:r>
+        <w:rPr>
+          <w:rFonts w:ascii="Courier New" w:eastAsia="Times New Roman" w:hAnsi="Courier New" w:cs="Courier New"/>
+          <w:color w:val="6AAB73"/>
+          <w:kern w:val="0"/>
+          <w:sz w:val="20"/>
+          <w:szCs w:val="20"/>
+          <w:lang w:val="en-US" w:eastAsia="ru-RU" w:bidi="ar-SA"/>
+        </w:rPr>
+        <w:t xml:space="preserve">'a' </w:t>
+      </w:r>
+      <w:r>
+        <w:rPr>
+          <w:rFonts w:ascii="Courier New" w:eastAsia="Times New Roman" w:hAnsi="Courier New" w:cs="Courier New"/>
+          <w:color w:val="BCBEC4"/>
+          <w:kern w:val="0"/>
+          <w:sz w:val="20"/>
+          <w:szCs w:val="20"/>
+          <w:lang w:val="en-US" w:eastAsia="ru-RU" w:bidi="ar-SA"/>
+        </w:rPr>
+        <w:t>+ id);</w:t>
+      </w:r>
+      <w:r>
+        <w:rPr>
+          <w:rFonts w:ascii="Courier New" w:eastAsia="Times New Roman" w:hAnsi="Courier New" w:cs="Courier New"/>
+          <w:color w:val="BCBEC4"/>
+          <w:kern w:val="0"/>
+          <w:sz w:val="20"/>
+          <w:szCs w:val="20"/>
+          <w:lang w:val="en-US" w:eastAsia="ru-RU" w:bidi="ar-SA"/>
+        </w:rPr>
+        <w:br/>
+        <w:t xml:space="preserve">      </w:t>
+      </w:r>
+      <w:proofErr w:type="spellStart"/>
+      <w:r>
+        <w:rPr>
+          <w:rFonts w:ascii="Courier New" w:eastAsia="Times New Roman" w:hAnsi="Courier New" w:cs="Courier New"/>
+          <w:color w:val="BCBEC4"/>
+          <w:kern w:val="0"/>
+          <w:sz w:val="20"/>
+          <w:szCs w:val="20"/>
+          <w:lang w:val="en-US" w:eastAsia="ru-RU" w:bidi="ar-SA"/>
+        </w:rPr>
+        <w:t>ans</w:t>
+      </w:r>
+      <w:proofErr w:type="spellEnd"/>
+      <w:r>
+        <w:rPr>
+          <w:rFonts w:ascii="Courier New" w:eastAsia="Times New Roman" w:hAnsi="Courier New" w:cs="Courier New"/>
+          <w:color w:val="57AAF7"/>
+          <w:kern w:val="0"/>
+          <w:sz w:val="20"/>
+          <w:szCs w:val="20"/>
+          <w:lang w:val="en-US" w:eastAsia="ru-RU" w:bidi="ar-SA"/>
+        </w:rPr>
+        <w:t>[</w:t>
+      </w:r>
+      <w:r>
+        <w:rPr>
+          <w:rFonts w:ascii="Courier New" w:eastAsia="Times New Roman" w:hAnsi="Courier New" w:cs="Courier New"/>
+          <w:color w:val="BCBEC4"/>
+          <w:kern w:val="0"/>
+          <w:sz w:val="20"/>
+          <w:szCs w:val="20"/>
+          <w:lang w:val="en-US" w:eastAsia="ru-RU" w:bidi="ar-SA"/>
+        </w:rPr>
+        <w:t>right--</w:t>
+      </w:r>
+      <w:r>
+        <w:rPr>
+          <w:rFonts w:ascii="Courier New" w:eastAsia="Times New Roman" w:hAnsi="Courier New" w:cs="Courier New"/>
+          <w:color w:val="57AAF7"/>
+          <w:kern w:val="0"/>
+          <w:sz w:val="20"/>
+          <w:szCs w:val="20"/>
+          <w:lang w:val="en-US" w:eastAsia="ru-RU" w:bidi="ar-SA"/>
+        </w:rPr>
+        <w:t xml:space="preserve">] </w:t>
+      </w:r>
+      <w:r>
+        <w:rPr>
+          <w:rFonts w:ascii="Courier New" w:eastAsia="Times New Roman" w:hAnsi="Courier New" w:cs="Courier New"/>
+          <w:color w:val="BCBEC4"/>
+          <w:kern w:val="0"/>
+          <w:sz w:val="20"/>
+          <w:szCs w:val="20"/>
+          <w:lang w:val="en-US" w:eastAsia="ru-RU" w:bidi="ar-SA"/>
+        </w:rPr>
+        <w:t xml:space="preserve">= </w:t>
+      </w:r>
+      <w:r>
+        <w:rPr>
+          <w:rFonts w:ascii="Courier New" w:eastAsia="Times New Roman" w:hAnsi="Courier New" w:cs="Courier New"/>
+          <w:color w:val="CF8E6D"/>
+          <w:kern w:val="0"/>
+          <w:sz w:val="20"/>
+          <w:szCs w:val="20"/>
+          <w:lang w:val="en-US" w:eastAsia="ru-RU" w:bidi="ar-SA"/>
+        </w:rPr>
+        <w:t>char</w:t>
+      </w:r>
+      <w:r>
+        <w:rPr>
+          <w:rFonts w:ascii="Courier New" w:eastAsia="Times New Roman" w:hAnsi="Courier New" w:cs="Courier New"/>
+          <w:color w:val="BCBEC4"/>
+          <w:kern w:val="0"/>
+          <w:sz w:val="20"/>
+          <w:szCs w:val="20"/>
+          <w:lang w:val="en-US" w:eastAsia="ru-RU" w:bidi="ar-SA"/>
+        </w:rPr>
+        <w:t>(</w:t>
+      </w:r>
+      <w:r>
+        <w:rPr>
+          <w:rFonts w:ascii="Courier New" w:eastAsia="Times New Roman" w:hAnsi="Courier New" w:cs="Courier New"/>
+          <w:color w:val="6AAB73"/>
+          <w:kern w:val="0"/>
+          <w:sz w:val="20"/>
+          <w:szCs w:val="20"/>
+          <w:lang w:val="en-US" w:eastAsia="ru-RU" w:bidi="ar-SA"/>
+        </w:rPr>
+        <w:t xml:space="preserve">'a' </w:t>
+      </w:r>
+      <w:r>
+        <w:rPr>
+          <w:rFonts w:ascii="Courier New" w:eastAsia="Times New Roman" w:hAnsi="Courier New" w:cs="Courier New"/>
+          <w:color w:val="BCBEC4"/>
+          <w:kern w:val="0"/>
+          <w:sz w:val="20"/>
+          <w:szCs w:val="20"/>
+          <w:lang w:val="en-US" w:eastAsia="ru-RU" w:bidi="ar-SA"/>
+        </w:rPr>
+        <w:t>+ id);</w:t>
+      </w:r>
+      <w:r>
+        <w:rPr>
+          <w:rFonts w:ascii="Courier New" w:eastAsia="Times New Roman" w:hAnsi="Courier New" w:cs="Courier New"/>
+          <w:color w:val="BCBEC4"/>
+          <w:kern w:val="0"/>
+          <w:sz w:val="20"/>
+          <w:szCs w:val="20"/>
+          <w:lang w:val="en-US" w:eastAsia="ru-RU" w:bidi="ar-SA"/>
+        </w:rPr>
+        <w:br/>
+        <w:t xml:space="preserve">      </w:t>
+      </w:r>
+      <w:proofErr w:type="spellStart"/>
+      <w:r>
+        <w:rPr>
+          <w:rFonts w:ascii="Courier New" w:eastAsia="Times New Roman" w:hAnsi="Courier New" w:cs="Courier New"/>
+          <w:color w:val="BCBEC4"/>
+          <w:kern w:val="0"/>
+          <w:sz w:val="20"/>
+          <w:szCs w:val="20"/>
+          <w:lang w:val="en-US" w:eastAsia="ru-RU" w:bidi="ar-SA"/>
+        </w:rPr>
+        <w:t>freq</w:t>
+      </w:r>
+      <w:proofErr w:type="spellEnd"/>
+      <w:r>
+        <w:rPr>
+          <w:rFonts w:ascii="Courier New" w:eastAsia="Times New Roman" w:hAnsi="Courier New" w:cs="Courier New"/>
+          <w:color w:val="57AAF7"/>
+          <w:kern w:val="0"/>
+          <w:sz w:val="20"/>
+          <w:szCs w:val="20"/>
+          <w:lang w:val="en-US" w:eastAsia="ru-RU" w:bidi="ar-SA"/>
+        </w:rPr>
+        <w:t>[</w:t>
+      </w:r>
+      <w:r>
+        <w:rPr>
+          <w:rFonts w:ascii="Courier New" w:eastAsia="Times New Roman" w:hAnsi="Courier New" w:cs="Courier New"/>
+          <w:color w:val="BCBEC4"/>
+          <w:kern w:val="0"/>
+          <w:sz w:val="20"/>
+          <w:szCs w:val="20"/>
+          <w:lang w:val="en-US" w:eastAsia="ru-RU" w:bidi="ar-SA"/>
+        </w:rPr>
+        <w:t>id</w:t>
+      </w:r>
+      <w:r>
+        <w:rPr>
+          <w:rFonts w:ascii="Courier New" w:eastAsia="Times New Roman" w:hAnsi="Courier New" w:cs="Courier New"/>
+          <w:color w:val="57AAF7"/>
+          <w:kern w:val="0"/>
+          <w:sz w:val="20"/>
+          <w:szCs w:val="20"/>
+          <w:lang w:val="en-US" w:eastAsia="ru-RU" w:bidi="ar-SA"/>
+        </w:rPr>
+        <w:t xml:space="preserve">] </w:t>
+      </w:r>
+      <w:r>
+        <w:rPr>
+          <w:rFonts w:ascii="Courier New" w:eastAsia="Times New Roman" w:hAnsi="Courier New" w:cs="Courier New"/>
+          <w:color w:val="BCBEC4"/>
+          <w:kern w:val="0"/>
+          <w:sz w:val="20"/>
+          <w:szCs w:val="20"/>
+          <w:lang w:val="en-US" w:eastAsia="ru-RU" w:bidi="ar-SA"/>
+        </w:rPr>
+        <w:t xml:space="preserve">-= </w:t>
+      </w:r>
+      <w:r>
+        <w:rPr>
+          <w:rFonts w:ascii="Courier New" w:eastAsia="Times New Roman" w:hAnsi="Courier New" w:cs="Courier New"/>
+          <w:color w:val="2AACB8"/>
+          <w:kern w:val="0"/>
+          <w:sz w:val="20"/>
+          <w:szCs w:val="20"/>
+          <w:lang w:val="en-US" w:eastAsia="ru-RU" w:bidi="ar-SA"/>
+        </w:rPr>
+        <w:t>2</w:t>
+      </w:r>
+      <w:r>
+        <w:rPr>
+          <w:rFonts w:ascii="Courier New" w:eastAsia="Times New Roman" w:hAnsi="Courier New" w:cs="Courier New"/>
+          <w:color w:val="BCBEC4"/>
+          <w:kern w:val="0"/>
+          <w:sz w:val="20"/>
+          <w:szCs w:val="20"/>
+          <w:lang w:val="en-US" w:eastAsia="ru-RU" w:bidi="ar-SA"/>
+        </w:rPr>
+        <w:t>;</w:t>
+      </w:r>
+      <w:r>
+        <w:rPr>
+          <w:rFonts w:ascii="Courier New" w:eastAsia="Times New Roman" w:hAnsi="Courier New" w:cs="Courier New"/>
+          <w:color w:val="BCBEC4"/>
+          <w:kern w:val="0"/>
+          <w:sz w:val="20"/>
+          <w:szCs w:val="20"/>
+          <w:lang w:val="en-US" w:eastAsia="ru-RU" w:bidi="ar-SA"/>
+        </w:rPr>
+        <w:br/>
+        <w:t xml:space="preserve">    }</w:t>
+      </w:r>
+      <w:r>
+        <w:rPr>
+          <w:rFonts w:ascii="Courier New" w:eastAsia="Times New Roman" w:hAnsi="Courier New" w:cs="Courier New"/>
+          <w:color w:val="BCBEC4"/>
+          <w:kern w:val="0"/>
+          <w:sz w:val="20"/>
+          <w:szCs w:val="20"/>
+          <w:lang w:val="en-US" w:eastAsia="ru-RU" w:bidi="ar-SA"/>
+        </w:rPr>
+        <w:br/>
+        <w:t xml:space="preserve">  }</w:t>
+      </w:r>
+      <w:r>
+        <w:rPr>
+          <w:rFonts w:ascii="Courier New" w:eastAsia="Times New Roman" w:hAnsi="Courier New" w:cs="Courier New"/>
+          <w:color w:val="BCBEC4"/>
+          <w:kern w:val="0"/>
+          <w:sz w:val="20"/>
+          <w:szCs w:val="20"/>
+          <w:lang w:val="en-US" w:eastAsia="ru-RU" w:bidi="ar-SA"/>
+        </w:rPr>
+        <w:br/>
+      </w:r>
+      <w:r>
+        <w:rPr>
+          <w:rFonts w:ascii="Courier New" w:eastAsia="Times New Roman" w:hAnsi="Courier New" w:cs="Courier New"/>
+          <w:color w:val="BCBEC4"/>
+          <w:kern w:val="0"/>
+          <w:sz w:val="20"/>
+          <w:szCs w:val="20"/>
+          <w:lang w:val="en-US" w:eastAsia="ru-RU" w:bidi="ar-SA"/>
+        </w:rPr>
+        <w:br/>
+        <w:t xml:space="preserve">  string middle;</w:t>
+      </w:r>
+      <w:r>
+        <w:rPr>
+          <w:rFonts w:ascii="Courier New" w:eastAsia="Times New Roman" w:hAnsi="Courier New" w:cs="Courier New"/>
+          <w:color w:val="BCBEC4"/>
+          <w:kern w:val="0"/>
+          <w:sz w:val="20"/>
+          <w:szCs w:val="20"/>
+          <w:lang w:val="en-US" w:eastAsia="ru-RU" w:bidi="ar-SA"/>
+        </w:rPr>
+        <w:br/>
+        <w:t xml:space="preserve">  </w:t>
+      </w:r>
+      <w:r>
+        <w:rPr>
+          <w:rFonts w:ascii="Courier New" w:eastAsia="Times New Roman" w:hAnsi="Courier New" w:cs="Courier New"/>
+          <w:color w:val="CF8E6D"/>
+          <w:kern w:val="0"/>
+          <w:sz w:val="20"/>
+          <w:szCs w:val="20"/>
+          <w:lang w:val="en-US" w:eastAsia="ru-RU" w:bidi="ar-SA"/>
+        </w:rPr>
+        <w:t xml:space="preserve">for </w:t>
+      </w:r>
+      <w:r>
+        <w:rPr>
+          <w:rFonts w:ascii="Courier New" w:eastAsia="Times New Roman" w:hAnsi="Courier New" w:cs="Courier New"/>
+          <w:color w:val="BCBEC4"/>
+          <w:kern w:val="0"/>
+          <w:sz w:val="20"/>
+          <w:szCs w:val="20"/>
+          <w:lang w:val="en-US" w:eastAsia="ru-RU" w:bidi="ar-SA"/>
+        </w:rPr>
+        <w:t>(</w:t>
+      </w:r>
+      <w:r>
+        <w:rPr>
+          <w:rFonts w:ascii="Courier New" w:eastAsia="Times New Roman" w:hAnsi="Courier New" w:cs="Courier New"/>
+          <w:color w:val="CF8E6D"/>
+          <w:kern w:val="0"/>
+          <w:sz w:val="20"/>
+          <w:szCs w:val="20"/>
+          <w:lang w:val="en-US" w:eastAsia="ru-RU" w:bidi="ar-SA"/>
+        </w:rPr>
+        <w:t xml:space="preserve">int </w:t>
+      </w:r>
+      <w:r>
+        <w:rPr>
+          <w:rFonts w:ascii="Courier New" w:eastAsia="Times New Roman" w:hAnsi="Courier New" w:cs="Courier New"/>
+          <w:color w:val="BCBEC4"/>
+          <w:kern w:val="0"/>
+          <w:sz w:val="20"/>
+          <w:szCs w:val="20"/>
+          <w:lang w:val="en-US" w:eastAsia="ru-RU" w:bidi="ar-SA"/>
+        </w:rPr>
+        <w:t>id : order) {</w:t>
+      </w:r>
+      <w:r>
+        <w:rPr>
+          <w:rFonts w:ascii="Courier New" w:eastAsia="Times New Roman" w:hAnsi="Courier New" w:cs="Courier New"/>
+          <w:color w:val="BCBEC4"/>
+          <w:kern w:val="0"/>
+          <w:sz w:val="20"/>
+          <w:szCs w:val="20"/>
+          <w:lang w:val="en-US" w:eastAsia="ru-RU" w:bidi="ar-SA"/>
+        </w:rPr>
+        <w:br/>
+        <w:t xml:space="preserve">    </w:t>
+      </w:r>
+      <w:r>
+        <w:rPr>
+          <w:rFonts w:ascii="Courier New" w:eastAsia="Times New Roman" w:hAnsi="Courier New" w:cs="Courier New"/>
+          <w:color w:val="CF8E6D"/>
+          <w:kern w:val="0"/>
+          <w:sz w:val="20"/>
+          <w:szCs w:val="20"/>
+          <w:lang w:val="en-US" w:eastAsia="ru-RU" w:bidi="ar-SA"/>
+        </w:rPr>
+        <w:t xml:space="preserve">while </w:t>
+      </w:r>
+      <w:r>
+        <w:rPr>
+          <w:rFonts w:ascii="Courier New" w:eastAsia="Times New Roman" w:hAnsi="Courier New" w:cs="Courier New"/>
+          <w:color w:val="BCBEC4"/>
+          <w:kern w:val="0"/>
+          <w:sz w:val="20"/>
+          <w:szCs w:val="20"/>
+          <w:lang w:val="en-US" w:eastAsia="ru-RU" w:bidi="ar-SA"/>
+        </w:rPr>
+        <w:t>(</w:t>
+      </w:r>
+      <w:proofErr w:type="spellStart"/>
+      <w:r>
+        <w:rPr>
+          <w:rFonts w:ascii="Courier New" w:eastAsia="Times New Roman" w:hAnsi="Courier New" w:cs="Courier New"/>
+          <w:color w:val="BCBEC4"/>
+          <w:kern w:val="0"/>
+          <w:sz w:val="20"/>
+          <w:szCs w:val="20"/>
+          <w:lang w:val="en-US" w:eastAsia="ru-RU" w:bidi="ar-SA"/>
+        </w:rPr>
+        <w:t>freq</w:t>
+      </w:r>
+      <w:proofErr w:type="spellEnd"/>
+      <w:r>
+        <w:rPr>
+          <w:rFonts w:ascii="Courier New" w:eastAsia="Times New Roman" w:hAnsi="Courier New" w:cs="Courier New"/>
+          <w:color w:val="57AAF7"/>
+          <w:kern w:val="0"/>
+          <w:sz w:val="20"/>
+          <w:szCs w:val="20"/>
+          <w:lang w:val="en-US" w:eastAsia="ru-RU" w:bidi="ar-SA"/>
+        </w:rPr>
+        <w:t>[</w:t>
+      </w:r>
+      <w:r>
+        <w:rPr>
+          <w:rFonts w:ascii="Courier New" w:eastAsia="Times New Roman" w:hAnsi="Courier New" w:cs="Courier New"/>
+          <w:color w:val="BCBEC4"/>
+          <w:kern w:val="0"/>
+          <w:sz w:val="20"/>
+          <w:szCs w:val="20"/>
+          <w:lang w:val="en-US" w:eastAsia="ru-RU" w:bidi="ar-SA"/>
+        </w:rPr>
+        <w:t>id</w:t>
+      </w:r>
+      <w:r>
+        <w:rPr>
+          <w:rFonts w:ascii="Courier New" w:eastAsia="Times New Roman" w:hAnsi="Courier New" w:cs="Courier New"/>
+          <w:color w:val="57AAF7"/>
+          <w:kern w:val="0"/>
+          <w:sz w:val="20"/>
+          <w:szCs w:val="20"/>
+          <w:lang w:val="en-US" w:eastAsia="ru-RU" w:bidi="ar-SA"/>
+        </w:rPr>
+        <w:t xml:space="preserve">] </w:t>
+      </w:r>
+      <w:r>
+        <w:rPr>
+          <w:rFonts w:ascii="Courier New" w:eastAsia="Times New Roman" w:hAnsi="Courier New" w:cs="Courier New"/>
+          <w:color w:val="BCBEC4"/>
+          <w:kern w:val="0"/>
+          <w:sz w:val="20"/>
+          <w:szCs w:val="20"/>
+          <w:lang w:val="en-US" w:eastAsia="ru-RU" w:bidi="ar-SA"/>
+        </w:rPr>
+        <w:t xml:space="preserve">&gt; </w:t>
+      </w:r>
+      <w:r>
+        <w:rPr>
+          <w:rFonts w:ascii="Courier New" w:eastAsia="Times New Roman" w:hAnsi="Courier New" w:cs="Courier New"/>
+          <w:color w:val="2AACB8"/>
+          <w:kern w:val="0"/>
+          <w:sz w:val="20"/>
+          <w:szCs w:val="20"/>
+          <w:lang w:val="en-US" w:eastAsia="ru-RU" w:bidi="ar-SA"/>
+        </w:rPr>
+        <w:t>0</w:t>
+      </w:r>
+      <w:r>
+        <w:rPr>
+          <w:rFonts w:ascii="Courier New" w:eastAsia="Times New Roman" w:hAnsi="Courier New" w:cs="Courier New"/>
+          <w:color w:val="BCBEC4"/>
+          <w:kern w:val="0"/>
+          <w:sz w:val="20"/>
+          <w:szCs w:val="20"/>
+          <w:lang w:val="en-US" w:eastAsia="ru-RU" w:bidi="ar-SA"/>
+        </w:rPr>
+        <w:t>) {</w:t>
+      </w:r>
+      <w:r>
+        <w:rPr>
+          <w:rFonts w:ascii="Courier New" w:eastAsia="Times New Roman" w:hAnsi="Courier New" w:cs="Courier New"/>
+          <w:color w:val="BCBEC4"/>
+          <w:kern w:val="0"/>
+          <w:sz w:val="20"/>
+          <w:szCs w:val="20"/>
+          <w:lang w:val="en-US" w:eastAsia="ru-RU" w:bidi="ar-SA"/>
+        </w:rPr>
+        <w:br/>
+        <w:t xml:space="preserve">      </w:t>
+      </w:r>
+      <w:proofErr w:type="spellStart"/>
+      <w:r>
+        <w:rPr>
+          <w:rFonts w:ascii="Courier New" w:eastAsia="Times New Roman" w:hAnsi="Courier New" w:cs="Courier New"/>
+          <w:color w:val="BCBEC4"/>
+          <w:kern w:val="0"/>
+          <w:sz w:val="20"/>
+          <w:szCs w:val="20"/>
+          <w:lang w:val="en-US" w:eastAsia="ru-RU" w:bidi="ar-SA"/>
+        </w:rPr>
+        <w:t>middle.</w:t>
+      </w:r>
+      <w:r>
+        <w:rPr>
+          <w:rFonts w:ascii="Courier New" w:eastAsia="Times New Roman" w:hAnsi="Courier New" w:cs="Courier New"/>
+          <w:color w:val="57AAF7"/>
+          <w:kern w:val="0"/>
+          <w:sz w:val="20"/>
+          <w:szCs w:val="20"/>
+          <w:lang w:val="en-US" w:eastAsia="ru-RU" w:bidi="ar-SA"/>
+        </w:rPr>
+        <w:t>push_back</w:t>
+      </w:r>
+      <w:proofErr w:type="spellEnd"/>
+      <w:r>
+        <w:rPr>
+          <w:rFonts w:ascii="Courier New" w:eastAsia="Times New Roman" w:hAnsi="Courier New" w:cs="Courier New"/>
+          <w:color w:val="BCBEC4"/>
+          <w:kern w:val="0"/>
+          <w:sz w:val="20"/>
+          <w:szCs w:val="20"/>
+          <w:lang w:val="en-US" w:eastAsia="ru-RU" w:bidi="ar-SA"/>
+        </w:rPr>
+        <w:t>(</w:t>
+      </w:r>
+      <w:r>
+        <w:rPr>
+          <w:rFonts w:ascii="Courier New" w:eastAsia="Times New Roman" w:hAnsi="Courier New" w:cs="Courier New"/>
+          <w:color w:val="CF8E6D"/>
+          <w:kern w:val="0"/>
+          <w:sz w:val="20"/>
+          <w:szCs w:val="20"/>
+          <w:lang w:val="en-US" w:eastAsia="ru-RU" w:bidi="ar-SA"/>
+        </w:rPr>
+        <w:t>char</w:t>
+      </w:r>
+      <w:r>
+        <w:rPr>
+          <w:rFonts w:ascii="Courier New" w:eastAsia="Times New Roman" w:hAnsi="Courier New" w:cs="Courier New"/>
+          <w:color w:val="BCBEC4"/>
+          <w:kern w:val="0"/>
+          <w:sz w:val="20"/>
+          <w:szCs w:val="20"/>
+          <w:lang w:val="en-US" w:eastAsia="ru-RU" w:bidi="ar-SA"/>
+        </w:rPr>
+        <w:t>(</w:t>
+      </w:r>
+      <w:r>
+        <w:rPr>
+          <w:rFonts w:ascii="Courier New" w:eastAsia="Times New Roman" w:hAnsi="Courier New" w:cs="Courier New"/>
+          <w:color w:val="6AAB73"/>
+          <w:kern w:val="0"/>
+          <w:sz w:val="20"/>
+          <w:szCs w:val="20"/>
+          <w:lang w:val="en-US" w:eastAsia="ru-RU" w:bidi="ar-SA"/>
+        </w:rPr>
+        <w:t xml:space="preserve">'a' </w:t>
+      </w:r>
+      <w:r>
+        <w:rPr>
+          <w:rFonts w:ascii="Courier New" w:eastAsia="Times New Roman" w:hAnsi="Courier New" w:cs="Courier New"/>
+          <w:color w:val="BCBEC4"/>
+          <w:kern w:val="0"/>
+          <w:sz w:val="20"/>
+          <w:szCs w:val="20"/>
+          <w:lang w:val="en-US" w:eastAsia="ru-RU" w:bidi="ar-SA"/>
+        </w:rPr>
+        <w:t>+ id));</w:t>
+      </w:r>
+      <w:r>
+        <w:rPr>
+          <w:rFonts w:ascii="Courier New" w:eastAsia="Times New Roman" w:hAnsi="Courier New" w:cs="Courier New"/>
+          <w:color w:val="BCBEC4"/>
+          <w:kern w:val="0"/>
+          <w:sz w:val="20"/>
+          <w:szCs w:val="20"/>
+          <w:lang w:val="en-US" w:eastAsia="ru-RU" w:bidi="ar-SA"/>
+        </w:rPr>
+        <w:br/>
+      </w:r>
+      <w:r>
+        <w:rPr>
+          <w:rFonts w:ascii="Courier New" w:eastAsia="Times New Roman" w:hAnsi="Courier New" w:cs="Courier New"/>
+          <w:color w:val="BCBEC4"/>
+          <w:kern w:val="0"/>
+          <w:sz w:val="20"/>
+          <w:szCs w:val="20"/>
+          <w:lang w:val="en-US" w:eastAsia="ru-RU" w:bidi="ar-SA"/>
+        </w:rPr>
+        <w:lastRenderedPageBreak/>
+        <w:t xml:space="preserve">      --</w:t>
+      </w:r>
+      <w:proofErr w:type="spellStart"/>
+      <w:r>
+        <w:rPr>
+          <w:rFonts w:ascii="Courier New" w:eastAsia="Times New Roman" w:hAnsi="Courier New" w:cs="Courier New"/>
+          <w:color w:val="BCBEC4"/>
+          <w:kern w:val="0"/>
+          <w:sz w:val="20"/>
+          <w:szCs w:val="20"/>
+          <w:lang w:val="en-US" w:eastAsia="ru-RU" w:bidi="ar-SA"/>
+        </w:rPr>
+        <w:t>freq</w:t>
+      </w:r>
+      <w:proofErr w:type="spellEnd"/>
+      <w:r>
+        <w:rPr>
+          <w:rFonts w:ascii="Courier New" w:eastAsia="Times New Roman" w:hAnsi="Courier New" w:cs="Courier New"/>
+          <w:color w:val="57AAF7"/>
+          <w:kern w:val="0"/>
+          <w:sz w:val="20"/>
+          <w:szCs w:val="20"/>
+          <w:lang w:val="en-US" w:eastAsia="ru-RU" w:bidi="ar-SA"/>
+        </w:rPr>
+        <w:t>[</w:t>
+      </w:r>
+      <w:r>
+        <w:rPr>
+          <w:rFonts w:ascii="Courier New" w:eastAsia="Times New Roman" w:hAnsi="Courier New" w:cs="Courier New"/>
+          <w:color w:val="BCBEC4"/>
+          <w:kern w:val="0"/>
+          <w:sz w:val="20"/>
+          <w:szCs w:val="20"/>
+          <w:lang w:val="en-US" w:eastAsia="ru-RU" w:bidi="ar-SA"/>
+        </w:rPr>
+        <w:t>id</w:t>
+      </w:r>
+      <w:r>
+        <w:rPr>
+          <w:rFonts w:ascii="Courier New" w:eastAsia="Times New Roman" w:hAnsi="Courier New" w:cs="Courier New"/>
+          <w:color w:val="57AAF7"/>
+          <w:kern w:val="0"/>
+          <w:sz w:val="20"/>
+          <w:szCs w:val="20"/>
+          <w:lang w:val="en-US" w:eastAsia="ru-RU" w:bidi="ar-SA"/>
+        </w:rPr>
+        <w:t>]</w:t>
+      </w:r>
+      <w:r>
+        <w:rPr>
+          <w:rFonts w:ascii="Courier New" w:eastAsia="Times New Roman" w:hAnsi="Courier New" w:cs="Courier New"/>
+          <w:color w:val="BCBEC4"/>
+          <w:kern w:val="0"/>
+          <w:sz w:val="20"/>
+          <w:szCs w:val="20"/>
+          <w:lang w:val="en-US" w:eastAsia="ru-RU" w:bidi="ar-SA"/>
+        </w:rPr>
+        <w:t>;</w:t>
+      </w:r>
+      <w:r>
+        <w:rPr>
+          <w:rFonts w:ascii="Courier New" w:eastAsia="Times New Roman" w:hAnsi="Courier New" w:cs="Courier New"/>
+          <w:color w:val="BCBEC4"/>
+          <w:kern w:val="0"/>
+          <w:sz w:val="20"/>
+          <w:szCs w:val="20"/>
+          <w:lang w:val="en-US" w:eastAsia="ru-RU" w:bidi="ar-SA"/>
+        </w:rPr>
+        <w:br/>
+        <w:t xml:space="preserve">    }</w:t>
+      </w:r>
+      <w:r>
+        <w:rPr>
+          <w:rFonts w:ascii="Courier New" w:eastAsia="Times New Roman" w:hAnsi="Courier New" w:cs="Courier New"/>
+          <w:color w:val="BCBEC4"/>
+          <w:kern w:val="0"/>
+          <w:sz w:val="20"/>
+          <w:szCs w:val="20"/>
+          <w:lang w:val="en-US" w:eastAsia="ru-RU" w:bidi="ar-SA"/>
+        </w:rPr>
+        <w:br/>
+        <w:t xml:space="preserve">  }</w:t>
+      </w:r>
+      <w:r>
+        <w:rPr>
+          <w:rFonts w:ascii="Courier New" w:eastAsia="Times New Roman" w:hAnsi="Courier New" w:cs="Courier New"/>
+          <w:color w:val="BCBEC4"/>
+          <w:kern w:val="0"/>
+          <w:sz w:val="20"/>
+          <w:szCs w:val="20"/>
+          <w:lang w:val="en-US" w:eastAsia="ru-RU" w:bidi="ar-SA"/>
+        </w:rPr>
+        <w:br/>
+      </w:r>
+      <w:r>
+        <w:rPr>
+          <w:rFonts w:ascii="Courier New" w:eastAsia="Times New Roman" w:hAnsi="Courier New" w:cs="Courier New"/>
+          <w:color w:val="BCBEC4"/>
+          <w:kern w:val="0"/>
+          <w:sz w:val="20"/>
+          <w:szCs w:val="20"/>
+          <w:lang w:val="en-US" w:eastAsia="ru-RU" w:bidi="ar-SA"/>
+        </w:rPr>
+        <w:br/>
+        <w:t xml:space="preserve">  </w:t>
+      </w:r>
+      <w:r>
+        <w:rPr>
+          <w:rFonts w:ascii="Courier New" w:eastAsia="Times New Roman" w:hAnsi="Courier New" w:cs="Courier New"/>
+          <w:color w:val="CF8E6D"/>
+          <w:kern w:val="0"/>
+          <w:sz w:val="20"/>
+          <w:szCs w:val="20"/>
+          <w:lang w:val="en-US" w:eastAsia="ru-RU" w:bidi="ar-SA"/>
+        </w:rPr>
+        <w:t xml:space="preserve">int </w:t>
+      </w:r>
+      <w:proofErr w:type="spellStart"/>
+      <w:r>
+        <w:rPr>
+          <w:rFonts w:ascii="Courier New" w:eastAsia="Times New Roman" w:hAnsi="Courier New" w:cs="Courier New"/>
+          <w:color w:val="BCBEC4"/>
+          <w:kern w:val="0"/>
+          <w:sz w:val="20"/>
+          <w:szCs w:val="20"/>
+          <w:lang w:val="en-US" w:eastAsia="ru-RU" w:bidi="ar-SA"/>
+        </w:rPr>
+        <w:t>idx</w:t>
+      </w:r>
+      <w:proofErr w:type="spellEnd"/>
+      <w:r>
+        <w:rPr>
+          <w:rFonts w:ascii="Courier New" w:eastAsia="Times New Roman" w:hAnsi="Courier New" w:cs="Courier New"/>
+          <w:color w:val="BCBEC4"/>
+          <w:kern w:val="0"/>
+          <w:sz w:val="20"/>
+          <w:szCs w:val="20"/>
+          <w:lang w:val="en-US" w:eastAsia="ru-RU" w:bidi="ar-SA"/>
+        </w:rPr>
+        <w:t xml:space="preserve"> = </w:t>
+      </w:r>
+      <w:r>
+        <w:rPr>
+          <w:rFonts w:ascii="Courier New" w:eastAsia="Times New Roman" w:hAnsi="Courier New" w:cs="Courier New"/>
+          <w:color w:val="2AACB8"/>
+          <w:kern w:val="0"/>
+          <w:sz w:val="20"/>
+          <w:szCs w:val="20"/>
+          <w:lang w:val="en-US" w:eastAsia="ru-RU" w:bidi="ar-SA"/>
+        </w:rPr>
+        <w:t>0</w:t>
+      </w:r>
+      <w:r>
+        <w:rPr>
+          <w:rFonts w:ascii="Courier New" w:eastAsia="Times New Roman" w:hAnsi="Courier New" w:cs="Courier New"/>
+          <w:color w:val="BCBEC4"/>
+          <w:kern w:val="0"/>
+          <w:sz w:val="20"/>
+          <w:szCs w:val="20"/>
+          <w:lang w:val="en-US" w:eastAsia="ru-RU" w:bidi="ar-SA"/>
+        </w:rPr>
+        <w:t>;</w:t>
+      </w:r>
+      <w:r>
+        <w:rPr>
+          <w:rFonts w:ascii="Courier New" w:eastAsia="Times New Roman" w:hAnsi="Courier New" w:cs="Courier New"/>
+          <w:color w:val="BCBEC4"/>
+          <w:kern w:val="0"/>
+          <w:sz w:val="20"/>
+          <w:szCs w:val="20"/>
+          <w:lang w:val="en-US" w:eastAsia="ru-RU" w:bidi="ar-SA"/>
+        </w:rPr>
+        <w:br/>
+        <w:t xml:space="preserve">  </w:t>
+      </w:r>
+      <w:r>
+        <w:rPr>
+          <w:rFonts w:ascii="Courier New" w:eastAsia="Times New Roman" w:hAnsi="Courier New" w:cs="Courier New"/>
+          <w:color w:val="CF8E6D"/>
+          <w:kern w:val="0"/>
+          <w:sz w:val="20"/>
+          <w:szCs w:val="20"/>
+          <w:lang w:val="en-US" w:eastAsia="ru-RU" w:bidi="ar-SA"/>
+        </w:rPr>
+        <w:t xml:space="preserve">for </w:t>
+      </w:r>
+      <w:r>
+        <w:rPr>
+          <w:rFonts w:ascii="Courier New" w:eastAsia="Times New Roman" w:hAnsi="Courier New" w:cs="Courier New"/>
+          <w:color w:val="BCBEC4"/>
+          <w:kern w:val="0"/>
+          <w:sz w:val="20"/>
+          <w:szCs w:val="20"/>
+          <w:lang w:val="en-US" w:eastAsia="ru-RU" w:bidi="ar-SA"/>
+        </w:rPr>
+        <w:t>(</w:t>
+      </w:r>
+      <w:r>
+        <w:rPr>
+          <w:rFonts w:ascii="Courier New" w:eastAsia="Times New Roman" w:hAnsi="Courier New" w:cs="Courier New"/>
+          <w:color w:val="CF8E6D"/>
+          <w:kern w:val="0"/>
+          <w:sz w:val="20"/>
+          <w:szCs w:val="20"/>
+          <w:lang w:val="en-US" w:eastAsia="ru-RU" w:bidi="ar-SA"/>
+        </w:rPr>
+        <w:t xml:space="preserve">int </w:t>
+      </w:r>
+      <w:proofErr w:type="spellStart"/>
+      <w:r>
+        <w:rPr>
+          <w:rFonts w:ascii="Courier New" w:eastAsia="Times New Roman" w:hAnsi="Courier New" w:cs="Courier New"/>
+          <w:color w:val="BCBEC4"/>
+          <w:kern w:val="0"/>
+          <w:sz w:val="20"/>
+          <w:szCs w:val="20"/>
+          <w:lang w:val="en-US" w:eastAsia="ru-RU" w:bidi="ar-SA"/>
+        </w:rPr>
+        <w:t>i</w:t>
+      </w:r>
+      <w:proofErr w:type="spellEnd"/>
+      <w:r>
+        <w:rPr>
+          <w:rFonts w:ascii="Courier New" w:eastAsia="Times New Roman" w:hAnsi="Courier New" w:cs="Courier New"/>
+          <w:color w:val="BCBEC4"/>
+          <w:kern w:val="0"/>
+          <w:sz w:val="20"/>
+          <w:szCs w:val="20"/>
+          <w:lang w:val="en-US" w:eastAsia="ru-RU" w:bidi="ar-SA"/>
+        </w:rPr>
+        <w:t xml:space="preserve"> = </w:t>
+      </w:r>
+      <w:r>
+        <w:rPr>
+          <w:rFonts w:ascii="Courier New" w:eastAsia="Times New Roman" w:hAnsi="Courier New" w:cs="Courier New"/>
+          <w:color w:val="2AACB8"/>
+          <w:kern w:val="0"/>
+          <w:sz w:val="20"/>
+          <w:szCs w:val="20"/>
+          <w:lang w:val="en-US" w:eastAsia="ru-RU" w:bidi="ar-SA"/>
+        </w:rPr>
+        <w:t>0</w:t>
+      </w:r>
+      <w:r>
+        <w:rPr>
+          <w:rFonts w:ascii="Courier New" w:eastAsia="Times New Roman" w:hAnsi="Courier New" w:cs="Courier New"/>
+          <w:color w:val="BCBEC4"/>
+          <w:kern w:val="0"/>
+          <w:sz w:val="20"/>
+          <w:szCs w:val="20"/>
+          <w:lang w:val="en-US" w:eastAsia="ru-RU" w:bidi="ar-SA"/>
+        </w:rPr>
+        <w:t xml:space="preserve">; </w:t>
+      </w:r>
+      <w:proofErr w:type="spellStart"/>
+      <w:r>
+        <w:rPr>
+          <w:rFonts w:ascii="Courier New" w:eastAsia="Times New Roman" w:hAnsi="Courier New" w:cs="Courier New"/>
+          <w:color w:val="BCBEC4"/>
+          <w:kern w:val="0"/>
+          <w:sz w:val="20"/>
+          <w:szCs w:val="20"/>
+          <w:lang w:val="en-US" w:eastAsia="ru-RU" w:bidi="ar-SA"/>
+        </w:rPr>
+        <w:t>i</w:t>
+      </w:r>
+      <w:proofErr w:type="spellEnd"/>
+      <w:r>
+        <w:rPr>
+          <w:rFonts w:ascii="Courier New" w:eastAsia="Times New Roman" w:hAnsi="Courier New" w:cs="Courier New"/>
+          <w:color w:val="BCBEC4"/>
+          <w:kern w:val="0"/>
+          <w:sz w:val="20"/>
+          <w:szCs w:val="20"/>
+          <w:lang w:val="en-US" w:eastAsia="ru-RU" w:bidi="ar-SA"/>
+        </w:rPr>
+        <w:t xml:space="preserve"> &lt; n; ++</w:t>
+      </w:r>
+      <w:proofErr w:type="spellStart"/>
+      <w:r>
+        <w:rPr>
+          <w:rFonts w:ascii="Courier New" w:eastAsia="Times New Roman" w:hAnsi="Courier New" w:cs="Courier New"/>
+          <w:color w:val="BCBEC4"/>
+          <w:kern w:val="0"/>
+          <w:sz w:val="20"/>
+          <w:szCs w:val="20"/>
+          <w:lang w:val="en-US" w:eastAsia="ru-RU" w:bidi="ar-SA"/>
+        </w:rPr>
+        <w:t>i</w:t>
+      </w:r>
+      <w:proofErr w:type="spellEnd"/>
+      <w:r>
+        <w:rPr>
+          <w:rFonts w:ascii="Courier New" w:eastAsia="Times New Roman" w:hAnsi="Courier New" w:cs="Courier New"/>
+          <w:color w:val="BCBEC4"/>
+          <w:kern w:val="0"/>
+          <w:sz w:val="20"/>
+          <w:szCs w:val="20"/>
+          <w:lang w:val="en-US" w:eastAsia="ru-RU" w:bidi="ar-SA"/>
+        </w:rPr>
+        <w:t>) {</w:t>
+      </w:r>
+      <w:r>
+        <w:rPr>
+          <w:rFonts w:ascii="Courier New" w:eastAsia="Times New Roman" w:hAnsi="Courier New" w:cs="Courier New"/>
+          <w:color w:val="BCBEC4"/>
+          <w:kern w:val="0"/>
+          <w:sz w:val="20"/>
+          <w:szCs w:val="20"/>
+          <w:lang w:val="en-US" w:eastAsia="ru-RU" w:bidi="ar-SA"/>
+        </w:rPr>
+        <w:br/>
+        <w:t xml:space="preserve">    </w:t>
+      </w:r>
+      <w:r>
+        <w:rPr>
+          <w:rFonts w:ascii="Courier New" w:eastAsia="Times New Roman" w:hAnsi="Courier New" w:cs="Courier New"/>
+          <w:color w:val="CF8E6D"/>
+          <w:kern w:val="0"/>
+          <w:sz w:val="20"/>
+          <w:szCs w:val="20"/>
+          <w:lang w:val="en-US" w:eastAsia="ru-RU" w:bidi="ar-SA"/>
+        </w:rPr>
+        <w:t xml:space="preserve">if </w:t>
+      </w:r>
+      <w:r>
+        <w:rPr>
+          <w:rFonts w:ascii="Courier New" w:eastAsia="Times New Roman" w:hAnsi="Courier New" w:cs="Courier New"/>
+          <w:color w:val="BCBEC4"/>
+          <w:kern w:val="0"/>
+          <w:sz w:val="20"/>
+          <w:szCs w:val="20"/>
+          <w:lang w:val="en-US" w:eastAsia="ru-RU" w:bidi="ar-SA"/>
+        </w:rPr>
+        <w:t>(</w:t>
+      </w:r>
+      <w:proofErr w:type="spellStart"/>
+      <w:r>
+        <w:rPr>
+          <w:rFonts w:ascii="Courier New" w:eastAsia="Times New Roman" w:hAnsi="Courier New" w:cs="Courier New"/>
+          <w:color w:val="BCBEC4"/>
+          <w:kern w:val="0"/>
+          <w:sz w:val="20"/>
+          <w:szCs w:val="20"/>
+          <w:lang w:val="en-US" w:eastAsia="ru-RU" w:bidi="ar-SA"/>
+        </w:rPr>
+        <w:t>ans</w:t>
+      </w:r>
+      <w:proofErr w:type="spellEnd"/>
+      <w:r>
+        <w:rPr>
+          <w:rFonts w:ascii="Courier New" w:eastAsia="Times New Roman" w:hAnsi="Courier New" w:cs="Courier New"/>
+          <w:color w:val="57AAF7"/>
+          <w:kern w:val="0"/>
+          <w:sz w:val="20"/>
+          <w:szCs w:val="20"/>
+          <w:lang w:val="en-US" w:eastAsia="ru-RU" w:bidi="ar-SA"/>
+        </w:rPr>
+        <w:t>[</w:t>
+      </w:r>
+      <w:proofErr w:type="spellStart"/>
+      <w:r>
+        <w:rPr>
+          <w:rFonts w:ascii="Courier New" w:eastAsia="Times New Roman" w:hAnsi="Courier New" w:cs="Courier New"/>
+          <w:color w:val="BCBEC4"/>
+          <w:kern w:val="0"/>
+          <w:sz w:val="20"/>
+          <w:szCs w:val="20"/>
+          <w:lang w:val="en-US" w:eastAsia="ru-RU" w:bidi="ar-SA"/>
+        </w:rPr>
+        <w:t>i</w:t>
+      </w:r>
+      <w:proofErr w:type="spellEnd"/>
+      <w:r>
+        <w:rPr>
+          <w:rFonts w:ascii="Courier New" w:eastAsia="Times New Roman" w:hAnsi="Courier New" w:cs="Courier New"/>
+          <w:color w:val="57AAF7"/>
+          <w:kern w:val="0"/>
+          <w:sz w:val="20"/>
+          <w:szCs w:val="20"/>
+          <w:lang w:val="en-US" w:eastAsia="ru-RU" w:bidi="ar-SA"/>
+        </w:rPr>
+        <w:t xml:space="preserve">] </w:t>
+      </w:r>
+      <w:r>
+        <w:rPr>
+          <w:rFonts w:ascii="Courier New" w:eastAsia="Times New Roman" w:hAnsi="Courier New" w:cs="Courier New"/>
+          <w:color w:val="BCBEC4"/>
+          <w:kern w:val="0"/>
+          <w:sz w:val="20"/>
+          <w:szCs w:val="20"/>
+          <w:lang w:val="en-US" w:eastAsia="ru-RU" w:bidi="ar-SA"/>
+        </w:rPr>
+        <w:t xml:space="preserve">== </w:t>
+      </w:r>
+      <w:r>
+        <w:rPr>
+          <w:rFonts w:ascii="Courier New" w:eastAsia="Times New Roman" w:hAnsi="Courier New" w:cs="Courier New"/>
+          <w:color w:val="6AAB73"/>
+          <w:kern w:val="0"/>
+          <w:sz w:val="20"/>
+          <w:szCs w:val="20"/>
+          <w:lang w:val="en-US" w:eastAsia="ru-RU" w:bidi="ar-SA"/>
+        </w:rPr>
+        <w:t>'</w:t>
+      </w:r>
+      <w:r>
+        <w:rPr>
+          <w:rFonts w:ascii="Courier New" w:eastAsia="Times New Roman" w:hAnsi="Courier New" w:cs="Courier New"/>
+          <w:color w:val="CF8E6D"/>
+          <w:kern w:val="0"/>
+          <w:sz w:val="20"/>
+          <w:szCs w:val="20"/>
+          <w:lang w:val="en-US" w:eastAsia="ru-RU" w:bidi="ar-SA"/>
+        </w:rPr>
+        <w:t>\0</w:t>
+      </w:r>
+      <w:r>
+        <w:rPr>
+          <w:rFonts w:ascii="Courier New" w:eastAsia="Times New Roman" w:hAnsi="Courier New" w:cs="Courier New"/>
+          <w:color w:val="6AAB73"/>
+          <w:kern w:val="0"/>
+          <w:sz w:val="20"/>
+          <w:szCs w:val="20"/>
+          <w:lang w:val="en-US" w:eastAsia="ru-RU" w:bidi="ar-SA"/>
+        </w:rPr>
+        <w:t>'</w:t>
+      </w:r>
+      <w:r>
+        <w:rPr>
+          <w:rFonts w:ascii="Courier New" w:eastAsia="Times New Roman" w:hAnsi="Courier New" w:cs="Courier New"/>
+          <w:color w:val="BCBEC4"/>
+          <w:kern w:val="0"/>
+          <w:sz w:val="20"/>
+          <w:szCs w:val="20"/>
+          <w:lang w:val="en-US" w:eastAsia="ru-RU" w:bidi="ar-SA"/>
+        </w:rPr>
+        <w:t>) {</w:t>
+      </w:r>
+      <w:r>
+        <w:rPr>
+          <w:rFonts w:ascii="Courier New" w:eastAsia="Times New Roman" w:hAnsi="Courier New" w:cs="Courier New"/>
+          <w:color w:val="BCBEC4"/>
+          <w:kern w:val="0"/>
+          <w:sz w:val="20"/>
+          <w:szCs w:val="20"/>
+          <w:lang w:val="en-US" w:eastAsia="ru-RU" w:bidi="ar-SA"/>
+        </w:rPr>
+        <w:br/>
+        <w:t xml:space="preserve">      </w:t>
+      </w:r>
+      <w:proofErr w:type="spellStart"/>
+      <w:r>
+        <w:rPr>
+          <w:rFonts w:ascii="Courier New" w:eastAsia="Times New Roman" w:hAnsi="Courier New" w:cs="Courier New"/>
+          <w:color w:val="BCBEC4"/>
+          <w:kern w:val="0"/>
+          <w:sz w:val="20"/>
+          <w:szCs w:val="20"/>
+          <w:lang w:val="en-US" w:eastAsia="ru-RU" w:bidi="ar-SA"/>
+        </w:rPr>
+        <w:t>ans</w:t>
+      </w:r>
+      <w:proofErr w:type="spellEnd"/>
+      <w:r>
+        <w:rPr>
+          <w:rFonts w:ascii="Courier New" w:eastAsia="Times New Roman" w:hAnsi="Courier New" w:cs="Courier New"/>
+          <w:color w:val="57AAF7"/>
+          <w:kern w:val="0"/>
+          <w:sz w:val="20"/>
+          <w:szCs w:val="20"/>
+          <w:lang w:val="en-US" w:eastAsia="ru-RU" w:bidi="ar-SA"/>
+        </w:rPr>
+        <w:t>[</w:t>
+      </w:r>
+      <w:proofErr w:type="spellStart"/>
+      <w:r>
+        <w:rPr>
+          <w:rFonts w:ascii="Courier New" w:eastAsia="Times New Roman" w:hAnsi="Courier New" w:cs="Courier New"/>
+          <w:color w:val="BCBEC4"/>
+          <w:kern w:val="0"/>
+          <w:sz w:val="20"/>
+          <w:szCs w:val="20"/>
+          <w:lang w:val="en-US" w:eastAsia="ru-RU" w:bidi="ar-SA"/>
+        </w:rPr>
+        <w:t>i</w:t>
+      </w:r>
+      <w:proofErr w:type="spellEnd"/>
+      <w:r>
+        <w:rPr>
+          <w:rFonts w:ascii="Courier New" w:eastAsia="Times New Roman" w:hAnsi="Courier New" w:cs="Courier New"/>
+          <w:color w:val="57AAF7"/>
+          <w:kern w:val="0"/>
+          <w:sz w:val="20"/>
+          <w:szCs w:val="20"/>
+          <w:lang w:val="en-US" w:eastAsia="ru-RU" w:bidi="ar-SA"/>
+        </w:rPr>
+        <w:t xml:space="preserve">] </w:t>
+      </w:r>
+      <w:r>
+        <w:rPr>
+          <w:rFonts w:ascii="Courier New" w:eastAsia="Times New Roman" w:hAnsi="Courier New" w:cs="Courier New"/>
+          <w:color w:val="BCBEC4"/>
+          <w:kern w:val="0"/>
+          <w:sz w:val="20"/>
+          <w:szCs w:val="20"/>
+          <w:lang w:val="en-US" w:eastAsia="ru-RU" w:bidi="ar-SA"/>
+        </w:rPr>
+        <w:t>= middle</w:t>
+      </w:r>
+      <w:r>
+        <w:rPr>
+          <w:rFonts w:ascii="Courier New" w:eastAsia="Times New Roman" w:hAnsi="Courier New" w:cs="Courier New"/>
+          <w:color w:val="57AAF7"/>
+          <w:kern w:val="0"/>
+          <w:sz w:val="20"/>
+          <w:szCs w:val="20"/>
+          <w:lang w:val="en-US" w:eastAsia="ru-RU" w:bidi="ar-SA"/>
+        </w:rPr>
+        <w:t>[</w:t>
+      </w:r>
+      <w:proofErr w:type="spellStart"/>
+      <w:r>
+        <w:rPr>
+          <w:rFonts w:ascii="Courier New" w:eastAsia="Times New Roman" w:hAnsi="Courier New" w:cs="Courier New"/>
+          <w:color w:val="BCBEC4"/>
+          <w:kern w:val="0"/>
+          <w:sz w:val="20"/>
+          <w:szCs w:val="20"/>
+          <w:lang w:val="en-US" w:eastAsia="ru-RU" w:bidi="ar-SA"/>
+        </w:rPr>
+        <w:t>idx</w:t>
+      </w:r>
+      <w:proofErr w:type="spellEnd"/>
+      <w:r>
+        <w:rPr>
+          <w:rFonts w:ascii="Courier New" w:eastAsia="Times New Roman" w:hAnsi="Courier New" w:cs="Courier New"/>
+          <w:color w:val="BCBEC4"/>
+          <w:kern w:val="0"/>
+          <w:sz w:val="20"/>
+          <w:szCs w:val="20"/>
+          <w:lang w:val="en-US" w:eastAsia="ru-RU" w:bidi="ar-SA"/>
+        </w:rPr>
+        <w:t>++</w:t>
+      </w:r>
+      <w:r>
+        <w:rPr>
+          <w:rFonts w:ascii="Courier New" w:eastAsia="Times New Roman" w:hAnsi="Courier New" w:cs="Courier New"/>
+          <w:color w:val="57AAF7"/>
+          <w:kern w:val="0"/>
+          <w:sz w:val="20"/>
+          <w:szCs w:val="20"/>
+          <w:lang w:val="en-US" w:eastAsia="ru-RU" w:bidi="ar-SA"/>
+        </w:rPr>
+        <w:t>]</w:t>
+      </w:r>
+      <w:r>
+        <w:rPr>
+          <w:rFonts w:ascii="Courier New" w:eastAsia="Times New Roman" w:hAnsi="Courier New" w:cs="Courier New"/>
+          <w:color w:val="BCBEC4"/>
+          <w:kern w:val="0"/>
+          <w:sz w:val="20"/>
+          <w:szCs w:val="20"/>
+          <w:lang w:val="en-US" w:eastAsia="ru-RU" w:bidi="ar-SA"/>
+        </w:rPr>
+        <w:t>;</w:t>
+      </w:r>
+      <w:r>
+        <w:rPr>
+          <w:rFonts w:ascii="Courier New" w:eastAsia="Times New Roman" w:hAnsi="Courier New" w:cs="Courier New"/>
+          <w:color w:val="BCBEC4"/>
+          <w:kern w:val="0"/>
+          <w:sz w:val="20"/>
+          <w:szCs w:val="20"/>
+          <w:lang w:val="en-US" w:eastAsia="ru-RU" w:bidi="ar-SA"/>
+        </w:rPr>
+        <w:br/>
+        <w:t xml:space="preserve">    }</w:t>
+      </w:r>
+      <w:r>
+        <w:rPr>
+          <w:rFonts w:ascii="Courier New" w:eastAsia="Times New Roman" w:hAnsi="Courier New" w:cs="Courier New"/>
+          <w:color w:val="BCBEC4"/>
+          <w:kern w:val="0"/>
+          <w:sz w:val="20"/>
+          <w:szCs w:val="20"/>
+          <w:lang w:val="en-US" w:eastAsia="ru-RU" w:bidi="ar-SA"/>
+        </w:rPr>
+        <w:br/>
+        <w:t xml:space="preserve">  }</w:t>
+      </w:r>
+      <w:r>
+        <w:rPr>
+          <w:rFonts w:ascii="Courier New" w:eastAsia="Times New Roman" w:hAnsi="Courier New" w:cs="Courier New"/>
+          <w:color w:val="BCBEC4"/>
+          <w:kern w:val="0"/>
+          <w:sz w:val="20"/>
+          <w:szCs w:val="20"/>
+          <w:lang w:val="en-US" w:eastAsia="ru-RU" w:bidi="ar-SA"/>
+        </w:rPr>
+        <w:br/>
+      </w:r>
+      <w:r>
+        <w:rPr>
+          <w:rFonts w:ascii="Courier New" w:eastAsia="Times New Roman" w:hAnsi="Courier New" w:cs="Courier New"/>
+          <w:color w:val="BCBEC4"/>
+          <w:kern w:val="0"/>
+          <w:sz w:val="20"/>
+          <w:szCs w:val="20"/>
+          <w:lang w:val="en-US" w:eastAsia="ru-RU" w:bidi="ar-SA"/>
+        </w:rPr>
+        <w:br/>
+        <w:t xml:space="preserve">  </w:t>
+      </w:r>
+      <w:proofErr w:type="spellStart"/>
+      <w:r>
+        <w:rPr>
+          <w:rFonts w:ascii="Courier New" w:eastAsia="Times New Roman" w:hAnsi="Courier New" w:cs="Courier New"/>
+          <w:color w:val="BCBEC4"/>
+          <w:kern w:val="0"/>
+          <w:sz w:val="20"/>
+          <w:szCs w:val="20"/>
+          <w:lang w:val="en-US" w:eastAsia="ru-RU" w:bidi="ar-SA"/>
+        </w:rPr>
+        <w:t>cout</w:t>
+      </w:r>
+      <w:proofErr w:type="spellEnd"/>
+      <w:r>
+        <w:rPr>
+          <w:rFonts w:ascii="Courier New" w:eastAsia="Times New Roman" w:hAnsi="Courier New" w:cs="Courier New"/>
+          <w:color w:val="BCBEC4"/>
+          <w:kern w:val="0"/>
+          <w:sz w:val="20"/>
+          <w:szCs w:val="20"/>
+          <w:lang w:val="en-US" w:eastAsia="ru-RU" w:bidi="ar-SA"/>
+        </w:rPr>
+        <w:t xml:space="preserve"> </w:t>
+      </w:r>
+      <w:r>
+        <w:rPr>
+          <w:rFonts w:ascii="Courier New" w:eastAsia="Times New Roman" w:hAnsi="Courier New" w:cs="Courier New"/>
+          <w:color w:val="57AAF7"/>
+          <w:kern w:val="0"/>
+          <w:sz w:val="20"/>
+          <w:szCs w:val="20"/>
+          <w:lang w:val="en-US" w:eastAsia="ru-RU" w:bidi="ar-SA"/>
+        </w:rPr>
+        <w:t xml:space="preserve">&lt;&lt; </w:t>
+      </w:r>
+      <w:proofErr w:type="spellStart"/>
+      <w:r>
+        <w:rPr>
+          <w:rFonts w:ascii="Courier New" w:eastAsia="Times New Roman" w:hAnsi="Courier New" w:cs="Courier New"/>
+          <w:color w:val="BCBEC4"/>
+          <w:kern w:val="0"/>
+          <w:sz w:val="20"/>
+          <w:szCs w:val="20"/>
+          <w:lang w:val="en-US" w:eastAsia="ru-RU" w:bidi="ar-SA"/>
+        </w:rPr>
+        <w:t>ans</w:t>
+      </w:r>
+      <w:proofErr w:type="spellEnd"/>
+      <w:r>
+        <w:rPr>
+          <w:rFonts w:ascii="Courier New" w:eastAsia="Times New Roman" w:hAnsi="Courier New" w:cs="Courier New"/>
+          <w:color w:val="BCBEC4"/>
+          <w:kern w:val="0"/>
+          <w:sz w:val="20"/>
+          <w:szCs w:val="20"/>
+          <w:lang w:val="en-US" w:eastAsia="ru-RU" w:bidi="ar-SA"/>
+        </w:rPr>
+        <w:t xml:space="preserve"> </w:t>
+      </w:r>
+      <w:r>
+        <w:rPr>
+          <w:rFonts w:ascii="Courier New" w:eastAsia="Times New Roman" w:hAnsi="Courier New" w:cs="Courier New"/>
+          <w:color w:val="57AAF7"/>
+          <w:kern w:val="0"/>
+          <w:sz w:val="20"/>
+          <w:szCs w:val="20"/>
+          <w:lang w:val="en-US" w:eastAsia="ru-RU" w:bidi="ar-SA"/>
+        </w:rPr>
+        <w:t xml:space="preserve">&lt;&lt; </w:t>
+      </w:r>
+      <w:r>
+        <w:rPr>
+          <w:rFonts w:ascii="Courier New" w:eastAsia="Times New Roman" w:hAnsi="Courier New" w:cs="Courier New"/>
+          <w:color w:val="6AAB73"/>
+          <w:kern w:val="0"/>
+          <w:sz w:val="20"/>
+          <w:szCs w:val="20"/>
+          <w:lang w:val="en-US" w:eastAsia="ru-RU" w:bidi="ar-SA"/>
+        </w:rPr>
+        <w:t>'</w:t>
+      </w:r>
+      <w:r>
+        <w:rPr>
+          <w:rFonts w:ascii="Courier New" w:eastAsia="Times New Roman" w:hAnsi="Courier New" w:cs="Courier New"/>
+          <w:color w:val="CF8E6D"/>
+          <w:kern w:val="0"/>
+          <w:sz w:val="20"/>
+          <w:szCs w:val="20"/>
+          <w:lang w:val="en-US" w:eastAsia="ru-RU" w:bidi="ar-SA"/>
+        </w:rPr>
+        <w:t>\n</w:t>
+      </w:r>
+      <w:r>
+        <w:rPr>
+          <w:rFonts w:ascii="Courier New" w:eastAsia="Times New Roman" w:hAnsi="Courier New" w:cs="Courier New"/>
+          <w:color w:val="6AAB73"/>
+          <w:kern w:val="0"/>
+          <w:sz w:val="20"/>
+          <w:szCs w:val="20"/>
+          <w:lang w:val="en-US" w:eastAsia="ru-RU" w:bidi="ar-SA"/>
+        </w:rPr>
+        <w:t>'</w:t>
+      </w:r>
+      <w:r>
+        <w:rPr>
+          <w:rFonts w:ascii="Courier New" w:eastAsia="Times New Roman" w:hAnsi="Courier New" w:cs="Courier New"/>
+          <w:color w:val="BCBEC4"/>
+          <w:kern w:val="0"/>
+          <w:sz w:val="20"/>
+          <w:szCs w:val="20"/>
+          <w:lang w:val="en-US" w:eastAsia="ru-RU" w:bidi="ar-SA"/>
+        </w:rPr>
+        <w:t>;</w:t>
+      </w:r>
+      <w:r>
+        <w:rPr>
+          <w:rFonts w:ascii="Courier New" w:eastAsia="Times New Roman" w:hAnsi="Courier New" w:cs="Courier New"/>
+          <w:color w:val="BCBEC4"/>
+          <w:kern w:val="0"/>
+          <w:sz w:val="20"/>
+          <w:szCs w:val="20"/>
+          <w:lang w:val="en-US" w:eastAsia="ru-RU" w:bidi="ar-SA"/>
+        </w:rPr>
+        <w:br/>
+        <w:t xml:space="preserve">  </w:t>
+      </w:r>
+      <w:r>
+        <w:rPr>
+          <w:rFonts w:ascii="Courier New" w:eastAsia="Times New Roman" w:hAnsi="Courier New" w:cs="Courier New"/>
+          <w:color w:val="CF8E6D"/>
+          <w:kern w:val="0"/>
+          <w:sz w:val="20"/>
+          <w:szCs w:val="20"/>
+          <w:lang w:val="en-US" w:eastAsia="ru-RU" w:bidi="ar-SA"/>
+        </w:rPr>
+        <w:t xml:space="preserve">return </w:t>
+      </w:r>
+      <w:r>
+        <w:rPr>
+          <w:rFonts w:ascii="Courier New" w:eastAsia="Times New Roman" w:hAnsi="Courier New" w:cs="Courier New"/>
+          <w:color w:val="2AACB8"/>
+          <w:kern w:val="0"/>
+          <w:sz w:val="20"/>
+          <w:szCs w:val="20"/>
+          <w:lang w:val="en-US" w:eastAsia="ru-RU" w:bidi="ar-SA"/>
+        </w:rPr>
+        <w:t>0</w:t>
+      </w:r>
+      <w:r>
+        <w:rPr>
+          <w:rFonts w:ascii="Courier New" w:eastAsia="Times New Roman" w:hAnsi="Courier New" w:cs="Courier New"/>
+          <w:color w:val="BCBEC4"/>
+          <w:kern w:val="0"/>
+          <w:sz w:val="20"/>
+          <w:szCs w:val="20"/>
+          <w:lang w:val="en-US" w:eastAsia="ru-RU" w:bidi="ar-SA"/>
+        </w:rPr>
+        <w:t>;</w:t>
+      </w:r>
+      <w:r>
+        <w:rPr>
+          <w:rFonts w:ascii="Courier New" w:eastAsia="Times New Roman" w:hAnsi="Courier New" w:cs="Courier New"/>
+          <w:color w:val="BCBEC4"/>
+          <w:kern w:val="0"/>
+          <w:sz w:val="20"/>
+          <w:szCs w:val="20"/>
+          <w:lang w:val="en-US" w:eastAsia="ru-RU" w:bidi="ar-SA"/>
+        </w:rPr>
+        <w:br/>
+        <w:t>}</w:t>
+      </w:r>
+    </w:p>
+    <w:p>
+      <w:r>
+        <w:t>Описание алгоритма</w:t>
+      </w:r>
+      <w:r>
+        <w:t>:</w:t>
+      </w:r>
+    </w:p>
+    <w:p>
+      <w:r>
+        <w:t>Сначала считываем строку и все веса, и для каждой буквы считаем частоту,</w:t>
+      </w:r>
+      <w:r>
+        <w:t xml:space="preserve"> </w:t>
+      </w:r>
+      <w:r>
+        <w:t xml:space="preserve">затем сортируем </w:t>
+      </w:r>
+      <w:r>
+        <w:t>индексы букв</w:t>
+      </w:r>
+      <w:r>
+        <w:rPr>
+          <w:b/>
+          <w:bCs/>
+        </w:rPr>
+        <w:t xml:space="preserve"> </w:t>
+      </w:r>
+      <w:r>
+        <w:t>по</w:t>
+      </w:r>
+      <w:r>
+        <w:t xml:space="preserve"> убыванию весов и проходимся по нему циклом, ставя элементы с частотой </w:t>
+      </w:r>
+      <w:r>
+        <w:t>&gt;</w:t>
+      </w:r>
+      <w:r>
+        <w:t>= 2 по краям</w:t>
+      </w:r>
+      <w:r>
+        <w:t xml:space="preserve">, </w:t>
+      </w:r>
+      <w:r>
+        <w:t xml:space="preserve">при </w:t>
+      </w:r>
+      <w:proofErr w:type="spellStart"/>
+      <w:r>
+        <w:t>помоши</w:t>
+      </w:r>
+      <w:proofErr w:type="spellEnd"/>
+      <w:r>
+        <w:t xml:space="preserve"> двух указателей </w:t>
+      </w:r>
+      <w:r>
+        <w:rPr>
+          <w:lang w:val="en-US"/>
+        </w:rPr>
+        <w:t>left</w:t>
+      </w:r>
+      <w:r>
+        <w:t xml:space="preserve"> </w:t>
+      </w:r>
+      <w:r>
+        <w:t xml:space="preserve">и </w:t>
+      </w:r>
+      <w:r>
+        <w:rPr>
+          <w:lang w:val="en-US"/>
+        </w:rPr>
+        <w:t>right</w:t>
+      </w:r>
+      <w:r>
+        <w:t xml:space="preserve"> </w:t>
+      </w:r>
+      <w:r>
+        <w:t>которые идут к друг другу навстречу</w:t>
+      </w:r>
+      <w:r>
+        <w:t xml:space="preserve"> </w:t>
+      </w:r>
+      <w:r>
+        <w:t>и уменьшаем частоту на 2</w:t>
+      </w:r>
+      <w:r>
+        <w:t xml:space="preserve">, затем проходимся снова, заполняя массив </w:t>
+      </w:r>
+      <w:r>
+        <w:rPr>
+          <w:lang w:val="en-US"/>
+        </w:rPr>
+        <w:t>middle</w:t>
+      </w:r>
+      <w:r>
+        <w:t xml:space="preserve"> </w:t>
+      </w:r>
+      <w:r>
+        <w:t xml:space="preserve">элементами у которых частота </w:t>
+      </w:r>
+      <w:r>
+        <w:t>== 1</w:t>
+      </w:r>
+      <w:r>
+        <w:t xml:space="preserve"> и потом их добавляем в пустые места итоговой строки.</w:t>
+      </w:r>
+    </w:p>
+    <w:p>
+      <w:pPr>
+        <w:suppressAutoHyphens w:val="0"/>
+        <w:spacing w:after="160" w:line="278" w:lineRule="auto"/>
+        <w:textAlignment w:val="auto"/>
+      </w:pPr>
+      <w:r>
+        <w:br w:type="page"/>
+      </w:r>
+    </w:p>
+    <w:p>
+      <w:pPr>
+        <w:pStyle w:val="1"/>
+        <w:ind w:left="708"/>
+        <w:rPr>
+          <w:lang w:val="en-US"/>
+        </w:rPr>
+      </w:pPr>
+      <w:r>
+        <w:rPr>
+          <w:lang w:val="en-US"/>
+        </w:rPr>
+        <w:lastRenderedPageBreak/>
+        <w:t xml:space="preserve">H. </w:t>
+      </w:r>
+      <w:r>
+        <w:t>Магазин</w:t>
+      </w:r>
+    </w:p>
+    <w:p>
+      <w:pPr>
+        <w:ind w:left="708"/>
+        <w:rPr>
+          <w:lang w:val="en-US" w:eastAsia="en-US" w:bidi="ar-SA"/>
+        </w:rPr>
+      </w:pPr>
+      <w:r>
+        <w:t>Реализация</w:t>
+      </w:r>
+      <w:r>
+        <w:rPr>
+          <w:lang w:val="en-US"/>
+        </w:rPr>
+        <w:t xml:space="preserve"> </w:t>
+      </w:r>
+      <w:r>
+        <w:t>алгоритма</w:t>
+      </w:r>
+      <w:r>
+        <w:rPr>
+          <w:lang w:val="en-US"/>
+        </w:rPr>
+        <w:t>:</w:t>
+      </w:r>
+    </w:p>
+    <w:p>
+      <w:pPr>
+        <w:shd w:val="clear" w:color="auto" w:fill="1E1F22"/>
+        <w:tabs>
+          <w:tab w:val="left" w:pos="916"/>
+          <w:tab w:val="left" w:pos="1832"/>
+          <w:tab w:val="left" w:pos="2748"/>
+          <w:tab w:val="left" w:pos="3664"/>
+          <w:tab w:val="left" w:pos="4580"/>
+          <w:tab w:val="left" w:pos="5496"/>
+          <w:tab w:val="left" w:pos="6412"/>
+          <w:tab w:val="left" w:pos="7328"/>
+          <w:tab w:val="left" w:pos="8244"/>
+          <w:tab w:val="left" w:pos="9160"/>
+          <w:tab w:val="left" w:pos="10076"/>
+          <w:tab w:val="left" w:pos="10992"/>
+          <w:tab w:val="left" w:pos="11908"/>
+          <w:tab w:val="left" w:pos="12824"/>
+          <w:tab w:val="left" w:pos="13740"/>
+          <w:tab w:val="left" w:pos="14656"/>
+        </w:tabs>
+        <w:suppressAutoHyphens w:val="0"/>
+        <w:ind w:left="708"/>
+        <w:textAlignment w:val="auto"/>
+        <w:rPr>
+          <w:rFonts w:ascii="Courier New" w:eastAsia="Times New Roman" w:hAnsi="Courier New" w:cs="Courier New"/>
+          <w:color w:val="BCBEC4"/>
+          <w:kern w:val="0"/>
+          <w:sz w:val="20"/>
+          <w:szCs w:val="20"/>
+          <w:lang w:val="en-US" w:eastAsia="ru-RU" w:bidi="ar-SA"/>
+        </w:rPr>
+      </w:pPr>
+      <w:r>
+        <w:rPr>
+          <w:rFonts w:ascii="Courier New" w:eastAsia="Times New Roman" w:hAnsi="Courier New" w:cs="Courier New"/>
+          <w:color w:val="B3AE60"/>
+          <w:kern w:val="0"/>
+          <w:sz w:val="20"/>
+          <w:szCs w:val="20"/>
+          <w:lang w:val="en-US" w:eastAsia="ru-RU" w:bidi="ar-SA"/>
+        </w:rPr>
+        <w:t xml:space="preserve">#include </w:t>
+      </w:r>
+      <w:r>
+        <w:rPr>
+          <w:rFonts w:ascii="Courier New" w:eastAsia="Times New Roman" w:hAnsi="Courier New" w:cs="Courier New"/>
+          <w:color w:val="6AAB73"/>
+          <w:kern w:val="0"/>
+          <w:sz w:val="20"/>
+          <w:szCs w:val="20"/>
+          <w:lang w:val="en-US" w:eastAsia="ru-RU" w:bidi="ar-SA"/>
+        </w:rPr>
+        <w:t>&lt;algorithm&gt;</w:t>
+      </w:r>
+      <w:r>
+        <w:rPr>
+          <w:rFonts w:ascii="Courier New" w:eastAsia="Times New Roman" w:hAnsi="Courier New" w:cs="Courier New"/>
+          <w:color w:val="6AAB73"/>
+          <w:kern w:val="0"/>
+          <w:sz w:val="20"/>
+          <w:szCs w:val="20"/>
+          <w:lang w:val="en-US" w:eastAsia="ru-RU" w:bidi="ar-SA"/>
+        </w:rPr>
+        <w:br/>
+      </w:r>
+      <w:r>
+        <w:rPr>
+          <w:rFonts w:ascii="Courier New" w:eastAsia="Times New Roman" w:hAnsi="Courier New" w:cs="Courier New"/>
+          <w:color w:val="B3AE60"/>
+          <w:kern w:val="0"/>
+          <w:sz w:val="20"/>
+          <w:szCs w:val="20"/>
+          <w:lang w:val="en-US" w:eastAsia="ru-RU" w:bidi="ar-SA"/>
+        </w:rPr>
+        <w:t xml:space="preserve">#include </w:t>
+      </w:r>
+      <w:r>
+        <w:rPr>
+          <w:rFonts w:ascii="Courier New" w:eastAsia="Times New Roman" w:hAnsi="Courier New" w:cs="Courier New"/>
+          <w:color w:val="6AAB73"/>
+          <w:kern w:val="0"/>
+          <w:sz w:val="20"/>
+          <w:szCs w:val="20"/>
+          <w:lang w:val="en-US" w:eastAsia="ru-RU" w:bidi="ar-SA"/>
+        </w:rPr>
+        <w:t>&lt;iostream&gt;</w:t>
+      </w:r>
+      <w:r>
+        <w:rPr>
+          <w:rFonts w:ascii="Courier New" w:eastAsia="Times New Roman" w:hAnsi="Courier New" w:cs="Courier New"/>
+          <w:color w:val="6AAB73"/>
+          <w:kern w:val="0"/>
+          <w:sz w:val="20"/>
+          <w:szCs w:val="20"/>
+          <w:lang w:val="en-US" w:eastAsia="ru-RU" w:bidi="ar-SA"/>
+        </w:rPr>
+        <w:br/>
+      </w:r>
+      <w:r>
+        <w:rPr>
+          <w:rFonts w:ascii="Courier New" w:eastAsia="Times New Roman" w:hAnsi="Courier New" w:cs="Courier New"/>
+          <w:color w:val="B3AE60"/>
+          <w:kern w:val="0"/>
+          <w:sz w:val="20"/>
+          <w:szCs w:val="20"/>
+          <w:lang w:val="en-US" w:eastAsia="ru-RU" w:bidi="ar-SA"/>
+        </w:rPr>
+        <w:t xml:space="preserve">#include </w:t>
+      </w:r>
+      <w:r>
+        <w:rPr>
+          <w:rFonts w:ascii="Courier New" w:eastAsia="Times New Roman" w:hAnsi="Courier New" w:cs="Courier New"/>
+          <w:color w:val="6AAB73"/>
+          <w:kern w:val="0"/>
+          <w:sz w:val="20"/>
+          <w:szCs w:val="20"/>
+          <w:lang w:val="en-US" w:eastAsia="ru-RU" w:bidi="ar-SA"/>
+        </w:rPr>
+        <w:t>&lt;vector&gt;</w:t>
+      </w:r>
+      <w:r>
+        <w:rPr>
+          <w:rFonts w:ascii="Courier New" w:eastAsia="Times New Roman" w:hAnsi="Courier New" w:cs="Courier New"/>
+          <w:color w:val="6AAB73"/>
+          <w:kern w:val="0"/>
+          <w:sz w:val="20"/>
+          <w:szCs w:val="20"/>
+          <w:lang w:val="en-US" w:eastAsia="ru-RU" w:bidi="ar-SA"/>
+        </w:rPr>
+        <w:br/>
+      </w:r>
+      <w:r>
+        <w:rPr>
+          <w:rFonts w:ascii="Courier New" w:eastAsia="Times New Roman" w:hAnsi="Courier New" w:cs="Courier New"/>
+          <w:color w:val="6AAB73"/>
+          <w:kern w:val="0"/>
+          <w:sz w:val="20"/>
+          <w:szCs w:val="20"/>
+          <w:lang w:val="en-US" w:eastAsia="ru-RU" w:bidi="ar-SA"/>
+        </w:rPr>
+        <w:br/>
+      </w:r>
+      <w:r>
+        <w:rPr>
+          <w:rFonts w:ascii="Courier New" w:eastAsia="Times New Roman" w:hAnsi="Courier New" w:cs="Courier New"/>
+          <w:color w:val="CF8E6D"/>
+          <w:kern w:val="0"/>
+          <w:sz w:val="20"/>
+          <w:szCs w:val="20"/>
+          <w:lang w:val="en-US" w:eastAsia="ru-RU" w:bidi="ar-SA"/>
+        </w:rPr>
+        <w:t xml:space="preserve">using namespace </w:t>
+      </w:r>
+      <w:r>
+        <w:rPr>
+          <w:rFonts w:ascii="Courier New" w:eastAsia="Times New Roman" w:hAnsi="Courier New" w:cs="Courier New"/>
+          <w:color w:val="BCBEC4"/>
+          <w:kern w:val="0"/>
+          <w:sz w:val="20"/>
+          <w:szCs w:val="20"/>
+          <w:lang w:val="en-US" w:eastAsia="ru-RU" w:bidi="ar-SA"/>
+        </w:rPr>
+        <w:t>std;</w:t>
+      </w:r>
+      <w:r>
+        <w:rPr>
+          <w:rFonts w:ascii="Courier New" w:eastAsia="Times New Roman" w:hAnsi="Courier New" w:cs="Courier New"/>
+          <w:color w:val="BCBEC4"/>
+          <w:kern w:val="0"/>
+          <w:sz w:val="20"/>
+          <w:szCs w:val="20"/>
+          <w:lang w:val="en-US" w:eastAsia="ru-RU" w:bidi="ar-SA"/>
+        </w:rPr>
+        <w:br/>
+      </w:r>
+      <w:r>
+        <w:rPr>
+          <w:rFonts w:ascii="Courier New" w:eastAsia="Times New Roman" w:hAnsi="Courier New" w:cs="Courier New"/>
+          <w:color w:val="BCBEC4"/>
+          <w:kern w:val="0"/>
+          <w:sz w:val="20"/>
+          <w:szCs w:val="20"/>
+          <w:lang w:val="en-US" w:eastAsia="ru-RU" w:bidi="ar-SA"/>
+        </w:rPr>
+        <w:br/>
+      </w:r>
+      <w:r>
+        <w:rPr>
+          <w:rFonts w:ascii="Courier New" w:eastAsia="Times New Roman" w:hAnsi="Courier New" w:cs="Courier New"/>
+          <w:color w:val="CF8E6D"/>
+          <w:kern w:val="0"/>
+          <w:sz w:val="20"/>
+          <w:szCs w:val="20"/>
+          <w:lang w:val="en-US" w:eastAsia="ru-RU" w:bidi="ar-SA"/>
+        </w:rPr>
+        <w:t xml:space="preserve">int </w:t>
+      </w:r>
+      <w:r>
+        <w:rPr>
+          <w:rFonts w:ascii="Courier New" w:eastAsia="Times New Roman" w:hAnsi="Courier New" w:cs="Courier New"/>
+          <w:color w:val="56A8F5"/>
+          <w:kern w:val="0"/>
+          <w:sz w:val="20"/>
+          <w:szCs w:val="20"/>
+          <w:lang w:val="en-US" w:eastAsia="ru-RU" w:bidi="ar-SA"/>
+        </w:rPr>
+        <w:t>main</w:t>
+      </w:r>
+      <w:r>
+        <w:rPr>
+          <w:rFonts w:ascii="Courier New" w:eastAsia="Times New Roman" w:hAnsi="Courier New" w:cs="Courier New"/>
+          <w:color w:val="BCBEC4"/>
+          <w:kern w:val="0"/>
+          <w:sz w:val="20"/>
+          <w:szCs w:val="20"/>
+          <w:lang w:val="en-US" w:eastAsia="ru-RU" w:bidi="ar-SA"/>
+        </w:rPr>
+        <w:t>() {</w:t>
+      </w:r>
+      <w:r>
+        <w:rPr>
+          <w:rFonts w:ascii="Courier New" w:eastAsia="Times New Roman" w:hAnsi="Courier New" w:cs="Courier New"/>
+          <w:color w:val="BCBEC4"/>
+          <w:kern w:val="0"/>
+          <w:sz w:val="20"/>
+          <w:szCs w:val="20"/>
+          <w:lang w:val="en-US" w:eastAsia="ru-RU" w:bidi="ar-SA"/>
+        </w:rPr>
+        <w:br/>
+        <w:t xml:space="preserve">  </w:t>
+      </w:r>
+      <w:r>
+        <w:rPr>
+          <w:rFonts w:ascii="Courier New" w:eastAsia="Times New Roman" w:hAnsi="Courier New" w:cs="Courier New"/>
+          <w:color w:val="CF8E6D"/>
+          <w:kern w:val="0"/>
+          <w:sz w:val="20"/>
+          <w:szCs w:val="20"/>
+          <w:lang w:val="en-US" w:eastAsia="ru-RU" w:bidi="ar-SA"/>
+        </w:rPr>
+        <w:t xml:space="preserve">int </w:t>
+      </w:r>
+      <w:r>
+        <w:rPr>
+          <w:rFonts w:ascii="Courier New" w:eastAsia="Times New Roman" w:hAnsi="Courier New" w:cs="Courier New"/>
+          <w:color w:val="BCBEC4"/>
+          <w:kern w:val="0"/>
+          <w:sz w:val="20"/>
+          <w:szCs w:val="20"/>
+          <w:lang w:val="en-US" w:eastAsia="ru-RU" w:bidi="ar-SA"/>
+        </w:rPr>
+        <w:t>n, k;</w:t>
+      </w:r>
+      <w:r>
+        <w:rPr>
+          <w:rFonts w:ascii="Courier New" w:eastAsia="Times New Roman" w:hAnsi="Courier New" w:cs="Courier New"/>
+          <w:color w:val="BCBEC4"/>
+          <w:kern w:val="0"/>
+          <w:sz w:val="20"/>
+          <w:szCs w:val="20"/>
+          <w:lang w:val="en-US" w:eastAsia="ru-RU" w:bidi="ar-SA"/>
+        </w:rPr>
+        <w:br/>
+        <w:t xml:space="preserve">  </w:t>
+      </w:r>
+      <w:proofErr w:type="spellStart"/>
+      <w:r>
+        <w:rPr>
+          <w:rFonts w:ascii="Courier New" w:eastAsia="Times New Roman" w:hAnsi="Courier New" w:cs="Courier New"/>
+          <w:color w:val="BCBEC4"/>
+          <w:kern w:val="0"/>
+          <w:sz w:val="20"/>
+          <w:szCs w:val="20"/>
+          <w:lang w:val="en-US" w:eastAsia="ru-RU" w:bidi="ar-SA"/>
+        </w:rPr>
+        <w:t>cin</w:t>
+      </w:r>
+      <w:proofErr w:type="spellEnd"/>
+      <w:r>
+        <w:rPr>
+          <w:rFonts w:ascii="Courier New" w:eastAsia="Times New Roman" w:hAnsi="Courier New" w:cs="Courier New"/>
+          <w:color w:val="BCBEC4"/>
+          <w:kern w:val="0"/>
+          <w:sz w:val="20"/>
+          <w:szCs w:val="20"/>
+          <w:lang w:val="en-US" w:eastAsia="ru-RU" w:bidi="ar-SA"/>
+        </w:rPr>
+        <w:t xml:space="preserve"> </w:t>
+      </w:r>
+      <w:r>
+        <w:rPr>
+          <w:rFonts w:ascii="Courier New" w:eastAsia="Times New Roman" w:hAnsi="Courier New" w:cs="Courier New"/>
+          <w:color w:val="57AAF7"/>
+          <w:kern w:val="0"/>
+          <w:sz w:val="20"/>
+          <w:szCs w:val="20"/>
+          <w:lang w:val="en-US" w:eastAsia="ru-RU" w:bidi="ar-SA"/>
+        </w:rPr>
+        <w:t xml:space="preserve">&gt;&gt; </w:t>
+      </w:r>
+      <w:r>
+        <w:rPr>
+          <w:rFonts w:ascii="Courier New" w:eastAsia="Times New Roman" w:hAnsi="Courier New" w:cs="Courier New"/>
+          <w:color w:val="BCBEC4"/>
+          <w:kern w:val="0"/>
+          <w:sz w:val="20"/>
+          <w:szCs w:val="20"/>
+          <w:lang w:val="en-US" w:eastAsia="ru-RU" w:bidi="ar-SA"/>
+        </w:rPr>
+        <w:t xml:space="preserve">n </w:t>
+      </w:r>
+      <w:r>
+        <w:rPr>
+          <w:rFonts w:ascii="Courier New" w:eastAsia="Times New Roman" w:hAnsi="Courier New" w:cs="Courier New"/>
+          <w:color w:val="57AAF7"/>
+          <w:kern w:val="0"/>
+          <w:sz w:val="20"/>
+          <w:szCs w:val="20"/>
+          <w:lang w:val="en-US" w:eastAsia="ru-RU" w:bidi="ar-SA"/>
+        </w:rPr>
+        <w:t xml:space="preserve">&gt;&gt; </w:t>
+      </w:r>
+      <w:r>
+        <w:rPr>
+          <w:rFonts w:ascii="Courier New" w:eastAsia="Times New Roman" w:hAnsi="Courier New" w:cs="Courier New"/>
+          <w:color w:val="BCBEC4"/>
+          <w:kern w:val="0"/>
+          <w:sz w:val="20"/>
+          <w:szCs w:val="20"/>
+          <w:lang w:val="en-US" w:eastAsia="ru-RU" w:bidi="ar-SA"/>
+        </w:rPr>
+        <w:t>k;</w:t>
+      </w:r>
+      <w:r>
+        <w:rPr>
+          <w:rFonts w:ascii="Courier New" w:eastAsia="Times New Roman" w:hAnsi="Courier New" w:cs="Courier New"/>
+          <w:color w:val="BCBEC4"/>
+          <w:kern w:val="0"/>
+          <w:sz w:val="20"/>
+          <w:szCs w:val="20"/>
+          <w:lang w:val="en-US" w:eastAsia="ru-RU" w:bidi="ar-SA"/>
+        </w:rPr>
+        <w:br/>
+      </w:r>
+      <w:r>
+        <w:rPr>
+          <w:rFonts w:ascii="Courier New" w:eastAsia="Times New Roman" w:hAnsi="Courier New" w:cs="Courier New"/>
+          <w:color w:val="BCBEC4"/>
+          <w:kern w:val="0"/>
+          <w:sz w:val="20"/>
+          <w:szCs w:val="20"/>
+          <w:lang w:val="en-US" w:eastAsia="ru-RU" w:bidi="ar-SA"/>
+        </w:rPr>
+        <w:br/>
+        <w:t xml:space="preserve">  vector&lt;</w:t>
+      </w:r>
+      <w:r>
+        <w:rPr>
+          <w:rFonts w:ascii="Courier New" w:eastAsia="Times New Roman" w:hAnsi="Courier New" w:cs="Courier New"/>
+          <w:color w:val="CF8E6D"/>
+          <w:kern w:val="0"/>
+          <w:sz w:val="20"/>
+          <w:szCs w:val="20"/>
+          <w:lang w:val="en-US" w:eastAsia="ru-RU" w:bidi="ar-SA"/>
+        </w:rPr>
+        <w:t>int</w:t>
+      </w:r>
+      <w:r>
+        <w:rPr>
+          <w:rFonts w:ascii="Courier New" w:eastAsia="Times New Roman" w:hAnsi="Courier New" w:cs="Courier New"/>
+          <w:color w:val="BCBEC4"/>
+          <w:kern w:val="0"/>
+          <w:sz w:val="20"/>
+          <w:szCs w:val="20"/>
+          <w:lang w:val="en-US" w:eastAsia="ru-RU" w:bidi="ar-SA"/>
+        </w:rPr>
+        <w:t>&gt; prices</w:t>
+      </w:r>
+      <w:r>
+        <w:rPr>
+          <w:rFonts w:ascii="Courier New" w:eastAsia="Times New Roman" w:hAnsi="Courier New" w:cs="Courier New"/>
+          <w:color w:val="57AAF7"/>
+          <w:kern w:val="0"/>
+          <w:sz w:val="20"/>
+          <w:szCs w:val="20"/>
+          <w:lang w:val="en-US" w:eastAsia="ru-RU" w:bidi="ar-SA"/>
+        </w:rPr>
+        <w:t>(</w:t>
+      </w:r>
+      <w:r>
+        <w:rPr>
+          <w:rFonts w:ascii="Courier New" w:eastAsia="Times New Roman" w:hAnsi="Courier New" w:cs="Courier New"/>
+          <w:color w:val="BCBEC4"/>
+          <w:kern w:val="0"/>
+          <w:sz w:val="20"/>
+          <w:szCs w:val="20"/>
+          <w:lang w:val="en-US" w:eastAsia="ru-RU" w:bidi="ar-SA"/>
+        </w:rPr>
+        <w:t>n</w:t>
+      </w:r>
+      <w:r>
+        <w:rPr>
+          <w:rFonts w:ascii="Courier New" w:eastAsia="Times New Roman" w:hAnsi="Courier New" w:cs="Courier New"/>
+          <w:color w:val="57AAF7"/>
+          <w:kern w:val="0"/>
+          <w:sz w:val="20"/>
+          <w:szCs w:val="20"/>
+          <w:lang w:val="en-US" w:eastAsia="ru-RU" w:bidi="ar-SA"/>
+        </w:rPr>
+        <w:t>)</w:t>
+      </w:r>
+      <w:r>
+        <w:rPr>
+          <w:rFonts w:ascii="Courier New" w:eastAsia="Times New Roman" w:hAnsi="Courier New" w:cs="Courier New"/>
+          <w:color w:val="BCBEC4"/>
+          <w:kern w:val="0"/>
+          <w:sz w:val="20"/>
+          <w:szCs w:val="20"/>
+          <w:lang w:val="en-US" w:eastAsia="ru-RU" w:bidi="ar-SA"/>
+        </w:rPr>
+        <w:t>;</w:t>
+      </w:r>
+      <w:r>
+        <w:rPr>
+          <w:rFonts w:ascii="Courier New" w:eastAsia="Times New Roman" w:hAnsi="Courier New" w:cs="Courier New"/>
+          <w:color w:val="BCBEC4"/>
+          <w:kern w:val="0"/>
+          <w:sz w:val="20"/>
+          <w:szCs w:val="20"/>
+          <w:lang w:val="en-US" w:eastAsia="ru-RU" w:bidi="ar-SA"/>
+        </w:rPr>
+        <w:br/>
+        <w:t xml:space="preserve">  </w:t>
+      </w:r>
+      <w:r>
+        <w:rPr>
+          <w:rFonts w:ascii="Courier New" w:eastAsia="Times New Roman" w:hAnsi="Courier New" w:cs="Courier New"/>
+          <w:color w:val="CF8E6D"/>
+          <w:kern w:val="0"/>
+          <w:sz w:val="20"/>
+          <w:szCs w:val="20"/>
+          <w:lang w:val="en-US" w:eastAsia="ru-RU" w:bidi="ar-SA"/>
+        </w:rPr>
+        <w:t xml:space="preserve">for </w:t>
+      </w:r>
+      <w:r>
+        <w:rPr>
+          <w:rFonts w:ascii="Courier New" w:eastAsia="Times New Roman" w:hAnsi="Courier New" w:cs="Courier New"/>
+          <w:color w:val="BCBEC4"/>
+          <w:kern w:val="0"/>
+          <w:sz w:val="20"/>
+          <w:szCs w:val="20"/>
+          <w:lang w:val="en-US" w:eastAsia="ru-RU" w:bidi="ar-SA"/>
+        </w:rPr>
+        <w:t>(</w:t>
+      </w:r>
+      <w:r>
+        <w:rPr>
+          <w:rFonts w:ascii="Courier New" w:eastAsia="Times New Roman" w:hAnsi="Courier New" w:cs="Courier New"/>
+          <w:color w:val="CF8E6D"/>
+          <w:kern w:val="0"/>
+          <w:sz w:val="20"/>
+          <w:szCs w:val="20"/>
+          <w:lang w:val="en-US" w:eastAsia="ru-RU" w:bidi="ar-SA"/>
+        </w:rPr>
+        <w:t xml:space="preserve">int </w:t>
+      </w:r>
+      <w:proofErr w:type="spellStart"/>
+      <w:r>
+        <w:rPr>
+          <w:rFonts w:ascii="Courier New" w:eastAsia="Times New Roman" w:hAnsi="Courier New" w:cs="Courier New"/>
+          <w:color w:val="BCBEC4"/>
+          <w:kern w:val="0"/>
+          <w:sz w:val="20"/>
+          <w:szCs w:val="20"/>
+          <w:lang w:val="en-US" w:eastAsia="ru-RU" w:bidi="ar-SA"/>
+        </w:rPr>
+        <w:t>i</w:t>
+      </w:r>
+      <w:proofErr w:type="spellEnd"/>
+      <w:r>
+        <w:rPr>
+          <w:rFonts w:ascii="Courier New" w:eastAsia="Times New Roman" w:hAnsi="Courier New" w:cs="Courier New"/>
+          <w:color w:val="BCBEC4"/>
+          <w:kern w:val="0"/>
+          <w:sz w:val="20"/>
+          <w:szCs w:val="20"/>
+          <w:lang w:val="en-US" w:eastAsia="ru-RU" w:bidi="ar-SA"/>
+        </w:rPr>
+        <w:t xml:space="preserve"> = </w:t>
+      </w:r>
+      <w:r>
+        <w:rPr>
+          <w:rFonts w:ascii="Courier New" w:eastAsia="Times New Roman" w:hAnsi="Courier New" w:cs="Courier New"/>
+          <w:color w:val="2AACB8"/>
+          <w:kern w:val="0"/>
+          <w:sz w:val="20"/>
+          <w:szCs w:val="20"/>
+          <w:lang w:val="en-US" w:eastAsia="ru-RU" w:bidi="ar-SA"/>
+        </w:rPr>
+        <w:t>0</w:t>
+      </w:r>
+      <w:r>
+        <w:rPr>
+          <w:rFonts w:ascii="Courier New" w:eastAsia="Times New Roman" w:hAnsi="Courier New" w:cs="Courier New"/>
+          <w:color w:val="BCBEC4"/>
+          <w:kern w:val="0"/>
+          <w:sz w:val="20"/>
+          <w:szCs w:val="20"/>
+          <w:lang w:val="en-US" w:eastAsia="ru-RU" w:bidi="ar-SA"/>
+        </w:rPr>
+        <w:t xml:space="preserve">; </w:t>
+      </w:r>
+      <w:proofErr w:type="spellStart"/>
+      <w:r>
+        <w:rPr>
+          <w:rFonts w:ascii="Courier New" w:eastAsia="Times New Roman" w:hAnsi="Courier New" w:cs="Courier New"/>
+          <w:color w:val="BCBEC4"/>
+          <w:kern w:val="0"/>
+          <w:sz w:val="20"/>
+          <w:szCs w:val="20"/>
+          <w:lang w:val="en-US" w:eastAsia="ru-RU" w:bidi="ar-SA"/>
+        </w:rPr>
+        <w:t>i</w:t>
+      </w:r>
+      <w:proofErr w:type="spellEnd"/>
+      <w:r>
+        <w:rPr>
+          <w:rFonts w:ascii="Courier New" w:eastAsia="Times New Roman" w:hAnsi="Courier New" w:cs="Courier New"/>
+          <w:color w:val="BCBEC4"/>
+          <w:kern w:val="0"/>
+          <w:sz w:val="20"/>
+          <w:szCs w:val="20"/>
+          <w:lang w:val="en-US" w:eastAsia="ru-RU" w:bidi="ar-SA"/>
+        </w:rPr>
+        <w:t xml:space="preserve"> &lt; n; </w:t>
+      </w:r>
+      <w:proofErr w:type="spellStart"/>
+      <w:r>
+        <w:rPr>
+          <w:rFonts w:ascii="Courier New" w:eastAsia="Times New Roman" w:hAnsi="Courier New" w:cs="Courier New"/>
+          <w:color w:val="BCBEC4"/>
+          <w:kern w:val="0"/>
+          <w:sz w:val="20"/>
+          <w:szCs w:val="20"/>
+          <w:lang w:val="en-US" w:eastAsia="ru-RU" w:bidi="ar-SA"/>
+        </w:rPr>
+        <w:t>i</w:t>
+      </w:r>
+      <w:proofErr w:type="spellEnd"/>
+      <w:r>
+        <w:rPr>
+          <w:rFonts w:ascii="Courier New" w:eastAsia="Times New Roman" w:hAnsi="Courier New" w:cs="Courier New"/>
+          <w:color w:val="BCBEC4"/>
+          <w:kern w:val="0"/>
+          <w:sz w:val="20"/>
+          <w:szCs w:val="20"/>
+          <w:lang w:val="en-US" w:eastAsia="ru-RU" w:bidi="ar-SA"/>
+        </w:rPr>
+        <w:t>++) {</w:t>
+      </w:r>
+      <w:r>
+        <w:rPr>
+          <w:rFonts w:ascii="Courier New" w:eastAsia="Times New Roman" w:hAnsi="Courier New" w:cs="Courier New"/>
+          <w:color w:val="BCBEC4"/>
+          <w:kern w:val="0"/>
+          <w:sz w:val="20"/>
+          <w:szCs w:val="20"/>
+          <w:lang w:val="en-US" w:eastAsia="ru-RU" w:bidi="ar-SA"/>
+        </w:rPr>
+        <w:br/>
+        <w:t xml:space="preserve">    </w:t>
+      </w:r>
+      <w:proofErr w:type="spellStart"/>
+      <w:r>
+        <w:rPr>
+          <w:rFonts w:ascii="Courier New" w:eastAsia="Times New Roman" w:hAnsi="Courier New" w:cs="Courier New"/>
+          <w:color w:val="BCBEC4"/>
+          <w:kern w:val="0"/>
+          <w:sz w:val="20"/>
+          <w:szCs w:val="20"/>
+          <w:lang w:val="en-US" w:eastAsia="ru-RU" w:bidi="ar-SA"/>
+        </w:rPr>
+        <w:t>cin</w:t>
+      </w:r>
+      <w:proofErr w:type="spellEnd"/>
+      <w:r>
+        <w:rPr>
+          <w:rFonts w:ascii="Courier New" w:eastAsia="Times New Roman" w:hAnsi="Courier New" w:cs="Courier New"/>
+          <w:color w:val="BCBEC4"/>
+          <w:kern w:val="0"/>
+          <w:sz w:val="20"/>
+          <w:szCs w:val="20"/>
+          <w:lang w:val="en-US" w:eastAsia="ru-RU" w:bidi="ar-SA"/>
+        </w:rPr>
+        <w:t xml:space="preserve"> </w:t>
+      </w:r>
+      <w:r>
+        <w:rPr>
+          <w:rFonts w:ascii="Courier New" w:eastAsia="Times New Roman" w:hAnsi="Courier New" w:cs="Courier New"/>
+          <w:color w:val="57AAF7"/>
+          <w:kern w:val="0"/>
+          <w:sz w:val="20"/>
+          <w:szCs w:val="20"/>
+          <w:lang w:val="en-US" w:eastAsia="ru-RU" w:bidi="ar-SA"/>
+        </w:rPr>
+        <w:t xml:space="preserve">&gt;&gt; </w:t>
+      </w:r>
+      <w:r>
+        <w:rPr>
+          <w:rFonts w:ascii="Courier New" w:eastAsia="Times New Roman" w:hAnsi="Courier New" w:cs="Courier New"/>
+          <w:color w:val="BCBEC4"/>
+          <w:kern w:val="0"/>
+          <w:sz w:val="20"/>
+          <w:szCs w:val="20"/>
+          <w:lang w:val="en-US" w:eastAsia="ru-RU" w:bidi="ar-SA"/>
+        </w:rPr>
+        <w:t>prices</w:t>
+      </w:r>
+      <w:r>
+        <w:rPr>
+          <w:rFonts w:ascii="Courier New" w:eastAsia="Times New Roman" w:hAnsi="Courier New" w:cs="Courier New"/>
+          <w:color w:val="57AAF7"/>
+          <w:kern w:val="0"/>
+          <w:sz w:val="20"/>
+          <w:szCs w:val="20"/>
+          <w:lang w:val="en-US" w:eastAsia="ru-RU" w:bidi="ar-SA"/>
+        </w:rPr>
+        <w:t>[</w:t>
+      </w:r>
+      <w:proofErr w:type="spellStart"/>
+      <w:r>
+        <w:rPr>
+          <w:rFonts w:ascii="Courier New" w:eastAsia="Times New Roman" w:hAnsi="Courier New" w:cs="Courier New"/>
+          <w:color w:val="BCBEC4"/>
+          <w:kern w:val="0"/>
+          <w:sz w:val="20"/>
+          <w:szCs w:val="20"/>
+          <w:lang w:val="en-US" w:eastAsia="ru-RU" w:bidi="ar-SA"/>
+        </w:rPr>
+        <w:t>i</w:t>
+      </w:r>
+      <w:proofErr w:type="spellEnd"/>
+      <w:r>
+        <w:rPr>
+          <w:rFonts w:ascii="Courier New" w:eastAsia="Times New Roman" w:hAnsi="Courier New" w:cs="Courier New"/>
+          <w:color w:val="57AAF7"/>
+          <w:kern w:val="0"/>
+          <w:sz w:val="20"/>
+          <w:szCs w:val="20"/>
+          <w:lang w:val="en-US" w:eastAsia="ru-RU" w:bidi="ar-SA"/>
+        </w:rPr>
+        <w:t>]</w:t>
+      </w:r>
+      <w:r>
+        <w:rPr>
+          <w:rFonts w:ascii="Courier New" w:eastAsia="Times New Roman" w:hAnsi="Courier New" w:cs="Courier New"/>
+          <w:color w:val="BCBEC4"/>
+          <w:kern w:val="0"/>
+          <w:sz w:val="20"/>
+          <w:szCs w:val="20"/>
+          <w:lang w:val="en-US" w:eastAsia="ru-RU" w:bidi="ar-SA"/>
+        </w:rPr>
+        <w:t>;</w:t>
+      </w:r>
+      <w:r>
+        <w:rPr>
+          <w:rFonts w:ascii="Courier New" w:eastAsia="Times New Roman" w:hAnsi="Courier New" w:cs="Courier New"/>
+          <w:color w:val="BCBEC4"/>
+          <w:kern w:val="0"/>
+          <w:sz w:val="20"/>
+          <w:szCs w:val="20"/>
+          <w:lang w:val="en-US" w:eastAsia="ru-RU" w:bidi="ar-SA"/>
+        </w:rPr>
+        <w:br/>
+        <w:t xml:space="preserve">  }</w:t>
+      </w:r>
+      <w:r>
+        <w:rPr>
+          <w:rFonts w:ascii="Courier New" w:eastAsia="Times New Roman" w:hAnsi="Courier New" w:cs="Courier New"/>
+          <w:color w:val="BCBEC4"/>
+          <w:kern w:val="0"/>
+          <w:sz w:val="20"/>
+          <w:szCs w:val="20"/>
+          <w:lang w:val="en-US" w:eastAsia="ru-RU" w:bidi="ar-SA"/>
+        </w:rPr>
+        <w:br/>
+      </w:r>
+      <w:r>
+        <w:rPr>
+          <w:rFonts w:ascii="Courier New" w:eastAsia="Times New Roman" w:hAnsi="Courier New" w:cs="Courier New"/>
+          <w:color w:val="BCBEC4"/>
+          <w:kern w:val="0"/>
+          <w:sz w:val="20"/>
+          <w:szCs w:val="20"/>
+          <w:lang w:val="en-US" w:eastAsia="ru-RU" w:bidi="ar-SA"/>
+        </w:rPr>
+        <w:br/>
+        <w:t xml:space="preserve">  </w:t>
+      </w:r>
+      <w:r>
+        <w:rPr>
+          <w:rFonts w:ascii="Courier New" w:eastAsia="Times New Roman" w:hAnsi="Courier New" w:cs="Courier New"/>
+          <w:color w:val="56A8F5"/>
+          <w:kern w:val="0"/>
+          <w:sz w:val="20"/>
+          <w:szCs w:val="20"/>
+          <w:lang w:val="en-US" w:eastAsia="ru-RU" w:bidi="ar-SA"/>
+        </w:rPr>
+        <w:t>sort</w:t>
+      </w:r>
+      <w:r>
+        <w:rPr>
+          <w:rFonts w:ascii="Courier New" w:eastAsia="Times New Roman" w:hAnsi="Courier New" w:cs="Courier New"/>
+          <w:color w:val="BCBEC4"/>
+          <w:kern w:val="0"/>
+          <w:sz w:val="20"/>
+          <w:szCs w:val="20"/>
+          <w:lang w:val="en-US" w:eastAsia="ru-RU" w:bidi="ar-SA"/>
+        </w:rPr>
+        <w:t>(</w:t>
+      </w:r>
+      <w:proofErr w:type="spellStart"/>
+      <w:r>
+        <w:rPr>
+          <w:rFonts w:ascii="Courier New" w:eastAsia="Times New Roman" w:hAnsi="Courier New" w:cs="Courier New"/>
+          <w:color w:val="BCBEC4"/>
+          <w:kern w:val="0"/>
+          <w:sz w:val="20"/>
+          <w:szCs w:val="20"/>
+          <w:lang w:val="en-US" w:eastAsia="ru-RU" w:bidi="ar-SA"/>
+        </w:rPr>
+        <w:t>prices.</w:t>
+      </w:r>
+      <w:r>
+        <w:rPr>
+          <w:rFonts w:ascii="Courier New" w:eastAsia="Times New Roman" w:hAnsi="Courier New" w:cs="Courier New"/>
+          <w:color w:val="57AAF7"/>
+          <w:kern w:val="0"/>
+          <w:sz w:val="20"/>
+          <w:szCs w:val="20"/>
+          <w:lang w:val="en-US" w:eastAsia="ru-RU" w:bidi="ar-SA"/>
+        </w:rPr>
+        <w:t>begin</w:t>
+      </w:r>
+      <w:proofErr w:type="spellEnd"/>
+      <w:r>
+        <w:rPr>
+          <w:rFonts w:ascii="Courier New" w:eastAsia="Times New Roman" w:hAnsi="Courier New" w:cs="Courier New"/>
+          <w:color w:val="BCBEC4"/>
+          <w:kern w:val="0"/>
+          <w:sz w:val="20"/>
+          <w:szCs w:val="20"/>
+          <w:lang w:val="en-US" w:eastAsia="ru-RU" w:bidi="ar-SA"/>
+        </w:rPr>
+        <w:t xml:space="preserve">(), </w:t>
+      </w:r>
+      <w:proofErr w:type="spellStart"/>
+      <w:r>
+        <w:rPr>
+          <w:rFonts w:ascii="Courier New" w:eastAsia="Times New Roman" w:hAnsi="Courier New" w:cs="Courier New"/>
+          <w:color w:val="BCBEC4"/>
+          <w:kern w:val="0"/>
+          <w:sz w:val="20"/>
+          <w:szCs w:val="20"/>
+          <w:lang w:val="en-US" w:eastAsia="ru-RU" w:bidi="ar-SA"/>
+        </w:rPr>
+        <w:t>prices.</w:t>
+      </w:r>
+      <w:r>
+        <w:rPr>
+          <w:rFonts w:ascii="Courier New" w:eastAsia="Times New Roman" w:hAnsi="Courier New" w:cs="Courier New"/>
+          <w:color w:val="57AAF7"/>
+          <w:kern w:val="0"/>
+          <w:sz w:val="20"/>
+          <w:szCs w:val="20"/>
+          <w:lang w:val="en-US" w:eastAsia="ru-RU" w:bidi="ar-SA"/>
+        </w:rPr>
+        <w:t>end</w:t>
+      </w:r>
+      <w:proofErr w:type="spellEnd"/>
+      <w:r>
+        <w:rPr>
+          <w:rFonts w:ascii="Courier New" w:eastAsia="Times New Roman" w:hAnsi="Courier New" w:cs="Courier New"/>
+          <w:color w:val="BCBEC4"/>
+          <w:kern w:val="0"/>
+          <w:sz w:val="20"/>
+          <w:szCs w:val="20"/>
+          <w:lang w:val="en-US" w:eastAsia="ru-RU" w:bidi="ar-SA"/>
+        </w:rPr>
+        <w:t>(), greater&lt;</w:t>
+      </w:r>
+      <w:r>
+        <w:rPr>
+          <w:rFonts w:ascii="Courier New" w:eastAsia="Times New Roman" w:hAnsi="Courier New" w:cs="Courier New"/>
+          <w:color w:val="CF8E6D"/>
+          <w:kern w:val="0"/>
+          <w:sz w:val="20"/>
+          <w:szCs w:val="20"/>
+          <w:lang w:val="en-US" w:eastAsia="ru-RU" w:bidi="ar-SA"/>
+        </w:rPr>
+        <w:t>int</w:t>
+      </w:r>
+      <w:r>
+        <w:rPr>
+          <w:rFonts w:ascii="Courier New" w:eastAsia="Times New Roman" w:hAnsi="Courier New" w:cs="Courier New"/>
+          <w:color w:val="BCBEC4"/>
+          <w:kern w:val="0"/>
+          <w:sz w:val="20"/>
+          <w:szCs w:val="20"/>
+          <w:lang w:val="en-US" w:eastAsia="ru-RU" w:bidi="ar-SA"/>
+        </w:rPr>
+        <w:t>&gt;</w:t>
+      </w:r>
+      <w:r>
+        <w:rPr>
+          <w:rFonts w:ascii="Courier New" w:eastAsia="Times New Roman" w:hAnsi="Courier New" w:cs="Courier New"/>
+          <w:color w:val="57AAF7"/>
+          <w:kern w:val="0"/>
+          <w:sz w:val="20"/>
+          <w:szCs w:val="20"/>
+          <w:lang w:val="en-US" w:eastAsia="ru-RU" w:bidi="ar-SA"/>
+        </w:rPr>
+        <w:t>()</w:t>
+      </w:r>
+      <w:r>
+        <w:rPr>
+          <w:rFonts w:ascii="Courier New" w:eastAsia="Times New Roman" w:hAnsi="Courier New" w:cs="Courier New"/>
+          <w:color w:val="BCBEC4"/>
+          <w:kern w:val="0"/>
+          <w:sz w:val="20"/>
+          <w:szCs w:val="20"/>
+          <w:lang w:val="en-US" w:eastAsia="ru-RU" w:bidi="ar-SA"/>
+        </w:rPr>
+        <w:t>);</w:t>
+      </w:r>
+      <w:r>
+        <w:rPr>
+          <w:rFonts w:ascii="Courier New" w:eastAsia="Times New Roman" w:hAnsi="Courier New" w:cs="Courier New"/>
+          <w:color w:val="BCBEC4"/>
+          <w:kern w:val="0"/>
+          <w:sz w:val="20"/>
+          <w:szCs w:val="20"/>
+          <w:lang w:val="en-US" w:eastAsia="ru-RU" w:bidi="ar-SA"/>
+        </w:rPr>
+        <w:br/>
+      </w:r>
+      <w:r>
+        <w:rPr>
+          <w:rFonts w:ascii="Courier New" w:eastAsia="Times New Roman" w:hAnsi="Courier New" w:cs="Courier New"/>
+          <w:color w:val="BCBEC4"/>
+          <w:kern w:val="0"/>
+          <w:sz w:val="20"/>
+          <w:szCs w:val="20"/>
+          <w:lang w:val="en-US" w:eastAsia="ru-RU" w:bidi="ar-SA"/>
+        </w:rPr>
+        <w:br/>
+        <w:t xml:space="preserve">  </w:t>
+      </w:r>
+      <w:r>
+        <w:rPr>
+          <w:rFonts w:ascii="Courier New" w:eastAsia="Times New Roman" w:hAnsi="Courier New" w:cs="Courier New"/>
+          <w:color w:val="CF8E6D"/>
+          <w:kern w:val="0"/>
+          <w:sz w:val="20"/>
+          <w:szCs w:val="20"/>
+          <w:lang w:val="en-US" w:eastAsia="ru-RU" w:bidi="ar-SA"/>
+        </w:rPr>
+        <w:t xml:space="preserve">int </w:t>
+      </w:r>
+      <w:r>
+        <w:rPr>
+          <w:rFonts w:ascii="Courier New" w:eastAsia="Times New Roman" w:hAnsi="Courier New" w:cs="Courier New"/>
+          <w:color w:val="BCBEC4"/>
+          <w:kern w:val="0"/>
+          <w:sz w:val="20"/>
+          <w:szCs w:val="20"/>
+          <w:lang w:val="en-US" w:eastAsia="ru-RU" w:bidi="ar-SA"/>
+        </w:rPr>
+        <w:t xml:space="preserve">s = </w:t>
+      </w:r>
+      <w:r>
+        <w:rPr>
+          <w:rFonts w:ascii="Courier New" w:eastAsia="Times New Roman" w:hAnsi="Courier New" w:cs="Courier New"/>
+          <w:color w:val="2AACB8"/>
+          <w:kern w:val="0"/>
+          <w:sz w:val="20"/>
+          <w:szCs w:val="20"/>
+          <w:lang w:val="en-US" w:eastAsia="ru-RU" w:bidi="ar-SA"/>
+        </w:rPr>
+        <w:t>0</w:t>
+      </w:r>
+      <w:r>
+        <w:rPr>
+          <w:rFonts w:ascii="Courier New" w:eastAsia="Times New Roman" w:hAnsi="Courier New" w:cs="Courier New"/>
+          <w:color w:val="BCBEC4"/>
+          <w:kern w:val="0"/>
+          <w:sz w:val="20"/>
+          <w:szCs w:val="20"/>
+          <w:lang w:val="en-US" w:eastAsia="ru-RU" w:bidi="ar-SA"/>
+        </w:rPr>
+        <w:t>;</w:t>
+      </w:r>
+      <w:r>
+        <w:rPr>
+          <w:rFonts w:ascii="Courier New" w:eastAsia="Times New Roman" w:hAnsi="Courier New" w:cs="Courier New"/>
+          <w:color w:val="BCBEC4"/>
+          <w:kern w:val="0"/>
+          <w:sz w:val="20"/>
+          <w:szCs w:val="20"/>
+          <w:lang w:val="en-US" w:eastAsia="ru-RU" w:bidi="ar-SA"/>
+        </w:rPr>
+        <w:br/>
+      </w:r>
+      <w:r>
+        <w:rPr>
+          <w:rFonts w:ascii="Courier New" w:eastAsia="Times New Roman" w:hAnsi="Courier New" w:cs="Courier New"/>
+          <w:color w:val="BCBEC4"/>
+          <w:kern w:val="0"/>
+          <w:sz w:val="20"/>
+          <w:szCs w:val="20"/>
+          <w:lang w:val="en-US" w:eastAsia="ru-RU" w:bidi="ar-SA"/>
+        </w:rPr>
+        <w:br/>
+        <w:t xml:space="preserve">  </w:t>
+      </w:r>
+      <w:r>
+        <w:rPr>
+          <w:rFonts w:ascii="Courier New" w:eastAsia="Times New Roman" w:hAnsi="Courier New" w:cs="Courier New"/>
+          <w:color w:val="CF8E6D"/>
+          <w:kern w:val="0"/>
+          <w:sz w:val="20"/>
+          <w:szCs w:val="20"/>
+          <w:lang w:val="en-US" w:eastAsia="ru-RU" w:bidi="ar-SA"/>
+        </w:rPr>
+        <w:t xml:space="preserve">for </w:t>
+      </w:r>
+      <w:r>
+        <w:rPr>
+          <w:rFonts w:ascii="Courier New" w:eastAsia="Times New Roman" w:hAnsi="Courier New" w:cs="Courier New"/>
+          <w:color w:val="BCBEC4"/>
+          <w:kern w:val="0"/>
+          <w:sz w:val="20"/>
+          <w:szCs w:val="20"/>
+          <w:lang w:val="en-US" w:eastAsia="ru-RU" w:bidi="ar-SA"/>
+        </w:rPr>
+        <w:t>(</w:t>
+      </w:r>
+      <w:r>
+        <w:rPr>
+          <w:rFonts w:ascii="Courier New" w:eastAsia="Times New Roman" w:hAnsi="Courier New" w:cs="Courier New"/>
+          <w:color w:val="CF8E6D"/>
+          <w:kern w:val="0"/>
+          <w:sz w:val="20"/>
+          <w:szCs w:val="20"/>
+          <w:lang w:val="en-US" w:eastAsia="ru-RU" w:bidi="ar-SA"/>
+        </w:rPr>
+        <w:t xml:space="preserve">int </w:t>
+      </w:r>
+      <w:proofErr w:type="spellStart"/>
+      <w:r>
+        <w:rPr>
+          <w:rFonts w:ascii="Courier New" w:eastAsia="Times New Roman" w:hAnsi="Courier New" w:cs="Courier New"/>
+          <w:color w:val="BCBEC4"/>
+          <w:kern w:val="0"/>
+          <w:sz w:val="20"/>
+          <w:szCs w:val="20"/>
+          <w:lang w:val="en-US" w:eastAsia="ru-RU" w:bidi="ar-SA"/>
+        </w:rPr>
+        <w:t>i</w:t>
+      </w:r>
+      <w:proofErr w:type="spellEnd"/>
+      <w:r>
+        <w:rPr>
+          <w:rFonts w:ascii="Courier New" w:eastAsia="Times New Roman" w:hAnsi="Courier New" w:cs="Courier New"/>
+          <w:color w:val="BCBEC4"/>
+          <w:kern w:val="0"/>
+          <w:sz w:val="20"/>
+          <w:szCs w:val="20"/>
+          <w:lang w:val="en-US" w:eastAsia="ru-RU" w:bidi="ar-SA"/>
+        </w:rPr>
+        <w:t xml:space="preserve"> = </w:t>
+      </w:r>
+      <w:r>
+        <w:rPr>
+          <w:rFonts w:ascii="Courier New" w:eastAsia="Times New Roman" w:hAnsi="Courier New" w:cs="Courier New"/>
+          <w:color w:val="2AACB8"/>
+          <w:kern w:val="0"/>
+          <w:sz w:val="20"/>
+          <w:szCs w:val="20"/>
+          <w:lang w:val="en-US" w:eastAsia="ru-RU" w:bidi="ar-SA"/>
+        </w:rPr>
+        <w:t>0</w:t>
+      </w:r>
+      <w:r>
+        <w:rPr>
+          <w:rFonts w:ascii="Courier New" w:eastAsia="Times New Roman" w:hAnsi="Courier New" w:cs="Courier New"/>
+          <w:color w:val="BCBEC4"/>
+          <w:kern w:val="0"/>
+          <w:sz w:val="20"/>
+          <w:szCs w:val="20"/>
+          <w:lang w:val="en-US" w:eastAsia="ru-RU" w:bidi="ar-SA"/>
+        </w:rPr>
+        <w:t xml:space="preserve">; </w:t>
+      </w:r>
+      <w:proofErr w:type="spellStart"/>
+      <w:r>
+        <w:rPr>
+          <w:rFonts w:ascii="Courier New" w:eastAsia="Times New Roman" w:hAnsi="Courier New" w:cs="Courier New"/>
+          <w:color w:val="BCBEC4"/>
+          <w:kern w:val="0"/>
+          <w:sz w:val="20"/>
+          <w:szCs w:val="20"/>
+          <w:lang w:val="en-US" w:eastAsia="ru-RU" w:bidi="ar-SA"/>
+        </w:rPr>
+        <w:t>i</w:t>
+      </w:r>
+      <w:proofErr w:type="spellEnd"/>
+      <w:r>
+        <w:rPr>
+          <w:rFonts w:ascii="Courier New" w:eastAsia="Times New Roman" w:hAnsi="Courier New" w:cs="Courier New"/>
+          <w:color w:val="BCBEC4"/>
+          <w:kern w:val="0"/>
+          <w:sz w:val="20"/>
+          <w:szCs w:val="20"/>
+          <w:lang w:val="en-US" w:eastAsia="ru-RU" w:bidi="ar-SA"/>
+        </w:rPr>
+        <w:t xml:space="preserve"> &lt; n; </w:t>
+      </w:r>
+      <w:proofErr w:type="spellStart"/>
+      <w:r>
+        <w:rPr>
+          <w:rFonts w:ascii="Courier New" w:eastAsia="Times New Roman" w:hAnsi="Courier New" w:cs="Courier New"/>
+          <w:color w:val="BCBEC4"/>
+          <w:kern w:val="0"/>
+          <w:sz w:val="20"/>
+          <w:szCs w:val="20"/>
+          <w:lang w:val="en-US" w:eastAsia="ru-RU" w:bidi="ar-SA"/>
+        </w:rPr>
+        <w:t>i</w:t>
+      </w:r>
+      <w:proofErr w:type="spellEnd"/>
+      <w:r>
+        <w:rPr>
+          <w:rFonts w:ascii="Courier New" w:eastAsia="Times New Roman" w:hAnsi="Courier New" w:cs="Courier New"/>
+          <w:color w:val="BCBEC4"/>
+          <w:kern w:val="0"/>
+          <w:sz w:val="20"/>
+          <w:szCs w:val="20"/>
+          <w:lang w:val="en-US" w:eastAsia="ru-RU" w:bidi="ar-SA"/>
+        </w:rPr>
+        <w:t>++) {</w:t>
+      </w:r>
+      <w:r>
+        <w:rPr>
+          <w:rFonts w:ascii="Courier New" w:eastAsia="Times New Roman" w:hAnsi="Courier New" w:cs="Courier New"/>
+          <w:color w:val="BCBEC4"/>
+          <w:kern w:val="0"/>
+          <w:sz w:val="20"/>
+          <w:szCs w:val="20"/>
+          <w:lang w:val="en-US" w:eastAsia="ru-RU" w:bidi="ar-SA"/>
+        </w:rPr>
+        <w:br/>
+        <w:t xml:space="preserve">    </w:t>
+      </w:r>
+      <w:r>
+        <w:rPr>
+          <w:rFonts w:ascii="Courier New" w:eastAsia="Times New Roman" w:hAnsi="Courier New" w:cs="Courier New"/>
+          <w:color w:val="CF8E6D"/>
+          <w:kern w:val="0"/>
+          <w:sz w:val="20"/>
+          <w:szCs w:val="20"/>
+          <w:lang w:val="en-US" w:eastAsia="ru-RU" w:bidi="ar-SA"/>
+        </w:rPr>
+        <w:t xml:space="preserve">if </w:t>
+      </w:r>
+      <w:r>
+        <w:rPr>
+          <w:rFonts w:ascii="Courier New" w:eastAsia="Times New Roman" w:hAnsi="Courier New" w:cs="Courier New"/>
+          <w:color w:val="BCBEC4"/>
+          <w:kern w:val="0"/>
+          <w:sz w:val="20"/>
+          <w:szCs w:val="20"/>
+          <w:lang w:val="en-US" w:eastAsia="ru-RU" w:bidi="ar-SA"/>
+        </w:rPr>
+        <w:t>((</w:t>
+      </w:r>
+      <w:proofErr w:type="spellStart"/>
+      <w:r>
+        <w:rPr>
+          <w:rFonts w:ascii="Courier New" w:eastAsia="Times New Roman" w:hAnsi="Courier New" w:cs="Courier New"/>
+          <w:color w:val="BCBEC4"/>
+          <w:kern w:val="0"/>
+          <w:sz w:val="20"/>
+          <w:szCs w:val="20"/>
+          <w:lang w:val="en-US" w:eastAsia="ru-RU" w:bidi="ar-SA"/>
+        </w:rPr>
+        <w:t>i</w:t>
+      </w:r>
+      <w:proofErr w:type="spellEnd"/>
+      <w:r>
+        <w:rPr>
+          <w:rFonts w:ascii="Courier New" w:eastAsia="Times New Roman" w:hAnsi="Courier New" w:cs="Courier New"/>
+          <w:color w:val="BCBEC4"/>
+          <w:kern w:val="0"/>
+          <w:sz w:val="20"/>
+          <w:szCs w:val="20"/>
+          <w:lang w:val="en-US" w:eastAsia="ru-RU" w:bidi="ar-SA"/>
+        </w:rPr>
+        <w:t xml:space="preserve"> + </w:t>
+      </w:r>
+      <w:r>
+        <w:rPr>
+          <w:rFonts w:ascii="Courier New" w:eastAsia="Times New Roman" w:hAnsi="Courier New" w:cs="Courier New"/>
+          <w:color w:val="2AACB8"/>
+          <w:kern w:val="0"/>
+          <w:sz w:val="20"/>
+          <w:szCs w:val="20"/>
+          <w:lang w:val="en-US" w:eastAsia="ru-RU" w:bidi="ar-SA"/>
+        </w:rPr>
+        <w:t>1</w:t>
+      </w:r>
+      <w:r>
+        <w:rPr>
+          <w:rFonts w:ascii="Courier New" w:eastAsia="Times New Roman" w:hAnsi="Courier New" w:cs="Courier New"/>
+          <w:color w:val="BCBEC4"/>
+          <w:kern w:val="0"/>
+          <w:sz w:val="20"/>
+          <w:szCs w:val="20"/>
+          <w:lang w:val="en-US" w:eastAsia="ru-RU" w:bidi="ar-SA"/>
+        </w:rPr>
+        <w:t xml:space="preserve">) % k == </w:t>
+      </w:r>
+      <w:r>
+        <w:rPr>
+          <w:rFonts w:ascii="Courier New" w:eastAsia="Times New Roman" w:hAnsi="Courier New" w:cs="Courier New"/>
+          <w:color w:val="2AACB8"/>
+          <w:kern w:val="0"/>
+          <w:sz w:val="20"/>
+          <w:szCs w:val="20"/>
+          <w:lang w:val="en-US" w:eastAsia="ru-RU" w:bidi="ar-SA"/>
+        </w:rPr>
+        <w:t>0</w:t>
+      </w:r>
+      <w:r>
+        <w:rPr>
+          <w:rFonts w:ascii="Courier New" w:eastAsia="Times New Roman" w:hAnsi="Courier New" w:cs="Courier New"/>
+          <w:color w:val="BCBEC4"/>
+          <w:kern w:val="0"/>
+          <w:sz w:val="20"/>
+          <w:szCs w:val="20"/>
+          <w:lang w:val="en-US" w:eastAsia="ru-RU" w:bidi="ar-SA"/>
+        </w:rPr>
+        <w:t>) {</w:t>
+      </w:r>
+      <w:r>
+        <w:rPr>
+          <w:rFonts w:ascii="Courier New" w:eastAsia="Times New Roman" w:hAnsi="Courier New" w:cs="Courier New"/>
+          <w:color w:val="BCBEC4"/>
+          <w:kern w:val="0"/>
+          <w:sz w:val="20"/>
+          <w:szCs w:val="20"/>
+          <w:lang w:val="en-US" w:eastAsia="ru-RU" w:bidi="ar-SA"/>
+        </w:rPr>
+        <w:br/>
+        <w:t xml:space="preserve">      </w:t>
+      </w:r>
+      <w:r>
+        <w:rPr>
+          <w:rFonts w:ascii="Courier New" w:eastAsia="Times New Roman" w:hAnsi="Courier New" w:cs="Courier New"/>
+          <w:color w:val="CF8E6D"/>
+          <w:kern w:val="0"/>
+          <w:sz w:val="20"/>
+          <w:szCs w:val="20"/>
+          <w:lang w:val="en-US" w:eastAsia="ru-RU" w:bidi="ar-SA"/>
+        </w:rPr>
+        <w:t>continue</w:t>
+      </w:r>
+      <w:r>
+        <w:rPr>
+          <w:rFonts w:ascii="Courier New" w:eastAsia="Times New Roman" w:hAnsi="Courier New" w:cs="Courier New"/>
+          <w:color w:val="BCBEC4"/>
+          <w:kern w:val="0"/>
+          <w:sz w:val="20"/>
+          <w:szCs w:val="20"/>
+          <w:lang w:val="en-US" w:eastAsia="ru-RU" w:bidi="ar-SA"/>
+        </w:rPr>
+        <w:t>;</w:t>
+      </w:r>
+      <w:r>
+        <w:rPr>
+          <w:rFonts w:ascii="Courier New" w:eastAsia="Times New Roman" w:hAnsi="Courier New" w:cs="Courier New"/>
+          <w:color w:val="BCBEC4"/>
+          <w:kern w:val="0"/>
+          <w:sz w:val="20"/>
+          <w:szCs w:val="20"/>
+          <w:lang w:val="en-US" w:eastAsia="ru-RU" w:bidi="ar-SA"/>
+        </w:rPr>
+        <w:br/>
+        <w:t xml:space="preserve">    }</w:t>
+      </w:r>
+      <w:r>
+        <w:rPr>
+          <w:rFonts w:ascii="Courier New" w:eastAsia="Times New Roman" w:hAnsi="Courier New" w:cs="Courier New"/>
+          <w:color w:val="BCBEC4"/>
+          <w:kern w:val="0"/>
+          <w:sz w:val="20"/>
+          <w:szCs w:val="20"/>
+          <w:lang w:val="en-US" w:eastAsia="ru-RU" w:bidi="ar-SA"/>
+        </w:rPr>
+        <w:br/>
+        <w:t xml:space="preserve">    s += prices</w:t>
+      </w:r>
+      <w:r>
+        <w:rPr>
+          <w:rFonts w:ascii="Courier New" w:eastAsia="Times New Roman" w:hAnsi="Courier New" w:cs="Courier New"/>
+          <w:color w:val="57AAF7"/>
+          <w:kern w:val="0"/>
+          <w:sz w:val="20"/>
+          <w:szCs w:val="20"/>
+          <w:lang w:val="en-US" w:eastAsia="ru-RU" w:bidi="ar-SA"/>
+        </w:rPr>
+        <w:t>[</w:t>
+      </w:r>
+      <w:proofErr w:type="spellStart"/>
+      <w:r>
+        <w:rPr>
+          <w:rFonts w:ascii="Courier New" w:eastAsia="Times New Roman" w:hAnsi="Courier New" w:cs="Courier New"/>
+          <w:color w:val="BCBEC4"/>
+          <w:kern w:val="0"/>
+          <w:sz w:val="20"/>
+          <w:szCs w:val="20"/>
+          <w:lang w:val="en-US" w:eastAsia="ru-RU" w:bidi="ar-SA"/>
+        </w:rPr>
+        <w:t>i</w:t>
+      </w:r>
+      <w:proofErr w:type="spellEnd"/>
+      <w:r>
+        <w:rPr>
+          <w:rFonts w:ascii="Courier New" w:eastAsia="Times New Roman" w:hAnsi="Courier New" w:cs="Courier New"/>
+          <w:color w:val="57AAF7"/>
+          <w:kern w:val="0"/>
+          <w:sz w:val="20"/>
+          <w:szCs w:val="20"/>
+          <w:lang w:val="en-US" w:eastAsia="ru-RU" w:bidi="ar-SA"/>
+        </w:rPr>
+        <w:t>]</w:t>
+      </w:r>
+      <w:r>
+        <w:rPr>
+          <w:rFonts w:ascii="Courier New" w:eastAsia="Times New Roman" w:hAnsi="Courier New" w:cs="Courier New"/>
+          <w:color w:val="BCBEC4"/>
+          <w:kern w:val="0"/>
+          <w:sz w:val="20"/>
+          <w:szCs w:val="20"/>
+          <w:lang w:val="en-US" w:eastAsia="ru-RU" w:bidi="ar-SA"/>
+        </w:rPr>
+        <w:t>;</w:t>
+      </w:r>
+      <w:r>
+        <w:rPr>
+          <w:rFonts w:ascii="Courier New" w:eastAsia="Times New Roman" w:hAnsi="Courier New" w:cs="Courier New"/>
+          <w:color w:val="BCBEC4"/>
+          <w:kern w:val="0"/>
+          <w:sz w:val="20"/>
+          <w:szCs w:val="20"/>
+          <w:lang w:val="en-US" w:eastAsia="ru-RU" w:bidi="ar-SA"/>
+        </w:rPr>
+        <w:br/>
+        <w:t xml:space="preserve">  }</w:t>
+      </w:r>
+      <w:r>
+        <w:rPr>
+          <w:rFonts w:ascii="Courier New" w:eastAsia="Times New Roman" w:hAnsi="Courier New" w:cs="Courier New"/>
+          <w:color w:val="BCBEC4"/>
+          <w:kern w:val="0"/>
+          <w:sz w:val="20"/>
+          <w:szCs w:val="20"/>
+          <w:lang w:val="en-US" w:eastAsia="ru-RU" w:bidi="ar-SA"/>
+        </w:rPr>
+        <w:br/>
+      </w:r>
+      <w:r>
+        <w:rPr>
+          <w:rFonts w:ascii="Courier New" w:eastAsia="Times New Roman" w:hAnsi="Courier New" w:cs="Courier New"/>
+          <w:color w:val="BCBEC4"/>
+          <w:kern w:val="0"/>
+          <w:sz w:val="20"/>
+          <w:szCs w:val="20"/>
+          <w:lang w:val="en-US" w:eastAsia="ru-RU" w:bidi="ar-SA"/>
+        </w:rPr>
+        <w:br/>
+        <w:t xml:space="preserve">  </w:t>
+      </w:r>
+      <w:proofErr w:type="spellStart"/>
+      <w:r>
+        <w:rPr>
+          <w:rFonts w:ascii="Courier New" w:eastAsia="Times New Roman" w:hAnsi="Courier New" w:cs="Courier New"/>
+          <w:color w:val="BCBEC4"/>
+          <w:kern w:val="0"/>
+          <w:sz w:val="20"/>
+          <w:szCs w:val="20"/>
+          <w:lang w:val="en-US" w:eastAsia="ru-RU" w:bidi="ar-SA"/>
+        </w:rPr>
+        <w:t>cout</w:t>
+      </w:r>
+      <w:proofErr w:type="spellEnd"/>
+      <w:r>
+        <w:rPr>
+          <w:rFonts w:ascii="Courier New" w:eastAsia="Times New Roman" w:hAnsi="Courier New" w:cs="Courier New"/>
+          <w:color w:val="BCBEC4"/>
+          <w:kern w:val="0"/>
+          <w:sz w:val="20"/>
+          <w:szCs w:val="20"/>
+          <w:lang w:val="en-US" w:eastAsia="ru-RU" w:bidi="ar-SA"/>
+        </w:rPr>
+        <w:t xml:space="preserve"> </w:t>
+      </w:r>
+      <w:r>
+        <w:rPr>
+          <w:rFonts w:ascii="Courier New" w:eastAsia="Times New Roman" w:hAnsi="Courier New" w:cs="Courier New"/>
+          <w:color w:val="57AAF7"/>
+          <w:kern w:val="0"/>
+          <w:sz w:val="20"/>
+          <w:szCs w:val="20"/>
+          <w:lang w:val="en-US" w:eastAsia="ru-RU" w:bidi="ar-SA"/>
+        </w:rPr>
+        <w:t xml:space="preserve">&lt;&lt; </w:t>
+      </w:r>
+      <w:r>
+        <w:rPr>
+          <w:rFonts w:ascii="Courier New" w:eastAsia="Times New Roman" w:hAnsi="Courier New" w:cs="Courier New"/>
+          <w:color w:val="BCBEC4"/>
+          <w:kern w:val="0"/>
+          <w:sz w:val="20"/>
+          <w:szCs w:val="20"/>
+          <w:lang w:val="en-US" w:eastAsia="ru-RU" w:bidi="ar-SA"/>
+        </w:rPr>
+        <w:t xml:space="preserve">s </w:t>
+      </w:r>
+      <w:r>
+        <w:rPr>
+          <w:rFonts w:ascii="Courier New" w:eastAsia="Times New Roman" w:hAnsi="Courier New" w:cs="Courier New"/>
+          <w:color w:val="57AAF7"/>
+          <w:kern w:val="0"/>
+          <w:sz w:val="20"/>
+          <w:szCs w:val="20"/>
+          <w:lang w:val="en-US" w:eastAsia="ru-RU" w:bidi="ar-SA"/>
+        </w:rPr>
+        <w:t xml:space="preserve">&lt;&lt; </w:t>
+      </w:r>
+      <w:proofErr w:type="spellStart"/>
+      <w:r>
+        <w:rPr>
+          <w:rFonts w:ascii="Courier New" w:eastAsia="Times New Roman" w:hAnsi="Courier New" w:cs="Courier New"/>
+          <w:color w:val="56A8F5"/>
+          <w:kern w:val="0"/>
+          <w:sz w:val="20"/>
+          <w:szCs w:val="20"/>
+          <w:lang w:val="en-US" w:eastAsia="ru-RU" w:bidi="ar-SA"/>
+        </w:rPr>
+        <w:t>endl</w:t>
+      </w:r>
+      <w:proofErr w:type="spellEnd"/>
+      <w:r>
+        <w:rPr>
+          <w:rFonts w:ascii="Courier New" w:eastAsia="Times New Roman" w:hAnsi="Courier New" w:cs="Courier New"/>
+          <w:color w:val="BCBEC4"/>
+          <w:kern w:val="0"/>
+          <w:sz w:val="20"/>
+          <w:szCs w:val="20"/>
+          <w:lang w:val="en-US" w:eastAsia="ru-RU" w:bidi="ar-SA"/>
+        </w:rPr>
+        <w:t>;</w:t>
+      </w:r>
+      <w:r>
+        <w:rPr>
+          <w:rFonts w:ascii="Courier New" w:eastAsia="Times New Roman" w:hAnsi="Courier New" w:cs="Courier New"/>
+          <w:color w:val="BCBEC4"/>
+          <w:kern w:val="0"/>
+          <w:sz w:val="20"/>
+          <w:szCs w:val="20"/>
+          <w:lang w:val="en-US" w:eastAsia="ru-RU" w:bidi="ar-SA"/>
+        </w:rPr>
+        <w:br/>
+      </w:r>
+      <w:r>
+        <w:rPr>
+          <w:rFonts w:ascii="Courier New" w:eastAsia="Times New Roman" w:hAnsi="Courier New" w:cs="Courier New"/>
+          <w:color w:val="BCBEC4"/>
+          <w:kern w:val="0"/>
+          <w:sz w:val="20"/>
+          <w:szCs w:val="20"/>
+          <w:lang w:val="en-US" w:eastAsia="ru-RU" w:bidi="ar-SA"/>
+        </w:rPr>
+        <w:br/>
+        <w:t xml:space="preserve">  </w:t>
+      </w:r>
+      <w:r>
+        <w:rPr>
+          <w:rFonts w:ascii="Courier New" w:eastAsia="Times New Roman" w:hAnsi="Courier New" w:cs="Courier New"/>
+          <w:color w:val="CF8E6D"/>
+          <w:kern w:val="0"/>
+          <w:sz w:val="20"/>
+          <w:szCs w:val="20"/>
+          <w:lang w:val="en-US" w:eastAsia="ru-RU" w:bidi="ar-SA"/>
+        </w:rPr>
+        <w:t xml:space="preserve">return </w:t>
+      </w:r>
+      <w:r>
+        <w:rPr>
+          <w:rFonts w:ascii="Courier New" w:eastAsia="Times New Roman" w:hAnsi="Courier New" w:cs="Courier New"/>
+          <w:color w:val="2AACB8"/>
+          <w:kern w:val="0"/>
+          <w:sz w:val="20"/>
+          <w:szCs w:val="20"/>
+          <w:lang w:val="en-US" w:eastAsia="ru-RU" w:bidi="ar-SA"/>
+        </w:rPr>
+        <w:t>0</w:t>
+      </w:r>
+      <w:r>
+        <w:rPr>
+          <w:rFonts w:ascii="Courier New" w:eastAsia="Times New Roman" w:hAnsi="Courier New" w:cs="Courier New"/>
+          <w:color w:val="BCBEC4"/>
+          <w:kern w:val="0"/>
+          <w:sz w:val="20"/>
+          <w:szCs w:val="20"/>
+          <w:lang w:val="en-US" w:eastAsia="ru-RU" w:bidi="ar-SA"/>
+        </w:rPr>
+        <w:t>;</w:t>
+      </w:r>
+      <w:r>
+        <w:rPr>
+          <w:rFonts w:ascii="Courier New" w:eastAsia="Times New Roman" w:hAnsi="Courier New" w:cs="Courier New"/>
+          <w:color w:val="BCBEC4"/>
+          <w:kern w:val="0"/>
+          <w:sz w:val="20"/>
+          <w:szCs w:val="20"/>
+          <w:lang w:val="en-US" w:eastAsia="ru-RU" w:bidi="ar-SA"/>
+        </w:rPr>
+        <w:br/>
+        <w:t>}</w:t>
+      </w:r>
+    </w:p>
+    <w:p>
+      <w:pPr>
+        <w:ind w:left="708"/>
+        <w:rPr>
+          <w:rFonts w:ascii="Courier New" w:eastAsia="Times New Roman" w:hAnsi="Courier New" w:cs="Courier New"/>
+          <w:color w:val="B3AE60"/>
+          <w:kern w:val="0"/>
+          <w:sz w:val="20"/>
+          <w:szCs w:val="20"/>
+          <w:lang w:val="en-US" w:eastAsia="ru-RU" w:bidi="ar-SA"/>
+        </w:rPr>
+      </w:pPr>
+    </w:p>
+    <w:p>
+      <w:pPr>
+        <w:ind w:left="708"/>
+      </w:pPr>
+      <w:r>
+        <w:t>Описание алгоритма</w:t>
+      </w:r>
+      <w:r>
+        <w:t>:</w:t>
+      </w:r>
+    </w:p>
+    <w:p>
+      <w:pPr>
+        <w:ind w:left="708"/>
+      </w:pPr>
+      <w:r>
+        <w:t xml:space="preserve">Сортируем стоимости по убыванию и в общую сумму не добавляем только те, индекс которых делится нацело на </w:t>
+      </w:r>
+      <w:r>
+        <w:rPr>
+          <w:lang w:val="en-US"/>
+        </w:rPr>
+        <w:t>k</w:t>
+      </w:r>
+      <w:r>
+        <w:t xml:space="preserve">, </w:t>
+      </w:r>
+      <w:r>
+        <w:t xml:space="preserve">так мы минимизируем сумму, потому что </w:t>
+      </w:r>
+      <w:r>
+        <w:rPr>
+          <w:lang w:val="en-US"/>
+        </w:rPr>
+        <w:t>k</w:t>
+      </w:r>
+      <w:r>
+        <w:t>-</w:t>
+      </w:r>
+      <w:r>
+        <w:t>й элемент всегда больше всех стоимостей справа от него, но минимальный в текущем чеке.</w:t>
+      </w:r>
+    </w:p>
     <w:sectPr>
       <w:pgSz w:w="11906" w:h="16838"/>
       <w:pgMar w:top="1134" w:right="850" w:bottom="1134" w:left="1701" w:header="708" w:footer="708" w:gutter="0"/>
@@ -4864,7 +10503,7 @@
   <w:style w:type="paragraph" w:default="1" w:styleId="a">
     <w:name w:val="Normal"/>
     <w:qFormat/>
-    <w:rsid w:val="00286B84"/>
+    <w:rsid w:val="00194D2A"/>
     <w:pPr>
       <w:suppressAutoHyphens/>
       <w:spacing w:after="0" w:line="240" w:lineRule="auto"/>
@@ -5113,7 +10752,6 @@
   <w:style w:type="character" w:default="1" w:styleId="a0">
     <w:name w:val="Default Paragraph Font"/>
     <w:uiPriority w:val="1"/>
-    <w:semiHidden/>
     <w:unhideWhenUsed/>
   </w:style>
   <w:style w:type="table" w:default="1" w:styleId="a1">
@@ -5508,6 +11146,29 @@
       <w:bCs/>
     </w:rPr>
   </w:style>
+  <w:style w:type="character" w:styleId="ae">
+    <w:name w:val="Hyperlink"/>
+    <w:basedOn w:val="a0"/>
+    <w:uiPriority w:val="99"/>
+    <w:unhideWhenUsed/>
+    <w:rsid w:val="00194D2A"/>
+    <w:rPr>
+      <w:color w:val="467886" w:themeColor="hyperlink"/>
+      <w:u w:val="single"/>
+    </w:rPr>
+  </w:style>
+  <w:style w:type="character" w:styleId="af">
+    <w:name w:val="Unresolved Mention"/>
+    <w:basedOn w:val="a0"/>
+    <w:uiPriority w:val="99"/>
+    <w:semiHidden/>
+    <w:unhideWhenUsed/>
+    <w:rsid w:val="00194D2A"/>
+    <w:rPr>
+      <w:color w:val="605E5C"/>
+      <w:shd w:val="clear" w:color="auto" w:fill="E1DFDD"/>
+    </w:rPr>
+  </w:style>
 </w:styles>
 </file>
 
